--- a/Modules/MISC/NeuroMod_Toolbox_Manual.docx
+++ b/Modules/MISC/NeuroMod_Toolbox_Manual.docx
@@ -25,18 +25,15 @@
           <w:lang w:val="en-US"/>
         </w:rPr>
       </w:pPr>
-      <w:proofErr w:type="spellStart"/>
       <w:r>
         <w:rPr>
           <w:b/>
           <w:bCs/>
           <w:sz w:val="48"/>
           <w:szCs w:val="48"/>
-          <w:lang w:val="en-DE"/>
         </w:rPr>
         <w:t>Neuromod</w:t>
       </w:r>
-      <w:proofErr w:type="spellEnd"/>
       <w:r>
         <w:rPr>
           <w:b/>
@@ -56,7 +53,6 @@
           <w:bCs/>
           <w:sz w:val="48"/>
           <w:szCs w:val="48"/>
-          <w:lang w:val="en-DE"/>
         </w:rPr>
       </w:pPr>
     </w:p>
@@ -68,7 +64,6 @@
           <w:bCs/>
           <w:sz w:val="32"/>
           <w:szCs w:val="32"/>
-          <w:lang w:val="en-DE"/>
         </w:rPr>
       </w:pPr>
       <w:r>
@@ -77,66 +72,29 @@
           <w:bCs/>
           <w:sz w:val="32"/>
           <w:szCs w:val="32"/>
-          <w:lang w:val="en-DE"/>
-        </w:rPr>
-        <w:t xml:space="preserve"> Fully Interactive </w:t>
-      </w:r>
-      <w:proofErr w:type="spellStart"/>
-      <w:r>
+        </w:rPr>
+        <w:t xml:space="preserve"> Fully Interactive Ephys Data Analysis</w:t>
+      </w:r>
+    </w:p>
+    <w:p>
+      <w:pPr>
+        <w:jc w:val="center"/>
         <w:rPr>
           <w:b/>
           <w:bCs/>
           <w:sz w:val="32"/>
           <w:szCs w:val="32"/>
-          <w:lang w:val="en-DE"/>
-        </w:rPr>
-        <w:t>Ephys</w:t>
-      </w:r>
-      <w:proofErr w:type="spellEnd"/>
+        </w:rPr>
+      </w:pPr>
       <w:r>
         <w:rPr>
           <w:b/>
           <w:bCs/>
           <w:sz w:val="32"/>
           <w:szCs w:val="32"/>
-          <w:lang w:val="en-DE"/>
-        </w:rPr>
-        <w:t xml:space="preserve"> Data Analysis</w:t>
-      </w:r>
-    </w:p>
-    <w:p>
-      <w:pPr>
-        <w:jc w:val="center"/>
-        <w:rPr>
-          <w:b/>
-          <w:bCs/>
-          <w:sz w:val="32"/>
-          <w:szCs w:val="32"/>
-          <w:lang w:val="en-DE"/>
-        </w:rPr>
-      </w:pPr>
-      <w:r>
-        <w:rPr>
-          <w:b/>
-          <w:bCs/>
-          <w:sz w:val="32"/>
-          <w:szCs w:val="32"/>
-          <w:lang w:val="en-DE"/>
-        </w:rPr>
-        <w:t xml:space="preserve">and Visualization for </w:t>
-      </w:r>
-      <w:proofErr w:type="spellStart"/>
-      <w:r>
-        <w:rPr>
-          <w:b/>
-          <w:bCs/>
-          <w:sz w:val="32"/>
-          <w:szCs w:val="32"/>
-          <w:lang w:val="en-DE"/>
-        </w:rPr>
-        <w:t>Matlab</w:t>
-      </w:r>
-      <w:proofErr w:type="spellEnd"/>
+        </w:rPr>
+        <w:t>and Visualization for Matlab</w:t>
+      </w:r>
       <w:r>
         <w:rPr>
           <w:noProof/>
@@ -497,23 +455,13 @@
           <w:lang w:val="en-US"/>
         </w:rPr>
       </w:pPr>
-      <w:proofErr w:type="spellStart"/>
-      <w:r>
-        <w:rPr>
-          <w:sz w:val="20"/>
-          <w:szCs w:val="20"/>
-          <w:lang w:val="en-US"/>
-        </w:rPr>
-        <w:t>NeuroMod</w:t>
-      </w:r>
-      <w:proofErr w:type="spellEnd"/>
-      <w:r>
-        <w:rPr>
-          <w:sz w:val="20"/>
-          <w:szCs w:val="20"/>
-          <w:lang w:val="en-US"/>
-        </w:rPr>
-        <w:t xml:space="preserve"> is divided into a range of different modules, each responsible for a different aspect of data analysis or general data management. The modules are listed on the left side of the main window and split into several different functionalities that can be executed by clicking on the respective name and the ‘RUN’ button</w:t>
+      <w:r>
+        <w:rPr>
+          <w:sz w:val="20"/>
+          <w:szCs w:val="20"/>
+          <w:lang w:val="en-US"/>
+        </w:rPr>
+        <w:t>NeuroMod is divided into a range of different modules, each responsible for a different aspect of data analysis or general data management. The modules are listed on the left side of the main window and split into several different functionalities that can be executed by clicking on the respective name and the ‘RUN’ button</w:t>
       </w:r>
       <w:r>
         <w:rPr>
@@ -577,25 +525,7 @@
           <w:szCs w:val="20"/>
           <w:lang w:val="en-US"/>
         </w:rPr>
-        <w:t xml:space="preserve"> before that will just open a message in </w:t>
-      </w:r>
-      <w:proofErr w:type="spellStart"/>
-      <w:r>
-        <w:rPr>
-          <w:sz w:val="20"/>
-          <w:szCs w:val="20"/>
-          <w:lang w:val="en-US"/>
-        </w:rPr>
-        <w:t>Matlab</w:t>
-      </w:r>
-      <w:proofErr w:type="spellEnd"/>
-      <w:r>
-        <w:rPr>
-          <w:sz w:val="20"/>
-          <w:szCs w:val="20"/>
-          <w:lang w:val="en-US"/>
-        </w:rPr>
-        <w:t>, explaining what is missing.</w:t>
+        <w:t xml:space="preserve"> before that will just open a message in Matlab, explaining what is missing.</w:t>
       </w:r>
       <w:r>
         <w:rPr>
@@ -757,31 +687,7 @@
           <w:szCs w:val="20"/>
           <w:lang w:val="en-US"/>
         </w:rPr>
-        <w:t xml:space="preserve">Data Components accessible as </w:t>
-      </w:r>
-      <w:proofErr w:type="spellStart"/>
-      <w:proofErr w:type="gramStart"/>
-      <w:r>
-        <w:rPr>
-          <w:b/>
-          <w:bCs/>
-          <w:sz w:val="20"/>
-          <w:szCs w:val="20"/>
-          <w:lang w:val="en-US"/>
-        </w:rPr>
-        <w:t>app.Data</w:t>
-      </w:r>
-      <w:proofErr w:type="spellEnd"/>
-      <w:proofErr w:type="gramEnd"/>
-      <w:r>
-        <w:rPr>
-          <w:b/>
-          <w:bCs/>
-          <w:sz w:val="20"/>
-          <w:szCs w:val="20"/>
-          <w:lang w:val="en-US"/>
-        </w:rPr>
-        <w:t>.</w:t>
+        <w:t>Data Components accessible as app.Data.</w:t>
       </w:r>
       <w:r>
         <w:rPr>
@@ -949,45 +855,7 @@
           <w:szCs w:val="20"/>
           <w:lang w:val="en-US"/>
         </w:rPr>
-        <w:t xml:space="preserve">tructure holding either the loaded </w:t>
-      </w:r>
-      <w:proofErr w:type="spellStart"/>
-      <w:r>
-        <w:rPr>
-          <w:sz w:val="20"/>
-          <w:szCs w:val="20"/>
-          <w:lang w:val="en-US"/>
-        </w:rPr>
-        <w:t>Kilosort</w:t>
-      </w:r>
-      <w:proofErr w:type="spellEnd"/>
-      <w:r>
-        <w:rPr>
-          <w:sz w:val="20"/>
-          <w:szCs w:val="20"/>
-          <w:lang w:val="en-US"/>
-        </w:rPr>
-        <w:t xml:space="preserve"> spike data or spike data from the internal spike detection. Spike times are saved as </w:t>
-      </w:r>
-      <w:proofErr w:type="spellStart"/>
-      <w:proofErr w:type="gramStart"/>
-      <w:r>
-        <w:rPr>
-          <w:sz w:val="20"/>
-          <w:szCs w:val="20"/>
-          <w:lang w:val="en-US"/>
-        </w:rPr>
-        <w:t>Data.Spikes.SpikeTimes</w:t>
-      </w:r>
-      <w:proofErr w:type="spellEnd"/>
-      <w:proofErr w:type="gramEnd"/>
-      <w:r>
-        <w:rPr>
-          <w:sz w:val="20"/>
-          <w:szCs w:val="20"/>
-          <w:lang w:val="en-US"/>
-        </w:rPr>
-        <w:t xml:space="preserve"> in a vector. The information about which </w:t>
+        <w:t xml:space="preserve">tructure holding either the loaded Kilosort spike data or spike data from the internal spike detection. Spike times are saved as Data.Spikes.SpikeTimes in a vector. The information about which </w:t>
       </w:r>
       <w:r>
         <w:rPr>
@@ -996,45 +864,7 @@
           <w:lang w:val="en-US"/>
         </w:rPr>
         <w:lastRenderedPageBreak/>
-        <w:t xml:space="preserve">channel or depth the spike occurs is saved in </w:t>
-      </w:r>
-      <w:proofErr w:type="spellStart"/>
-      <w:proofErr w:type="gramStart"/>
-      <w:r>
-        <w:rPr>
-          <w:sz w:val="20"/>
-          <w:szCs w:val="20"/>
-          <w:lang w:val="en-US"/>
-        </w:rPr>
-        <w:t>Data.Spikes.SpikePositions</w:t>
-      </w:r>
-      <w:proofErr w:type="spellEnd"/>
-      <w:proofErr w:type="gramEnd"/>
-      <w:r>
-        <w:rPr>
-          <w:sz w:val="20"/>
-          <w:szCs w:val="20"/>
-          <w:lang w:val="en-US"/>
-        </w:rPr>
-        <w:t xml:space="preserve"> vector with the same length. This holds true for all the other spike parameters, like cluster identity or amplitude. This means, spikes of a specific cluster, depth and/or </w:t>
-      </w:r>
-      <w:proofErr w:type="spellStart"/>
-      <w:r>
-        <w:rPr>
-          <w:sz w:val="20"/>
-          <w:szCs w:val="20"/>
-          <w:lang w:val="en-US"/>
-        </w:rPr>
-        <w:t>ampitude</w:t>
-      </w:r>
-      <w:proofErr w:type="spellEnd"/>
-      <w:r>
-        <w:rPr>
-          <w:sz w:val="20"/>
-          <w:szCs w:val="20"/>
-          <w:lang w:val="en-US"/>
-        </w:rPr>
-        <w:t xml:space="preserve"> can be easily accessed with logical indexing.   </w:t>
+        <w:t xml:space="preserve">channel or depth the spike occurs is saved in Data.Spikes.SpikePositions vector with the same length. This holds true for all the other spike parameters, like cluster identity or amplitude. This means, spikes of a specific cluster, depth and/or ampitude can be easily accessed with logical indexing.   </w:t>
       </w:r>
     </w:p>
     <w:p>
@@ -1050,23 +880,13 @@
           <w:lang w:val="en-US"/>
         </w:rPr>
       </w:pPr>
-      <w:proofErr w:type="spellStart"/>
-      <w:r>
-        <w:rPr>
-          <w:sz w:val="20"/>
-          <w:szCs w:val="20"/>
-          <w:lang w:val="en-US"/>
-        </w:rPr>
-        <w:t>EventRelatedData</w:t>
-      </w:r>
-      <w:proofErr w:type="spellEnd"/>
-      <w:r>
-        <w:rPr>
-          <w:sz w:val="20"/>
-          <w:szCs w:val="20"/>
-          <w:lang w:val="en-US"/>
-        </w:rPr>
-        <w:t xml:space="preserve">: Three-dimensional matrix with dimensions: channel x events x time. This saves your event related data. </w:t>
+      <w:r>
+        <w:rPr>
+          <w:sz w:val="20"/>
+          <w:szCs w:val="20"/>
+          <w:lang w:val="en-US"/>
+        </w:rPr>
+        <w:t xml:space="preserve">EventRelatedData: Three-dimensional matrix with dimensions: channel x events x time. This saves your event related data. </w:t>
       </w:r>
     </w:p>
     <w:p>
@@ -1088,39 +908,7 @@
           <w:szCs w:val="20"/>
           <w:lang w:val="en-US"/>
         </w:rPr>
-        <w:t xml:space="preserve">Preprocessed: </w:t>
-      </w:r>
-      <w:r>
-        <w:rPr>
-          <w:sz w:val="20"/>
-          <w:szCs w:val="20"/>
-          <w:lang w:val="en-US"/>
-        </w:rPr>
-        <w:t xml:space="preserve">Contains </w:t>
-      </w:r>
-      <w:r>
-        <w:rPr>
-          <w:sz w:val="20"/>
-          <w:szCs w:val="20"/>
-          <w:lang w:val="en-US"/>
-        </w:rPr>
-        <w:t>preprocessed</w:t>
-      </w:r>
-      <w:r>
-        <w:rPr>
-          <w:sz w:val="20"/>
-          <w:szCs w:val="20"/>
-          <w:lang w:val="en-US"/>
-        </w:rPr>
-        <w:t xml:space="preserve"> data</w:t>
-      </w:r>
-      <w:r>
-        <w:rPr>
-          <w:sz w:val="20"/>
-          <w:szCs w:val="20"/>
-          <w:lang w:val="en-US"/>
-        </w:rPr>
-        <w:t xml:space="preserve">, with same dimensions as the raw data. This means, that each time you apply a new preprocessing pipeline, the old preprocessed data will be overwritten. </w:t>
+        <w:t xml:space="preserve">Preprocessed: Contains preprocessed data, with same dimensions as the raw data. This means, that each time you apply a new preprocessing pipeline, the old preprocessed data will be overwritten. </w:t>
       </w:r>
     </w:p>
     <w:p>
@@ -1136,75 +924,13 @@
           <w:lang w:val="en-US"/>
         </w:rPr>
       </w:pPr>
-      <w:proofErr w:type="spellStart"/>
-      <w:r>
-        <w:rPr>
-          <w:sz w:val="20"/>
-          <w:szCs w:val="20"/>
-          <w:lang w:val="en-US"/>
-        </w:rPr>
-        <w:t>EventRelatedSpikes</w:t>
-      </w:r>
-      <w:proofErr w:type="spellEnd"/>
-      <w:r>
-        <w:rPr>
-          <w:sz w:val="20"/>
-          <w:szCs w:val="20"/>
-          <w:lang w:val="en-US"/>
-        </w:rPr>
-        <w:t>: S</w:t>
-      </w:r>
-      <w:r>
-        <w:rPr>
-          <w:sz w:val="20"/>
-          <w:szCs w:val="20"/>
-          <w:lang w:val="en-US"/>
-        </w:rPr>
-        <w:t xml:space="preserve">tructure holding either the loaded </w:t>
-      </w:r>
-      <w:proofErr w:type="spellStart"/>
-      <w:r>
-        <w:rPr>
-          <w:sz w:val="20"/>
-          <w:szCs w:val="20"/>
-          <w:lang w:val="en-US"/>
-        </w:rPr>
-        <w:t>Kilosort</w:t>
-      </w:r>
-      <w:proofErr w:type="spellEnd"/>
-      <w:r>
-        <w:rPr>
-          <w:sz w:val="20"/>
-          <w:szCs w:val="20"/>
-          <w:lang w:val="en-US"/>
-        </w:rPr>
-        <w:t xml:space="preserve"> spike data or spike data from the internal spike detection</w:t>
-      </w:r>
-      <w:r>
-        <w:rPr>
-          <w:sz w:val="20"/>
-          <w:szCs w:val="20"/>
-          <w:lang w:val="en-US"/>
-        </w:rPr>
-        <w:t xml:space="preserve"> within the range of your event related data, to analyze event related spike activity (just some fields of the original </w:t>
-      </w:r>
-      <w:proofErr w:type="spellStart"/>
-      <w:r>
-        <w:rPr>
-          <w:sz w:val="20"/>
-          <w:szCs w:val="20"/>
-          <w:lang w:val="en-US"/>
-        </w:rPr>
-        <w:t>Data.Spikes</w:t>
-      </w:r>
-      <w:proofErr w:type="spellEnd"/>
-      <w:r>
-        <w:rPr>
-          <w:sz w:val="20"/>
-          <w:szCs w:val="20"/>
-          <w:lang w:val="en-US"/>
-        </w:rPr>
-        <w:t xml:space="preserve"> are used here). This is the only dataset component calculated ‘on the fly’ every time when you start an event related spike analysis window.  </w:t>
+      <w:r>
+        <w:rPr>
+          <w:sz w:val="20"/>
+          <w:szCs w:val="20"/>
+          <w:lang w:val="en-US"/>
+        </w:rPr>
+        <w:t xml:space="preserve">EventRelatedSpikes: Structure holding either the loaded Kilosort spike data or spike data from the internal spike detection within the range of your event related data, to analyze event related spike activity (just some fields of the original Data.Spikes are used here). This is the only dataset component calculated ‘on the fly’ every time when you start an event related spike analysis window.  </w:t>
       </w:r>
     </w:p>
     <w:p>
@@ -1220,131 +946,13 @@
           <w:lang w:val="en-US"/>
         </w:rPr>
       </w:pPr>
-      <w:proofErr w:type="spellStart"/>
-      <w:r>
-        <w:rPr>
-          <w:sz w:val="20"/>
-          <w:szCs w:val="20"/>
-          <w:lang w:val="en-US"/>
-        </w:rPr>
-        <w:t>PreprocessedEventRelatedData</w:t>
-      </w:r>
-      <w:proofErr w:type="spellEnd"/>
-      <w:r>
-        <w:rPr>
-          <w:sz w:val="20"/>
-          <w:szCs w:val="20"/>
-          <w:lang w:val="en-US"/>
-        </w:rPr>
-        <w:t xml:space="preserve">: </w:t>
-      </w:r>
-      <w:r>
-        <w:rPr>
-          <w:sz w:val="20"/>
-          <w:szCs w:val="20"/>
-          <w:lang w:val="en-US"/>
-        </w:rPr>
-        <w:t xml:space="preserve">Three-dimensional matrix with dimensions: channel x events x time. </w:t>
-      </w:r>
-      <w:r>
-        <w:rPr>
-          <w:sz w:val="20"/>
-          <w:szCs w:val="20"/>
-          <w:lang w:val="en-US"/>
-        </w:rPr>
-        <w:t xml:space="preserve">Event related data can further be preprocessed by deleting specific events, rejecting artefacts and/or rejecting channel. If you have 50 events in your recording and delete 2 trials, the </w:t>
-      </w:r>
-      <w:proofErr w:type="spellStart"/>
-      <w:r>
-        <w:rPr>
-          <w:sz w:val="20"/>
-          <w:szCs w:val="20"/>
-          <w:lang w:val="en-US"/>
-        </w:rPr>
-        <w:t>EventRelatedData</w:t>
-      </w:r>
-      <w:proofErr w:type="spellEnd"/>
-      <w:r>
-        <w:rPr>
-          <w:sz w:val="20"/>
-          <w:szCs w:val="20"/>
-          <w:lang w:val="en-US"/>
-        </w:rPr>
-        <w:t xml:space="preserve"> variable is a </w:t>
-      </w:r>
-      <w:r>
-        <w:rPr>
-          <w:sz w:val="20"/>
-          <w:szCs w:val="20"/>
-          <w:lang w:val="en-US"/>
-        </w:rPr>
-        <w:t xml:space="preserve">channel x </w:t>
-      </w:r>
-      <w:r>
-        <w:rPr>
-          <w:sz w:val="20"/>
-          <w:szCs w:val="20"/>
-          <w:lang w:val="en-US"/>
-        </w:rPr>
-        <w:t>50</w:t>
-      </w:r>
-      <w:r>
-        <w:rPr>
-          <w:sz w:val="20"/>
-          <w:szCs w:val="20"/>
-          <w:lang w:val="en-US"/>
-        </w:rPr>
-        <w:t xml:space="preserve"> x time</w:t>
-      </w:r>
-      <w:r>
-        <w:rPr>
-          <w:sz w:val="20"/>
-          <w:szCs w:val="20"/>
-          <w:lang w:val="en-US"/>
-        </w:rPr>
-        <w:t xml:space="preserve"> matrix, while </w:t>
-      </w:r>
-      <w:proofErr w:type="spellStart"/>
-      <w:r>
-        <w:rPr>
-          <w:sz w:val="20"/>
-          <w:szCs w:val="20"/>
-          <w:lang w:val="en-US"/>
-        </w:rPr>
-        <w:t>PreprocessedEventRelatedData</w:t>
-      </w:r>
-      <w:proofErr w:type="spellEnd"/>
-      <w:r>
-        <w:rPr>
-          <w:sz w:val="20"/>
-          <w:szCs w:val="20"/>
-          <w:lang w:val="en-US"/>
-        </w:rPr>
-        <w:t xml:space="preserve"> is a </w:t>
-      </w:r>
-      <w:r>
-        <w:rPr>
-          <w:sz w:val="20"/>
-          <w:szCs w:val="20"/>
-          <w:lang w:val="en-US"/>
-        </w:rPr>
-        <w:t xml:space="preserve">channel x </w:t>
-      </w:r>
-      <w:r>
-        <w:rPr>
-          <w:sz w:val="20"/>
-          <w:szCs w:val="20"/>
-          <w:lang w:val="en-US"/>
-        </w:rPr>
-        <w:t>48</w:t>
-      </w:r>
-      <w:r>
-        <w:rPr>
-          <w:sz w:val="20"/>
-          <w:szCs w:val="20"/>
-          <w:lang w:val="en-US"/>
-        </w:rPr>
-        <w:t xml:space="preserve"> x time matrix</w:t>
+      <w:r>
+        <w:rPr>
+          <w:sz w:val="20"/>
+          <w:szCs w:val="20"/>
+          <w:lang w:val="en-US"/>
+        </w:rPr>
+        <w:t>PreprocessedEventRelatedData: Three-dimensional matrix with dimensions: channel x events x time. Event related data can further be preprocessed by deleting specific events, rejecting artefacts and/or rejecting channel. If you have 50 events in your recording and delete 2 trials, the EventRelatedData variable is a channel x 50 x time matrix, while PreprocessedEventRelatedData is a channel x 48 x time matrix</w:t>
       </w:r>
       <w:r>
         <w:rPr>
@@ -1532,16 +1140,7 @@
     <w:p>
       <w:pPr>
         <w:pStyle w:val="Listenabsatz"/>
-        <w:rPr>
-          <w:sz w:val="20"/>
-          <w:szCs w:val="20"/>
-          <w:lang w:val="en-US"/>
-        </w:rPr>
-      </w:pPr>
-    </w:p>
-    <w:p>
-      <w:pPr>
-        <w:pStyle w:val="Listenabsatz"/>
+        <w:ind w:left="1080"/>
         <w:rPr>
           <w:sz w:val="20"/>
           <w:szCs w:val="20"/>
@@ -1553,8 +1152,8 @@
       <w:pPr>
         <w:pStyle w:val="Listenabsatz"/>
         <w:numPr>
-          <w:ilvl w:val="0"/>
-          <w:numId w:val="4"/>
+          <w:ilvl w:val="2"/>
+          <w:numId w:val="2"/>
         </w:numPr>
         <w:rPr>
           <w:b/>
@@ -1795,25 +1394,7 @@
           <w:szCs w:val="20"/>
           <w:lang w:val="en-US"/>
         </w:rPr>
-        <w:t>by when clicking on the &lt;</w:t>
-      </w:r>
-      <w:proofErr w:type="gramStart"/>
-      <w:r>
-        <w:rPr>
-          <w:sz w:val="20"/>
-          <w:szCs w:val="20"/>
-          <w:lang w:val="en-US"/>
-        </w:rPr>
-        <w:t>&lt; ,</w:t>
-      </w:r>
-      <w:proofErr w:type="gramEnd"/>
-      <w:r>
-        <w:rPr>
-          <w:sz w:val="20"/>
-          <w:szCs w:val="20"/>
-          <w:lang w:val="en-US"/>
-        </w:rPr>
-        <w:t xml:space="preserve"> &gt;&gt; , + or – button. These buttons are used</w:t>
+        <w:t>by when clicking on the &lt;&lt; , &gt;&gt; , + or – button. These buttons are used</w:t>
       </w:r>
       <w:r>
         <w:rPr>
@@ -1901,33 +1482,15 @@
           <w:szCs w:val="20"/>
           <w:lang w:val="en-US"/>
         </w:rPr>
-        <w:t xml:space="preserve"> </w:t>
-      </w:r>
-      <w:proofErr w:type="gramStart"/>
-      <w:r>
-        <w:rPr>
-          <w:sz w:val="20"/>
-          <w:szCs w:val="20"/>
-          <w:lang w:val="en-US"/>
-        </w:rPr>
-        <w:t>seconds</w:t>
-      </w:r>
-      <w:r>
-        <w:rPr>
-          <w:sz w:val="20"/>
-          <w:szCs w:val="20"/>
-          <w:lang w:val="en-US"/>
-        </w:rPr>
-        <w:t>,</w:t>
-      </w:r>
-      <w:proofErr w:type="gramEnd"/>
-      <w:r>
-        <w:rPr>
-          <w:sz w:val="20"/>
-          <w:szCs w:val="20"/>
-          <w:lang w:val="en-US"/>
-        </w:rPr>
-        <w:t xml:space="preserve"> however it can be changed by right clicking on them time span info field on the right of the panel. This depends on how much data your PC can comfortably plot. Lastly, your dataset can be viewed in a movie mode by clicking on the </w:t>
+        <w:t xml:space="preserve"> seconds</w:t>
+      </w:r>
+      <w:r>
+        <w:rPr>
+          <w:sz w:val="20"/>
+          <w:szCs w:val="20"/>
+          <w:lang w:val="en-US"/>
+        </w:rPr>
+        <w:t xml:space="preserve">, however it can be changed by right clicking on them time span info field on the right of the panel. This depends on how much data your PC can comfortably plot. Lastly, your dataset can be viewed in a movie mode by clicking on the </w:t>
       </w:r>
       <w:r>
         <w:rPr>
@@ -2133,8 +1696,8 @@
       <w:pPr>
         <w:pStyle w:val="Listenabsatz"/>
         <w:numPr>
-          <w:ilvl w:val="0"/>
-          <w:numId w:val="4"/>
+          <w:ilvl w:val="2"/>
+          <w:numId w:val="2"/>
         </w:numPr>
         <w:jc w:val="both"/>
         <w:rPr>
@@ -2280,8 +1843,8 @@
       <w:pPr>
         <w:pStyle w:val="Listenabsatz"/>
         <w:numPr>
-          <w:ilvl w:val="0"/>
-          <w:numId w:val="4"/>
+          <w:ilvl w:val="2"/>
+          <w:numId w:val="2"/>
         </w:numPr>
         <w:rPr>
           <w:b/>
@@ -2530,29 +2093,7 @@
           <w:szCs w:val="20"/>
           <w:lang w:val="en-US"/>
         </w:rPr>
-        <w:t>‘</w:t>
-      </w:r>
-      <w:proofErr w:type="spellStart"/>
-      <w:r>
-        <w:rPr>
-          <w:b/>
-          <w:bCs/>
-          <w:sz w:val="20"/>
-          <w:szCs w:val="20"/>
-          <w:lang w:val="en-US"/>
-        </w:rPr>
-        <w:t>Preproc</w:t>
-      </w:r>
-      <w:proofErr w:type="spellEnd"/>
-      <w:r>
-        <w:rPr>
-          <w:b/>
-          <w:bCs/>
-          <w:sz w:val="20"/>
-          <w:szCs w:val="20"/>
-          <w:lang w:val="en-US"/>
-        </w:rPr>
-        <w:t xml:space="preserve">. Data Plot’ </w:t>
+        <w:t xml:space="preserve">‘Preproc. Data Plot’ </w:t>
       </w:r>
       <w:r>
         <w:rPr>
@@ -2734,8 +2275,8 @@
       <w:pPr>
         <w:pStyle w:val="Listenabsatz"/>
         <w:numPr>
-          <w:ilvl w:val="0"/>
-          <w:numId w:val="4"/>
+          <w:ilvl w:val="2"/>
+          <w:numId w:val="2"/>
         </w:numPr>
         <w:jc w:val="both"/>
         <w:rPr>
@@ -2753,13 +2294,13 @@
           <w:noProof/>
         </w:rPr>
         <w:drawing>
-          <wp:anchor distT="0" distB="0" distL="114300" distR="114300" simplePos="0" relativeHeight="251677696" behindDoc="0" locked="0" layoutInCell="1" allowOverlap="1" wp14:anchorId="005D5872" wp14:editId="07A0C5A4">
+          <wp:anchor distT="0" distB="0" distL="114300" distR="114300" simplePos="0" relativeHeight="251677696" behindDoc="0" locked="0" layoutInCell="1" allowOverlap="1" wp14:anchorId="005D5872" wp14:editId="68537CB1">
             <wp:simplePos x="0" y="0"/>
             <wp:positionH relativeFrom="column">
-              <wp:posOffset>4898118</wp:posOffset>
+              <wp:posOffset>4911402</wp:posOffset>
             </wp:positionH>
             <wp:positionV relativeFrom="paragraph">
-              <wp:posOffset>72753</wp:posOffset>
+              <wp:posOffset>4151</wp:posOffset>
             </wp:positionV>
             <wp:extent cx="1501775" cy="901700"/>
             <wp:effectExtent l="0" t="0" r="3175" b="0"/>
@@ -2850,13 +2391,13 @@
           <w:noProof/>
         </w:rPr>
         <w:drawing>
-          <wp:anchor distT="0" distB="0" distL="114300" distR="114300" simplePos="0" relativeHeight="251678720" behindDoc="0" locked="0" layoutInCell="1" allowOverlap="1" wp14:anchorId="5B4D2333" wp14:editId="2ABD9BE1">
+          <wp:anchor distT="0" distB="0" distL="114300" distR="114300" simplePos="0" relativeHeight="251678720" behindDoc="0" locked="0" layoutInCell="1" allowOverlap="1" wp14:anchorId="5B4D2333" wp14:editId="64F9E1BC">
             <wp:simplePos x="0" y="0"/>
             <wp:positionH relativeFrom="column">
-              <wp:posOffset>4922185</wp:posOffset>
+              <wp:posOffset>4935532</wp:posOffset>
             </wp:positionH>
             <wp:positionV relativeFrom="paragraph">
-              <wp:posOffset>456365</wp:posOffset>
+              <wp:posOffset>387691</wp:posOffset>
             </wp:positionV>
             <wp:extent cx="1463675" cy="908685"/>
             <wp:effectExtent l="0" t="0" r="3175" b="5715"/>
@@ -2918,38 +2459,8 @@
           <w:szCs w:val="20"/>
           <w:lang w:val="en-US"/>
         </w:rPr>
-        <w:t xml:space="preserve">This text area in the lower left corner of the main window shows all information about your recording saved in the </w:t>
-      </w:r>
-      <w:proofErr w:type="spellStart"/>
-      <w:proofErr w:type="gramStart"/>
-      <w:r>
-        <w:rPr>
-          <w:sz w:val="20"/>
-          <w:szCs w:val="20"/>
-          <w:lang w:val="en-US"/>
-        </w:rPr>
-        <w:t>app.Data.Info</w:t>
-      </w:r>
-      <w:proofErr w:type="spellEnd"/>
-      <w:proofErr w:type="gramEnd"/>
-      <w:r>
-        <w:rPr>
-          <w:sz w:val="20"/>
-          <w:szCs w:val="20"/>
-          <w:lang w:val="en-US"/>
-        </w:rPr>
-        <w:t xml:space="preserve"> structure. This includes standard header information native to your recording system as well as additional information like the path the data was extracted from and what was done to the dataset. </w:t>
-      </w:r>
-    </w:p>
-    <w:p>
-      <w:pPr>
-        <w:pStyle w:val="Listenabsatz"/>
-        <w:rPr>
-          <w:sz w:val="20"/>
-          <w:szCs w:val="20"/>
-          <w:lang w:val="en-US"/>
-        </w:rPr>
-      </w:pPr>
+        <w:t xml:space="preserve">This text area in the lower left corner of the main window shows all information about your recording saved in the app.Data.Info structure. This includes standard header information native to your recording system as well as additional information like the path the data was extracted from and what was done to the dataset. </w:t>
+      </w:r>
     </w:p>
     <w:p>
       <w:pPr>
@@ -2964,8 +2475,8 @@
       <w:pPr>
         <w:pStyle w:val="Listenabsatz"/>
         <w:numPr>
-          <w:ilvl w:val="0"/>
-          <w:numId w:val="4"/>
+          <w:ilvl w:val="2"/>
+          <w:numId w:val="2"/>
         </w:numPr>
         <w:rPr>
           <w:b/>
@@ -2980,13 +2491,13 @@
           <w:noProof/>
         </w:rPr>
         <w:drawing>
-          <wp:anchor distT="0" distB="0" distL="114300" distR="114300" simplePos="0" relativeHeight="251669504" behindDoc="0" locked="0" layoutInCell="1" allowOverlap="1" wp14:anchorId="506CF2BA" wp14:editId="2DAA58A8">
+          <wp:anchor distT="0" distB="0" distL="114300" distR="114300" simplePos="0" relativeHeight="251669504" behindDoc="0" locked="0" layoutInCell="1" allowOverlap="1" wp14:anchorId="506CF2BA" wp14:editId="2445B748">
             <wp:simplePos x="0" y="0"/>
             <wp:positionH relativeFrom="column">
               <wp:posOffset>407670</wp:posOffset>
             </wp:positionH>
             <wp:positionV relativeFrom="paragraph">
-              <wp:posOffset>255270</wp:posOffset>
+              <wp:posOffset>296213</wp:posOffset>
             </wp:positionV>
             <wp:extent cx="5731510" cy="581660"/>
             <wp:effectExtent l="0" t="0" r="2540" b="8890"/>
@@ -3181,7 +2692,17 @@
           <w:szCs w:val="20"/>
           <w:lang w:val="en-US"/>
         </w:rPr>
-        <w:t>4.1: View</w:t>
+        <w:t xml:space="preserve">2.1.5.1. </w:t>
+      </w:r>
+      <w:r>
+        <w:rPr>
+          <w:b/>
+          <w:bCs/>
+          <w:sz w:val="20"/>
+          <w:szCs w:val="20"/>
+          <w:lang w:val="en-US"/>
+        </w:rPr>
+        <w:t xml:space="preserve"> View</w:t>
       </w:r>
       <w:r>
         <w:rPr>
@@ -3240,33 +2761,7 @@
           <w:szCs w:val="20"/>
           <w:lang w:val="en-US"/>
         </w:rPr>
-        <w:t xml:space="preserve">‘Delete </w:t>
-      </w:r>
-      <w:proofErr w:type="spellStart"/>
-      <w:r>
-        <w:rPr>
-          <w:b/>
-          <w:bCs/>
-          <w:i/>
-          <w:iCs/>
-          <w:sz w:val="20"/>
-          <w:szCs w:val="20"/>
-          <w:lang w:val="en-US"/>
-        </w:rPr>
-        <w:t>Costum</w:t>
-      </w:r>
-      <w:proofErr w:type="spellEnd"/>
-      <w:r>
-        <w:rPr>
-          <w:b/>
-          <w:bCs/>
-          <w:i/>
-          <w:iCs/>
-          <w:sz w:val="20"/>
-          <w:szCs w:val="20"/>
-          <w:lang w:val="en-US"/>
-        </w:rPr>
-        <w:t xml:space="preserve"> Appearance’ </w:t>
+        <w:t xml:space="preserve">‘Delete Costum Appearance’ </w:t>
       </w:r>
       <w:r>
         <w:rPr>
@@ -3341,7 +2836,47 @@
           <w:szCs w:val="20"/>
           <w:lang w:val="en-US"/>
         </w:rPr>
-        <w:t>4.2.: Snapshot:</w:t>
+        <w:t>2.1.5.</w:t>
+      </w:r>
+      <w:r>
+        <w:rPr>
+          <w:b/>
+          <w:bCs/>
+          <w:sz w:val="20"/>
+          <w:szCs w:val="20"/>
+          <w:lang w:val="en-US"/>
+        </w:rPr>
+        <w:t>2</w:t>
+      </w:r>
+      <w:r>
+        <w:rPr>
+          <w:b/>
+          <w:bCs/>
+          <w:sz w:val="20"/>
+          <w:szCs w:val="20"/>
+          <w:lang w:val="en-US"/>
+        </w:rPr>
+        <w:t xml:space="preserve">. </w:t>
+      </w:r>
+      <w:r>
+        <w:rPr>
+          <w:b/>
+          <w:bCs/>
+          <w:sz w:val="20"/>
+          <w:szCs w:val="20"/>
+          <w:lang w:val="en-US"/>
+        </w:rPr>
+        <w:t xml:space="preserve"> </w:t>
+      </w:r>
+      <w:r>
+        <w:rPr>
+          <w:b/>
+          <w:bCs/>
+          <w:sz w:val="20"/>
+          <w:szCs w:val="20"/>
+          <w:lang w:val="en-US"/>
+        </w:rPr>
+        <w:t>Snapshot:</w:t>
       </w:r>
       <w:r>
         <w:rPr>
@@ -3469,10 +3004,22 @@
           <w:szCs w:val="20"/>
           <w:lang w:val="en-US"/>
         </w:rPr>
-        <w:t>4.3.:</w:t>
-      </w:r>
-      <w:r>
-        <w:rPr>
+        <w:t>2.1.5.</w:t>
+      </w:r>
+      <w:r>
+        <w:rPr>
+          <w:b/>
+          <w:bCs/>
+          <w:sz w:val="20"/>
+          <w:szCs w:val="20"/>
+          <w:lang w:val="en-US"/>
+        </w:rPr>
+        <w:t>3.</w:t>
+      </w:r>
+      <w:r>
+        <w:rPr>
+          <w:b/>
+          <w:bCs/>
           <w:sz w:val="20"/>
           <w:szCs w:val="20"/>
           <w:lang w:val="en-US"/>
@@ -3514,43 +3061,7 @@
           <w:szCs w:val="20"/>
           <w:lang w:val="en-US"/>
         </w:rPr>
-        <w:t xml:space="preserve">This opens a window in which you can either delete a dataset component or export it in the selected format </w:t>
-      </w:r>
-      <w:proofErr w:type="gramStart"/>
-      <w:r>
-        <w:rPr>
-          <w:sz w:val="20"/>
-          <w:szCs w:val="20"/>
-          <w:lang w:val="en-US"/>
-        </w:rPr>
-        <w:t>(.mat</w:t>
-      </w:r>
-      <w:proofErr w:type="gramEnd"/>
-      <w:r>
-        <w:rPr>
-          <w:sz w:val="20"/>
-          <w:szCs w:val="20"/>
-          <w:lang w:val="en-US"/>
-        </w:rPr>
-        <w:t>, .txt. or .csv). Some actions are only allowed on specific dataset components. For example, deleting raw data is not allowed. To properly export raw and preprocessed data, it can only be saved as a .mat file in this window or as a .</w:t>
-      </w:r>
-      <w:proofErr w:type="spellStart"/>
-      <w:r>
-        <w:rPr>
-          <w:sz w:val="20"/>
-          <w:szCs w:val="20"/>
-          <w:lang w:val="en-US"/>
-        </w:rPr>
-        <w:t>dat</w:t>
-      </w:r>
-      <w:proofErr w:type="spellEnd"/>
-      <w:r>
-        <w:rPr>
-          <w:sz w:val="20"/>
-          <w:szCs w:val="20"/>
-          <w:lang w:val="en-US"/>
-        </w:rPr>
-        <w:t xml:space="preserve"> file (way faster and more memory efficient) in the ‘</w:t>
+        <w:t>This opens a window in which you can either delete a dataset component or export it in the selected format (.mat, .txt. or .csv). Some actions are only allowed on specific dataset components. For example, deleting raw data is not allowed. To properly export raw and preprocessed data, it can only be saved as a .mat file in this window or as a .dat file (way faster and more memory efficient) in the ‘</w:t>
       </w:r>
       <w:r>
         <w:rPr>
@@ -3613,10 +3124,32 @@
           <w:szCs w:val="20"/>
           <w:lang w:val="en-US"/>
         </w:rPr>
-        <w:t>4.4.:</w:t>
-      </w:r>
-      <w:r>
-        <w:rPr>
+        <w:t>2.1.5.</w:t>
+      </w:r>
+      <w:r>
+        <w:rPr>
+          <w:b/>
+          <w:bCs/>
+          <w:sz w:val="20"/>
+          <w:szCs w:val="20"/>
+          <w:lang w:val="en-US"/>
+        </w:rPr>
+        <w:t>4</w:t>
+      </w:r>
+      <w:r>
+        <w:rPr>
+          <w:b/>
+          <w:bCs/>
+          <w:sz w:val="20"/>
+          <w:szCs w:val="20"/>
+          <w:lang w:val="en-US"/>
+        </w:rPr>
+        <w:t xml:space="preserve">. </w:t>
+      </w:r>
+      <w:r>
+        <w:rPr>
+          <w:b/>
+          <w:bCs/>
           <w:sz w:val="20"/>
           <w:szCs w:val="20"/>
           <w:lang w:val="en-US"/>
@@ -3706,38 +3239,54 @@
     </w:p>
     <w:p>
       <w:pPr>
-        <w:pStyle w:val="Listenabsatz"/>
-        <w:numPr>
-          <w:ilvl w:val="1"/>
-          <w:numId w:val="4"/>
-        </w:numPr>
-        <w:rPr>
-          <w:b/>
-          <w:bCs/>
-          <w:sz w:val="20"/>
-          <w:szCs w:val="20"/>
-          <w:lang w:val="en-US"/>
-        </w:rPr>
-      </w:pPr>
-      <w:r>
-        <w:rPr>
-          <w:b/>
-          <w:bCs/>
-          <w:sz w:val="20"/>
-          <w:szCs w:val="20"/>
-          <w:lang w:val="en-US"/>
-        </w:rPr>
-        <w:t>:</w:t>
-      </w:r>
-      <w:r>
-        <w:rPr>
-          <w:b/>
-          <w:bCs/>
-          <w:sz w:val="20"/>
-          <w:szCs w:val="20"/>
-          <w:lang w:val="en-US"/>
-        </w:rPr>
-        <w:t xml:space="preserve"> </w:t>
+        <w:ind w:left="360"/>
+        <w:rPr>
+          <w:b/>
+          <w:bCs/>
+          <w:sz w:val="20"/>
+          <w:szCs w:val="20"/>
+          <w:lang w:val="en-US"/>
+        </w:rPr>
+      </w:pPr>
+      <w:r>
+        <w:rPr>
+          <w:b/>
+          <w:bCs/>
+          <w:sz w:val="20"/>
+          <w:szCs w:val="20"/>
+          <w:lang w:val="en-US"/>
+        </w:rPr>
+        <w:t xml:space="preserve">                 </w:t>
+      </w:r>
+      <w:r>
+        <w:rPr>
+          <w:b/>
+          <w:bCs/>
+          <w:sz w:val="20"/>
+          <w:szCs w:val="20"/>
+          <w:lang w:val="en-US"/>
+        </w:rPr>
+        <w:t>2.1.5.</w:t>
+      </w:r>
+      <w:r>
+        <w:rPr>
+          <w:b/>
+          <w:bCs/>
+          <w:sz w:val="20"/>
+          <w:szCs w:val="20"/>
+          <w:lang w:val="en-US"/>
+        </w:rPr>
+        <w:t>5</w:t>
+      </w:r>
+      <w:r>
+        <w:rPr>
+          <w:b/>
+          <w:bCs/>
+          <w:sz w:val="20"/>
+          <w:szCs w:val="20"/>
+          <w:lang w:val="en-US"/>
+        </w:rPr>
+        <w:t xml:space="preserve">. </w:t>
       </w:r>
       <w:r>
         <w:rPr>
@@ -3752,24 +3301,44 @@
     </w:p>
     <w:p>
       <w:pPr>
-        <w:pStyle w:val="Listenabsatz"/>
-        <w:numPr>
-          <w:ilvl w:val="0"/>
-          <w:numId w:val="5"/>
-        </w:numPr>
-        <w:rPr>
-          <w:sz w:val="20"/>
-          <w:szCs w:val="20"/>
-          <w:lang w:val="en-US"/>
-        </w:rPr>
-      </w:pPr>
-      <w:r>
-        <w:rPr>
-          <w:sz w:val="20"/>
-          <w:szCs w:val="20"/>
-          <w:lang w:val="en-US"/>
-        </w:rPr>
-        <w:t>Not implemented yet. Allows to create a completely new module and switch between modules shown in the GUI main window.</w:t>
+        <w:ind w:left="720"/>
+        <w:rPr>
+          <w:sz w:val="20"/>
+          <w:szCs w:val="20"/>
+          <w:lang w:val="en-US"/>
+        </w:rPr>
+      </w:pPr>
+      <w:r>
+        <w:rPr>
+          <w:sz w:val="20"/>
+          <w:szCs w:val="20"/>
+          <w:lang w:val="en-US"/>
+        </w:rPr>
+        <w:t xml:space="preserve">        </w:t>
+      </w:r>
+      <w:r>
+        <w:rPr>
+          <w:sz w:val="20"/>
+          <w:szCs w:val="20"/>
+          <w:lang w:val="en-US"/>
+        </w:rPr>
+        <w:t xml:space="preserve">Not implemented yet. Allows to create a completely new module and switch between modules </w:t>
+      </w:r>
+      <w:r>
+        <w:rPr>
+          <w:sz w:val="20"/>
+          <w:szCs w:val="20"/>
+          <w:lang w:val="en-US"/>
+        </w:rPr>
+        <w:t xml:space="preserve">             </w:t>
+      </w:r>
+      <w:r>
+        <w:rPr>
+          <w:sz w:val="20"/>
+          <w:szCs w:val="20"/>
+          <w:lang w:val="en-US"/>
+        </w:rPr>
+        <w:t>shown in the GUI main window.</w:t>
       </w:r>
     </w:p>
     <w:p>
@@ -3904,13 +3473,7 @@
         <w:rPr>
           <w:lang w:val="en-US"/>
         </w:rPr>
-        <w:t xml:space="preserve">This module contains all functionalities to load a new recording, save the current dataset or load a previously saved dataset. Each functionality </w:t>
-      </w:r>
-      <w:r>
-        <w:rPr>
-          <w:lang w:val="en-US"/>
-        </w:rPr>
-        <w:t>is explained separately:</w:t>
+        <w:t>This module contains all functionalities to load a new recording, save the current dataset or load a previously saved dataset. Each functionality is explained separately:</w:t>
       </w:r>
     </w:p>
     <w:p>
@@ -3947,6 +3510,8 @@
           <w:numId w:val="2"/>
         </w:numPr>
         <w:rPr>
+          <w:b/>
+          <w:bCs/>
           <w:sz w:val="24"/>
           <w:szCs w:val="24"/>
           <w:u w:val="single"/>
@@ -3955,9 +3520,10 @@
       </w:pPr>
       <w:r>
         <w:rPr>
+          <w:b/>
+          <w:bCs/>
           <w:noProof/>
         </w:rPr>
-        <w:lastRenderedPageBreak/>
         <w:drawing>
           <wp:anchor distT="0" distB="0" distL="114300" distR="114300" simplePos="0" relativeHeight="251681792" behindDoc="0" locked="0" layoutInCell="1" allowOverlap="1" wp14:anchorId="0E0291B2" wp14:editId="2110EA71">
             <wp:simplePos x="0" y="0"/>
@@ -4020,6 +3586,8 @@
       </w:r>
       <w:r>
         <w:rPr>
+          <w:b/>
+          <w:bCs/>
           <w:sz w:val="24"/>
           <w:szCs w:val="24"/>
           <w:u w:val="single"/>
@@ -4028,6 +3596,10 @@
         <w:t>Load Raw Recording</w:t>
       </w:r>
       <w:r>
+        <w:rPr>
+          <w:b/>
+          <w:bCs/>
+        </w:rPr>
         <w:t xml:space="preserve"> </w:t>
       </w:r>
     </w:p>
@@ -4087,86 +3659,64 @@
           <w:szCs w:val="20"/>
           <w:lang w:val="en-US"/>
         </w:rPr>
-        <w:t xml:space="preserve"> button. NOTE: Folder hat to contain ONLY ONE recording. For multiple recordings use the Autorun functionality. </w:t>
-      </w:r>
-    </w:p>
-    <w:p>
-      <w:pPr>
-        <w:rPr>
-          <w:sz w:val="20"/>
-          <w:szCs w:val="20"/>
-          <w:lang w:val="en-US"/>
-        </w:rPr>
-      </w:pPr>
-      <w:r>
-        <w:rPr>
-          <w:sz w:val="20"/>
-          <w:szCs w:val="20"/>
-          <w:lang w:val="en-US"/>
-        </w:rPr>
-        <w:t xml:space="preserve">Whether you selected a folder with a supported data format and whether all expected files are present is auto checked when you select the folder. If a suitable recording is found, you will see the folder contents in the upper text area of this window (in this case an </w:t>
-      </w:r>
-      <w:proofErr w:type="spellStart"/>
-      <w:r>
-        <w:rPr>
-          <w:sz w:val="20"/>
-          <w:szCs w:val="20"/>
-          <w:lang w:val="en-US"/>
-        </w:rPr>
-        <w:t>Intan</w:t>
-      </w:r>
-      <w:proofErr w:type="spellEnd"/>
-      <w:r>
-        <w:rPr>
-          <w:sz w:val="20"/>
-          <w:szCs w:val="20"/>
-          <w:lang w:val="en-US"/>
-        </w:rPr>
-        <w:t xml:space="preserve"> recording with .</w:t>
-      </w:r>
-      <w:proofErr w:type="spellStart"/>
-      <w:r>
-        <w:rPr>
-          <w:sz w:val="20"/>
-          <w:szCs w:val="20"/>
-          <w:lang w:val="en-US"/>
-        </w:rPr>
-        <w:t>dat</w:t>
-      </w:r>
-      <w:proofErr w:type="spellEnd"/>
-      <w:r>
-        <w:rPr>
-          <w:sz w:val="20"/>
-          <w:szCs w:val="20"/>
-          <w:lang w:val="en-US"/>
-        </w:rPr>
-        <w:t xml:space="preserve"> files).</w:t>
-      </w:r>
-      <w:r>
-        <w:rPr>
-          <w:sz w:val="20"/>
-          <w:szCs w:val="20"/>
-          <w:lang w:val="en-US"/>
-        </w:rPr>
-        <w:t xml:space="preserve"> Also, the recording system and file type information of the window are </w:t>
-      </w:r>
-      <w:proofErr w:type="spellStart"/>
-      <w:r>
-        <w:rPr>
-          <w:sz w:val="20"/>
-          <w:szCs w:val="20"/>
-          <w:lang w:val="en-US"/>
-        </w:rPr>
-        <w:t>autofilled</w:t>
-      </w:r>
-      <w:proofErr w:type="spellEnd"/>
-      <w:r>
-        <w:rPr>
-          <w:sz w:val="20"/>
-          <w:szCs w:val="20"/>
-          <w:lang w:val="en-US"/>
-        </w:rPr>
-        <w:t xml:space="preserve">. </w:t>
+        <w:t xml:space="preserve"> button. NOTE: Folder ha</w:t>
+      </w:r>
+      <w:r>
+        <w:rPr>
+          <w:sz w:val="20"/>
+          <w:szCs w:val="20"/>
+          <w:lang w:val="en-US"/>
+        </w:rPr>
+        <w:t>s</w:t>
+      </w:r>
+      <w:r>
+        <w:rPr>
+          <w:sz w:val="20"/>
+          <w:szCs w:val="20"/>
+          <w:lang w:val="en-US"/>
+        </w:rPr>
+        <w:t xml:space="preserve"> to contain ONLY ONE recording. For multiple recordings use the Autorun functionality. </w:t>
+      </w:r>
+    </w:p>
+    <w:p>
+      <w:pPr>
+        <w:rPr>
+          <w:sz w:val="20"/>
+          <w:szCs w:val="20"/>
+          <w:lang w:val="en-US"/>
+        </w:rPr>
+      </w:pPr>
+      <w:r>
+        <w:rPr>
+          <w:sz w:val="20"/>
+          <w:szCs w:val="20"/>
+          <w:lang w:val="en-US"/>
+        </w:rPr>
+        <w:t>Whether you selected a folder with a supported data format and whether all expected files are present is auto checked when you select the folder. If a suitable recording is found, you will see the folder contents in the upper text area of this window (</w:t>
+      </w:r>
+      <w:r>
+        <w:rPr>
+          <w:sz w:val="20"/>
+          <w:szCs w:val="20"/>
+          <w:lang w:val="en-US"/>
+        </w:rPr>
+        <w:t>example picture shows Intan recording files</w:t>
+      </w:r>
+      <w:r>
+        <w:rPr>
+          <w:sz w:val="20"/>
+          <w:szCs w:val="20"/>
+          <w:lang w:val="en-US"/>
+        </w:rPr>
+        <w:t>).</w:t>
+      </w:r>
+      <w:r>
+        <w:rPr>
+          <w:sz w:val="20"/>
+          <w:szCs w:val="20"/>
+          <w:lang w:val="en-US"/>
+        </w:rPr>
+        <w:t xml:space="preserve"> Also, the recording system and file type information of the window are autofilled. </w:t>
       </w:r>
       <w:r>
         <w:rPr>
@@ -4176,18 +3726,14 @@
         </w:rPr>
         <w:t xml:space="preserve">While you </w:t>
       </w:r>
-      <w:proofErr w:type="spellStart"/>
-      <w:proofErr w:type="gramStart"/>
-      <w:r>
-        <w:rPr>
-          <w:sz w:val="20"/>
-          <w:szCs w:val="20"/>
-          <w:lang w:val="en-US"/>
-        </w:rPr>
-        <w:t>cant</w:t>
-      </w:r>
-      <w:proofErr w:type="spellEnd"/>
-      <w:proofErr w:type="gramEnd"/>
+      <w:r>
+        <w:rPr>
+          <w:sz w:val="20"/>
+          <w:szCs w:val="20"/>
+          <w:lang w:val="en-US"/>
+        </w:rPr>
+        <w:t>can’t</w:t>
+      </w:r>
       <w:r>
         <w:rPr>
           <w:sz w:val="20"/>
@@ -4238,25 +3784,7 @@
           <w:szCs w:val="20"/>
           <w:lang w:val="en-US"/>
         </w:rPr>
-        <w:t xml:space="preserve">or Open </w:t>
-      </w:r>
-      <w:proofErr w:type="spellStart"/>
-      <w:r>
-        <w:rPr>
-          <w:sz w:val="20"/>
-          <w:szCs w:val="20"/>
-          <w:lang w:val="en-US"/>
-        </w:rPr>
-        <w:t>Ephys</w:t>
-      </w:r>
-      <w:proofErr w:type="spellEnd"/>
-      <w:r>
-        <w:rPr>
-          <w:sz w:val="20"/>
-          <w:szCs w:val="20"/>
-          <w:lang w:val="en-US"/>
-        </w:rPr>
-        <w:t xml:space="preserve"> recordings to select the recording node you want to extract your data from. </w:t>
+        <w:t xml:space="preserve">or Open Ephys recordings to select the recording node you want to extract your data from. </w:t>
       </w:r>
       <w:r>
         <w:rPr>
@@ -4417,13 +3945,13 @@
           <w:noProof/>
         </w:rPr>
         <w:drawing>
-          <wp:anchor distT="0" distB="0" distL="114300" distR="114300" simplePos="0" relativeHeight="251683840" behindDoc="0" locked="0" layoutInCell="1" allowOverlap="1" wp14:anchorId="5889CA4F" wp14:editId="297B2E6C">
+          <wp:anchor distT="0" distB="0" distL="114300" distR="114300" simplePos="0" relativeHeight="251683840" behindDoc="0" locked="0" layoutInCell="1" allowOverlap="1" wp14:anchorId="5889CA4F" wp14:editId="718EB584">
             <wp:simplePos x="0" y="0"/>
             <wp:positionH relativeFrom="column">
-              <wp:posOffset>3840347</wp:posOffset>
+              <wp:posOffset>3853493</wp:posOffset>
             </wp:positionH>
             <wp:positionV relativeFrom="paragraph">
-              <wp:posOffset>1900375</wp:posOffset>
+              <wp:posOffset>494257</wp:posOffset>
             </wp:positionV>
             <wp:extent cx="2319655" cy="2827020"/>
             <wp:effectExtent l="0" t="0" r="4445" b="0"/>
@@ -4487,16 +4015,14 @@
         </w:rPr>
         <w:t xml:space="preserve">The next step is to specify your Probe Layout. This can be done </w:t>
       </w:r>
-      <w:proofErr w:type="spellStart"/>
-      <w:r>
-        <w:rPr>
-          <w:sz w:val="20"/>
-          <w:szCs w:val="20"/>
-          <w:lang w:val="en-US"/>
-        </w:rPr>
-        <w:t>cklicking</w:t>
-      </w:r>
-      <w:proofErr w:type="spellEnd"/>
+      <w:r>
+        <w:rPr>
+          <w:sz w:val="20"/>
+          <w:szCs w:val="20"/>
+          <w:lang w:val="en-US"/>
+        </w:rPr>
+        <w:t>clicking</w:t>
+      </w:r>
       <w:r>
         <w:rPr>
           <w:sz w:val="20"/>
@@ -4543,25 +4069,7 @@
           <w:szCs w:val="20"/>
           <w:lang w:val="en-US"/>
         </w:rPr>
-        <w:t xml:space="preserve">contains of two sides. The left side is to specify your probe information for the </w:t>
-      </w:r>
-      <w:proofErr w:type="spellStart"/>
-      <w:r>
-        <w:rPr>
-          <w:sz w:val="20"/>
-          <w:szCs w:val="20"/>
-          <w:lang w:val="en-US"/>
-        </w:rPr>
-        <w:t>Neuromod</w:t>
-      </w:r>
-      <w:proofErr w:type="spellEnd"/>
-      <w:r>
-        <w:rPr>
-          <w:sz w:val="20"/>
-          <w:szCs w:val="20"/>
-          <w:lang w:val="en-US"/>
-        </w:rPr>
-        <w:t xml:space="preserve"> Toolbox</w:t>
+        <w:t>contains two sides. The left side is to specify your probe information for the Neuromod Toolbox</w:t>
       </w:r>
       <w:r>
         <w:rPr>
@@ -4577,25 +4085,23 @@
           <w:szCs w:val="20"/>
           <w:lang w:val="en-US"/>
         </w:rPr>
-        <w:t xml:space="preserve">, while the right side allows you to create channel maps based on your inputs for </w:t>
-      </w:r>
-      <w:proofErr w:type="spellStart"/>
-      <w:r>
-        <w:rPr>
-          <w:sz w:val="20"/>
-          <w:szCs w:val="20"/>
-          <w:lang w:val="en-US"/>
-        </w:rPr>
-        <w:t>Kilosort</w:t>
-      </w:r>
-      <w:proofErr w:type="spellEnd"/>
-      <w:r>
-        <w:rPr>
-          <w:sz w:val="20"/>
-          <w:szCs w:val="20"/>
-          <w:lang w:val="en-US"/>
-        </w:rPr>
-        <w:t xml:space="preserve">. The necessary information is your channel spacing. Optionally you can also specify a certain channel order in case your recording channel </w:t>
+        <w:t xml:space="preserve">, while the right side allows you to create channel maps based on your inputs for Kilosort. The necessary information </w:t>
+      </w:r>
+      <w:r>
+        <w:rPr>
+          <w:sz w:val="20"/>
+          <w:szCs w:val="20"/>
+          <w:lang w:val="en-US"/>
+        </w:rPr>
+        <w:t xml:space="preserve">to proceed in the toolbox </w:t>
+      </w:r>
+      <w:r>
+        <w:rPr>
+          <w:sz w:val="20"/>
+          <w:szCs w:val="20"/>
+          <w:lang w:val="en-US"/>
+        </w:rPr>
+        <w:t xml:space="preserve">is your channel spacing. Optionally you can also specify a certain channel order in case your recording channel </w:t>
       </w:r>
       <w:r>
         <w:rPr>
@@ -4667,25 +4173,7 @@
           <w:szCs w:val="20"/>
           <w:lang w:val="en-US"/>
         </w:rPr>
-        <w:t xml:space="preserve"> The standard folder with some example channel orders along with </w:t>
-      </w:r>
-      <w:proofErr w:type="spellStart"/>
-      <w:r>
-        <w:rPr>
-          <w:sz w:val="20"/>
-          <w:szCs w:val="20"/>
-          <w:lang w:val="en-US"/>
-        </w:rPr>
-        <w:t>Kilosort</w:t>
-      </w:r>
-      <w:proofErr w:type="spellEnd"/>
-      <w:r>
-        <w:rPr>
-          <w:sz w:val="20"/>
-          <w:szCs w:val="20"/>
-          <w:lang w:val="en-US"/>
-        </w:rPr>
-        <w:t xml:space="preserve"> channel maps can be found in the </w:t>
+        <w:t xml:space="preserve"> The standard folder with some example channel orders along with Kilosort channel maps can be found in the </w:t>
       </w:r>
       <w:r>
         <w:rPr>
@@ -4697,22 +4185,17 @@
           <w:szCs w:val="20"/>
           <w:lang w:val="en-US"/>
         </w:rPr>
-        <w:t>‘</w:t>
-      </w:r>
-      <w:proofErr w:type="spellStart"/>
+        <w:t>‘Path_to_GUI/</w:t>
+      </w:r>
       <w:r>
         <w:rPr>
           <w:b/>
           <w:bCs/>
           <w:i/>
           <w:iCs/>
-          <w:sz w:val="20"/>
-          <w:szCs w:val="20"/>
-          <w:lang w:val="en-US"/>
-        </w:rPr>
-        <w:t>Path_to_GUI</w:t>
-      </w:r>
-      <w:proofErr w:type="spellEnd"/>
+        </w:rPr>
+        <w:t xml:space="preserve"> </w:t>
+      </w:r>
       <w:r>
         <w:rPr>
           <w:b/>
@@ -4723,7 +4206,31 @@
           <w:szCs w:val="20"/>
           <w:lang w:val="en-US"/>
         </w:rPr>
-        <w:t>/</w:t>
+        <w:t>ChannelMaps’</w:t>
+      </w:r>
+      <w:r>
+        <w:rPr>
+          <w:sz w:val="20"/>
+          <w:szCs w:val="20"/>
+          <w:lang w:val="en-US"/>
+        </w:rPr>
+        <w:t xml:space="preserve"> </w:t>
+      </w:r>
+      <w:r>
+        <w:rPr>
+          <w:sz w:val="20"/>
+          <w:szCs w:val="20"/>
+          <w:lang w:val="en-US"/>
+        </w:rPr>
+        <w:t xml:space="preserve">folder. </w:t>
+      </w:r>
+      <w:r>
+        <w:rPr>
+          <w:sz w:val="20"/>
+          <w:szCs w:val="20"/>
+          <w:lang w:val="en-US"/>
+        </w:rPr>
+        <w:t>Click on the ‘</w:t>
       </w:r>
       <w:r>
         <w:rPr>
@@ -4731,10 +4238,111 @@
           <w:bCs/>
           <w:i/>
           <w:iCs/>
-        </w:rPr>
-        <w:t xml:space="preserve"> </w:t>
-      </w:r>
-      <w:proofErr w:type="spellStart"/>
+          <w:sz w:val="20"/>
+          <w:szCs w:val="20"/>
+          <w:lang w:val="en-US"/>
+        </w:rPr>
+        <w:t>Set Probe Information and Continue</w:t>
+      </w:r>
+      <w:r>
+        <w:rPr>
+          <w:sz w:val="20"/>
+          <w:szCs w:val="20"/>
+          <w:lang w:val="en-US"/>
+        </w:rPr>
+        <w:t>’ button to proceed to extract your data.</w:t>
+      </w:r>
+    </w:p>
+    <w:p>
+      <w:pPr>
+        <w:rPr>
+          <w:sz w:val="20"/>
+          <w:szCs w:val="20"/>
+          <w:lang w:val="en-US"/>
+        </w:rPr>
+      </w:pPr>
+      <w:r>
+        <w:rPr>
+          <w:sz w:val="20"/>
+          <w:szCs w:val="20"/>
+          <w:lang w:val="en-US"/>
+        </w:rPr>
+        <w:t xml:space="preserve">This brings you back to the original data extraction window. The channel order will be shown in the lower text are when specified. If no channel </w:t>
+      </w:r>
+      <w:r>
+        <w:rPr>
+          <w:sz w:val="20"/>
+          <w:szCs w:val="20"/>
+          <w:lang w:val="en-US"/>
+        </w:rPr>
+        <w:lastRenderedPageBreak/>
+        <w:t xml:space="preserve">order was specified it will show an ‘NaN’. Now you can extract your data by clicking the corresponding button. </w:t>
+      </w:r>
+    </w:p>
+    <w:p>
+      <w:pPr>
+        <w:rPr>
+          <w:sz w:val="20"/>
+          <w:szCs w:val="20"/>
+          <w:lang w:val="en-US"/>
+        </w:rPr>
+      </w:pPr>
+      <w:r>
+        <w:rPr>
+          <w:sz w:val="20"/>
+          <w:szCs w:val="20"/>
+          <w:lang w:val="en-US"/>
+        </w:rPr>
+        <w:t>You will see a green bar showing you the percentage of data extracted and see additional information during the data extraction in the upper text area</w:t>
+      </w:r>
+      <w:r>
+        <w:rPr>
+          <w:sz w:val="20"/>
+          <w:szCs w:val="20"/>
+          <w:lang w:val="en-US"/>
+        </w:rPr>
+        <w:t xml:space="preserve"> (depending on the recording </w:t>
+      </w:r>
+      <w:r>
+        <w:rPr>
+          <w:sz w:val="20"/>
+          <w:szCs w:val="20"/>
+          <w:lang w:val="en-US"/>
+        </w:rPr>
+        <w:t>filetype</w:t>
+      </w:r>
+      <w:r>
+        <w:rPr>
+          <w:sz w:val="20"/>
+          <w:szCs w:val="20"/>
+          <w:lang w:val="en-US"/>
+        </w:rPr>
+        <w:t>)</w:t>
+      </w:r>
+      <w:r>
+        <w:rPr>
+          <w:sz w:val="20"/>
+          <w:szCs w:val="20"/>
+          <w:lang w:val="en-US"/>
+        </w:rPr>
+        <w:t xml:space="preserve">. If data was successfully extracted, this window will close and you will see your data traces in the main window data plot, giving you access to all other modules. </w:t>
+      </w:r>
+      <w:r>
+        <w:rPr>
+          <w:sz w:val="20"/>
+          <w:szCs w:val="20"/>
+          <w:lang w:val="en-US"/>
+        </w:rPr>
+        <w:t xml:space="preserve">Your </w:t>
+      </w:r>
+      <w:r>
+        <w:rPr>
+          <w:sz w:val="20"/>
+          <w:szCs w:val="20"/>
+          <w:lang w:val="en-US"/>
+        </w:rPr>
+        <w:t>dataset variable ‘</w:t>
+      </w:r>
       <w:r>
         <w:rPr>
           <w:b/>
@@ -4745,9 +4353,32 @@
           <w:szCs w:val="20"/>
           <w:lang w:val="en-US"/>
         </w:rPr>
-        <w:t>ChannelMaps</w:t>
-      </w:r>
-      <w:proofErr w:type="spellEnd"/>
+        <w:t>app.Data</w:t>
+      </w:r>
+      <w:r>
+        <w:rPr>
+          <w:sz w:val="20"/>
+          <w:szCs w:val="20"/>
+          <w:lang w:val="en-US"/>
+        </w:rPr>
+        <w:t xml:space="preserve">’ </w:t>
+      </w:r>
+      <w:r>
+        <w:rPr>
+          <w:sz w:val="20"/>
+          <w:szCs w:val="20"/>
+          <w:lang w:val="en-US"/>
+        </w:rPr>
+        <w:t xml:space="preserve">now </w:t>
+      </w:r>
+      <w:r>
+        <w:rPr>
+          <w:sz w:val="20"/>
+          <w:szCs w:val="20"/>
+          <w:lang w:val="en-US"/>
+        </w:rPr>
+        <w:t>containing the fields ‘</w:t>
+      </w:r>
       <w:r>
         <w:rPr>
           <w:b/>
@@ -4758,31 +4389,15 @@
           <w:szCs w:val="20"/>
           <w:lang w:val="en-US"/>
         </w:rPr>
-        <w:t>’</w:t>
-      </w:r>
-      <w:r>
-        <w:rPr>
-          <w:sz w:val="20"/>
-          <w:szCs w:val="20"/>
-          <w:lang w:val="en-US"/>
-        </w:rPr>
-        <w:t xml:space="preserve"> </w:t>
-      </w:r>
-      <w:r>
-        <w:rPr>
-          <w:sz w:val="20"/>
-          <w:szCs w:val="20"/>
-          <w:lang w:val="en-US"/>
-        </w:rPr>
-        <w:t xml:space="preserve">folder. </w:t>
-      </w:r>
-      <w:r>
-        <w:rPr>
-          <w:sz w:val="20"/>
-          <w:szCs w:val="20"/>
-          <w:lang w:val="en-US"/>
-        </w:rPr>
-        <w:t>Click on the ‘</w:t>
+        <w:t>Raw’</w:t>
+      </w:r>
+      <w:r>
+        <w:rPr>
+          <w:sz w:val="20"/>
+          <w:szCs w:val="20"/>
+          <w:lang w:val="en-US"/>
+        </w:rPr>
+        <w:t>, ‘</w:t>
       </w:r>
       <w:r>
         <w:rPr>
@@ -4794,120 +4409,16 @@
           <w:szCs w:val="20"/>
           <w:lang w:val="en-US"/>
         </w:rPr>
-        <w:t>Set Probe Information and Continue</w:t>
-      </w:r>
-      <w:r>
-        <w:rPr>
-          <w:sz w:val="20"/>
-          <w:szCs w:val="20"/>
-          <w:lang w:val="en-US"/>
-        </w:rPr>
-        <w:t>’ button to proceed to extract your data.</w:t>
-      </w:r>
-    </w:p>
-    <w:p>
-      <w:pPr>
-        <w:rPr>
-          <w:sz w:val="20"/>
-          <w:szCs w:val="20"/>
-          <w:lang w:val="en-US"/>
-        </w:rPr>
-      </w:pPr>
-      <w:r>
-        <w:rPr>
-          <w:sz w:val="20"/>
-          <w:szCs w:val="20"/>
-          <w:lang w:val="en-US"/>
-        </w:rPr>
-        <w:t>This brings you back to the original data extraction window. The channel order will be shown in the lower text are when specified. If no channel order was specified it will show an ‘</w:t>
-      </w:r>
-      <w:proofErr w:type="spellStart"/>
-      <w:r>
-        <w:rPr>
-          <w:sz w:val="20"/>
-          <w:szCs w:val="20"/>
-          <w:lang w:val="en-US"/>
-        </w:rPr>
-        <w:t>NaN</w:t>
-      </w:r>
-      <w:proofErr w:type="spellEnd"/>
-      <w:r>
-        <w:rPr>
-          <w:sz w:val="20"/>
-          <w:szCs w:val="20"/>
-          <w:lang w:val="en-US"/>
-        </w:rPr>
-        <w:t xml:space="preserve">’. Now you can extract your data by clicking the corresponding button. </w:t>
-      </w:r>
-    </w:p>
-    <w:p>
-      <w:pPr>
-        <w:rPr>
-          <w:sz w:val="20"/>
-          <w:szCs w:val="20"/>
-          <w:lang w:val="en-US"/>
-        </w:rPr>
-      </w:pPr>
-      <w:r>
-        <w:rPr>
-          <w:sz w:val="20"/>
-          <w:szCs w:val="20"/>
-          <w:lang w:val="en-US"/>
-        </w:rPr>
-        <w:lastRenderedPageBreak/>
-        <w:t>You will see a green bar showing you the percentage of data extracted and see additional information during the data extraction in the upper text area</w:t>
-      </w:r>
-      <w:r>
-        <w:rPr>
-          <w:sz w:val="20"/>
-          <w:szCs w:val="20"/>
-          <w:lang w:val="en-US"/>
-        </w:rPr>
-        <w:t xml:space="preserve"> (depending on the recording </w:t>
-      </w:r>
-      <w:r>
-        <w:rPr>
-          <w:sz w:val="20"/>
-          <w:szCs w:val="20"/>
-          <w:lang w:val="en-US"/>
-        </w:rPr>
-        <w:t>filetype</w:t>
-      </w:r>
-      <w:r>
-        <w:rPr>
-          <w:sz w:val="20"/>
-          <w:szCs w:val="20"/>
-          <w:lang w:val="en-US"/>
-        </w:rPr>
-        <w:t>)</w:t>
-      </w:r>
-      <w:r>
-        <w:rPr>
-          <w:sz w:val="20"/>
-          <w:szCs w:val="20"/>
-          <w:lang w:val="en-US"/>
-        </w:rPr>
-        <w:t xml:space="preserve">. If data was successfully extracted, this window will close and you will see your data traces in the main window data plot, giving you access to all other modules. </w:t>
-      </w:r>
-    </w:p>
-    <w:p>
-      <w:pPr>
-        <w:rPr>
-          <w:sz w:val="20"/>
-          <w:szCs w:val="20"/>
-          <w:lang w:val="en-US"/>
-        </w:rPr>
-      </w:pPr>
-      <w:r>
-        <w:rPr>
-          <w:sz w:val="20"/>
-          <w:szCs w:val="20"/>
-          <w:lang w:val="en-US"/>
-        </w:rPr>
-        <w:t>This also creates your dataset variable ‘</w:t>
-      </w:r>
-      <w:proofErr w:type="spellStart"/>
-      <w:proofErr w:type="gramStart"/>
+        <w:t>Time’</w:t>
+      </w:r>
+      <w:r>
+        <w:rPr>
+          <w:sz w:val="20"/>
+          <w:szCs w:val="20"/>
+          <w:lang w:val="en-US"/>
+        </w:rPr>
+        <w:t xml:space="preserve"> and ‘</w:t>
+      </w:r>
       <w:r>
         <w:rPr>
           <w:b/>
@@ -4918,17 +4429,165 @@
           <w:szCs w:val="20"/>
           <w:lang w:val="en-US"/>
         </w:rPr>
-        <w:t>app.Data</w:t>
-      </w:r>
-      <w:proofErr w:type="spellEnd"/>
-      <w:proofErr w:type="gramEnd"/>
-      <w:r>
-        <w:rPr>
-          <w:sz w:val="20"/>
-          <w:szCs w:val="20"/>
-          <w:lang w:val="en-US"/>
-        </w:rPr>
-        <w:t>’ containing the fields ‘</w:t>
+        <w:t>Info’</w:t>
+      </w:r>
+      <w:r>
+        <w:rPr>
+          <w:sz w:val="20"/>
+          <w:szCs w:val="20"/>
+          <w:lang w:val="en-US"/>
+        </w:rPr>
+        <w:t xml:space="preserve">. </w:t>
+      </w:r>
+    </w:p>
+    <w:p>
+      <w:pPr>
+        <w:rPr>
+          <w:sz w:val="20"/>
+          <w:szCs w:val="20"/>
+          <w:lang w:val="en-US"/>
+        </w:rPr>
+      </w:pPr>
+    </w:p>
+    <w:p>
+      <w:pPr>
+        <w:pStyle w:val="Listenabsatz"/>
+        <w:numPr>
+          <w:ilvl w:val="1"/>
+          <w:numId w:val="2"/>
+        </w:numPr>
+        <w:rPr>
+          <w:b/>
+          <w:bCs/>
+          <w:sz w:val="24"/>
+          <w:szCs w:val="24"/>
+          <w:u w:val="single"/>
+          <w:lang w:val="en-US"/>
+        </w:rPr>
+      </w:pPr>
+      <w:r>
+        <w:rPr>
+          <w:b/>
+          <w:bCs/>
+          <w:sz w:val="24"/>
+          <w:szCs w:val="24"/>
+          <w:u w:val="single"/>
+          <w:lang w:val="en-US"/>
+        </w:rPr>
+        <w:t>Save Dataset</w:t>
+      </w:r>
+    </w:p>
+    <w:p>
+      <w:pPr>
+        <w:pStyle w:val="Listenabsatz"/>
+        <w:rPr>
+          <w:b/>
+          <w:bCs/>
+          <w:sz w:val="24"/>
+          <w:szCs w:val="24"/>
+          <w:u w:val="single"/>
+          <w:lang w:val="en-US"/>
+        </w:rPr>
+      </w:pPr>
+      <w:r>
+        <w:rPr>
+          <w:noProof/>
+        </w:rPr>
+        <w:drawing>
+          <wp:anchor distT="0" distB="0" distL="114300" distR="114300" simplePos="0" relativeHeight="251684864" behindDoc="0" locked="0" layoutInCell="1" allowOverlap="1" wp14:anchorId="3D282A33" wp14:editId="1CB36A7C">
+            <wp:simplePos x="0" y="0"/>
+            <wp:positionH relativeFrom="column">
+              <wp:posOffset>2973070</wp:posOffset>
+            </wp:positionH>
+            <wp:positionV relativeFrom="paragraph">
+              <wp:posOffset>172085</wp:posOffset>
+            </wp:positionV>
+            <wp:extent cx="3030220" cy="2855595"/>
+            <wp:effectExtent l="0" t="0" r="0" b="1905"/>
+            <wp:wrapSquare wrapText="bothSides"/>
+            <wp:docPr id="3" name="Grafik 3"/>
+            <wp:cNvGraphicFramePr>
+              <a:graphicFrameLocks xmlns:a="http://schemas.openxmlformats.org/drawingml/2006/main" noChangeAspect="1"/>
+            </wp:cNvGraphicFramePr>
+            <a:graphic xmlns:a="http://schemas.openxmlformats.org/drawingml/2006/main">
+              <a:graphicData uri="http://schemas.openxmlformats.org/drawingml/2006/picture">
+                <pic:pic xmlns:pic="http://schemas.openxmlformats.org/drawingml/2006/picture">
+                  <pic:nvPicPr>
+                    <pic:cNvPr id="0" name="Picture 1"/>
+                    <pic:cNvPicPr>
+                      <a:picLocks noChangeAspect="1" noChangeArrowheads="1"/>
+                    </pic:cNvPicPr>
+                  </pic:nvPicPr>
+                  <pic:blipFill>
+                    <a:blip r:embed="rId24">
+                      <a:extLst>
+                        <a:ext uri="{28A0092B-C50C-407E-A947-70E740481C1C}">
+                          <a14:useLocalDpi xmlns:a14="http://schemas.microsoft.com/office/drawing/2010/main" val="0"/>
+                        </a:ext>
+                      </a:extLst>
+                    </a:blip>
+                    <a:srcRect/>
+                    <a:stretch>
+                      <a:fillRect/>
+                    </a:stretch>
+                  </pic:blipFill>
+                  <pic:spPr bwMode="auto">
+                    <a:xfrm>
+                      <a:off x="0" y="0"/>
+                      <a:ext cx="3030220" cy="2855595"/>
+                    </a:xfrm>
+                    <a:prstGeom prst="rect">
+                      <a:avLst/>
+                    </a:prstGeom>
+                    <a:noFill/>
+                    <a:ln>
+                      <a:noFill/>
+                    </a:ln>
+                  </pic:spPr>
+                </pic:pic>
+              </a:graphicData>
+            </a:graphic>
+            <wp14:sizeRelH relativeFrom="margin">
+              <wp14:pctWidth>0</wp14:pctWidth>
+            </wp14:sizeRelH>
+            <wp14:sizeRelV relativeFrom="margin">
+              <wp14:pctHeight>0</wp14:pctHeight>
+            </wp14:sizeRelV>
+          </wp:anchor>
+        </w:drawing>
+      </w:r>
+    </w:p>
+    <w:p>
+      <w:pPr>
+        <w:rPr>
+          <w:sz w:val="20"/>
+          <w:szCs w:val="20"/>
+          <w:lang w:val="en-US"/>
+        </w:rPr>
+      </w:pPr>
+      <w:r>
+        <w:rPr>
+          <w:sz w:val="20"/>
+          <w:szCs w:val="20"/>
+          <w:lang w:val="en-US"/>
+        </w:rPr>
+        <w:t>Selecting the ‘Save Dataset’</w:t>
+      </w:r>
+      <w:r>
+        <w:rPr>
+          <w:sz w:val="20"/>
+          <w:szCs w:val="20"/>
+          <w:lang w:val="en-US"/>
+        </w:rPr>
+        <w:t xml:space="preserve"> </w:t>
+      </w:r>
+      <w:r>
+        <w:rPr>
+          <w:sz w:val="20"/>
+          <w:szCs w:val="20"/>
+          <w:lang w:val="en-US"/>
+        </w:rPr>
+        <w:t xml:space="preserve">Option in the ‘Manage Dataset’ module opens the </w:t>
       </w:r>
       <w:r>
         <w:rPr>
@@ -4940,15 +4599,32 @@
           <w:szCs w:val="20"/>
           <w:lang w:val="en-US"/>
         </w:rPr>
-        <w:t>Raw’</w:t>
-      </w:r>
-      <w:r>
-        <w:rPr>
-          <w:sz w:val="20"/>
-          <w:szCs w:val="20"/>
-          <w:lang w:val="en-US"/>
-        </w:rPr>
-        <w:t>, ‘</w:t>
+        <w:t>‘Save Data Window’</w:t>
+      </w:r>
+      <w:r>
+        <w:rPr>
+          <w:sz w:val="20"/>
+          <w:szCs w:val="20"/>
+          <w:lang w:val="en-US"/>
+        </w:rPr>
+        <w:t xml:space="preserve"> in which you can specify how and where to save your dataset. </w:t>
+      </w:r>
+    </w:p>
+    <w:p>
+      <w:pPr>
+        <w:rPr>
+          <w:sz w:val="20"/>
+          <w:szCs w:val="20"/>
+          <w:lang w:val="en-US"/>
+        </w:rPr>
+      </w:pPr>
+      <w:r>
+        <w:rPr>
+          <w:sz w:val="20"/>
+          <w:szCs w:val="20"/>
+          <w:lang w:val="en-US"/>
+        </w:rPr>
+        <w:t xml:space="preserve">First you can select in which </w:t>
       </w:r>
       <w:r>
         <w:rPr>
@@ -4960,15 +4636,295 @@
           <w:szCs w:val="20"/>
           <w:lang w:val="en-US"/>
         </w:rPr>
-        <w:t>Time’</w:t>
-      </w:r>
-      <w:r>
-        <w:rPr>
-          <w:sz w:val="20"/>
-          <w:szCs w:val="20"/>
-          <w:lang w:val="en-US"/>
-        </w:rPr>
-        <w:t xml:space="preserve"> and ‘</w:t>
+        <w:t>format</w:t>
+      </w:r>
+      <w:r>
+        <w:rPr>
+          <w:sz w:val="20"/>
+          <w:szCs w:val="20"/>
+          <w:lang w:val="en-US"/>
+        </w:rPr>
+        <w:t xml:space="preserve"> you want to save the dataset. Options are. mat and .dat. The recommended format is .dat, since it is faster in saving and loading and requires less hard drive space. </w:t>
+      </w:r>
+    </w:p>
+    <w:p>
+      <w:pPr>
+        <w:rPr>
+          <w:sz w:val="20"/>
+          <w:szCs w:val="20"/>
+          <w:lang w:val="en-US"/>
+        </w:rPr>
+      </w:pPr>
+      <w:r>
+        <w:rPr>
+          <w:sz w:val="20"/>
+          <w:szCs w:val="20"/>
+          <w:lang w:val="en-US"/>
+        </w:rPr>
+        <w:t xml:space="preserve">Below the format selection it can also be specified which dataset components to save by clicking the corresponding buttons. If a dataset component is selected to be saved, the button will appear in a darker grey. The ‘Select All’ button will automatically mark all dataset components currently available. </w:t>
+      </w:r>
+    </w:p>
+    <w:p>
+      <w:pPr>
+        <w:rPr>
+          <w:sz w:val="20"/>
+          <w:szCs w:val="20"/>
+          <w:lang w:val="en-US"/>
+        </w:rPr>
+      </w:pPr>
+      <w:r>
+        <w:rPr>
+          <w:sz w:val="20"/>
+          <w:szCs w:val="20"/>
+          <w:lang w:val="en-US"/>
+        </w:rPr>
+        <w:t>When you finished your selection, you can click the ‘Save’ button</w:t>
+      </w:r>
+      <w:r>
+        <w:rPr>
+          <w:sz w:val="20"/>
+          <w:szCs w:val="20"/>
+          <w:lang w:val="en-US"/>
+        </w:rPr>
+        <w:t>, prompting you to select a folder and filename</w:t>
+      </w:r>
+      <w:r>
+        <w:rPr>
+          <w:sz w:val="20"/>
+          <w:szCs w:val="20"/>
+          <w:lang w:val="en-US"/>
+        </w:rPr>
+        <w:t xml:space="preserve">. </w:t>
+      </w:r>
+    </w:p>
+    <w:p>
+      <w:pPr>
+        <w:rPr>
+          <w:sz w:val="20"/>
+          <w:szCs w:val="20"/>
+          <w:lang w:val="en-US"/>
+        </w:rPr>
+      </w:pPr>
+      <w:r>
+        <w:rPr>
+          <w:sz w:val="20"/>
+          <w:szCs w:val="20"/>
+          <w:lang w:val="en-US"/>
+        </w:rPr>
+        <w:t xml:space="preserve">Explanation of data formats: </w:t>
+      </w:r>
+    </w:p>
+    <w:p>
+      <w:pPr>
+        <w:rPr>
+          <w:sz w:val="20"/>
+          <w:szCs w:val="20"/>
+          <w:lang w:val="en-US"/>
+        </w:rPr>
+      </w:pPr>
+      <w:r>
+        <w:rPr>
+          <w:sz w:val="20"/>
+          <w:szCs w:val="20"/>
+          <w:lang w:val="en-US"/>
+        </w:rPr>
+        <w:t xml:space="preserve">When .mat is selected as the format, all dataset components will be saved in the variable ‘Data’ as they are. This is perfect to preserve the original structure of all components and load them without any additional steps. </w:t>
+      </w:r>
+    </w:p>
+    <w:p>
+      <w:pPr>
+        <w:rPr>
+          <w:sz w:val="20"/>
+          <w:szCs w:val="20"/>
+          <w:lang w:val="en-US"/>
+        </w:rPr>
+      </w:pPr>
+      <w:r>
+        <w:rPr>
+          <w:sz w:val="20"/>
+          <w:szCs w:val="20"/>
+          <w:lang w:val="en-US"/>
+        </w:rPr>
+        <w:t xml:space="preserve">When .dat is selected, raw and (if selected) preprocessed data are converted into int32 to save them as binaries in the .dat file. If raw and preprocessed data </w:t>
+      </w:r>
+      <w:r>
+        <w:rPr>
+          <w:sz w:val="20"/>
+          <w:szCs w:val="20"/>
+          <w:lang w:val="en-US"/>
+        </w:rPr>
+        <w:t>are both</w:t>
+      </w:r>
+      <w:r>
+        <w:rPr>
+          <w:sz w:val="20"/>
+          <w:szCs w:val="20"/>
+          <w:lang w:val="en-US"/>
+        </w:rPr>
+        <w:t xml:space="preserve"> saved, they are concatenated together to a nchannel x 2*ntime matrix.</w:t>
+      </w:r>
+      <w:r>
+        <w:rPr>
+          <w:sz w:val="20"/>
+          <w:szCs w:val="20"/>
+          <w:lang w:val="en-US"/>
+        </w:rPr>
+        <w:t xml:space="preserve"> </w:t>
+      </w:r>
+      <w:r>
+        <w:rPr>
+          <w:sz w:val="20"/>
+          <w:szCs w:val="20"/>
+          <w:lang w:val="en-US"/>
+        </w:rPr>
+        <w:t xml:space="preserve">This brings a tremendous speed improvement compared to </w:t>
+      </w:r>
+      <w:r>
+        <w:rPr>
+          <w:sz w:val="20"/>
+          <w:szCs w:val="20"/>
+          <w:lang w:val="en-US"/>
+        </w:rPr>
+        <w:t xml:space="preserve">saving as </w:t>
+      </w:r>
+      <w:r>
+        <w:rPr>
+          <w:sz w:val="20"/>
+          <w:szCs w:val="20"/>
+          <w:lang w:val="en-US"/>
+        </w:rPr>
+        <w:t>.mat files</w:t>
+      </w:r>
+      <w:r>
+        <w:rPr>
+          <w:sz w:val="20"/>
+          <w:szCs w:val="20"/>
+          <w:lang w:val="en-US"/>
+        </w:rPr>
+        <w:t xml:space="preserve">. All other dataset components are saved in an additional .mat file that is always saved along the .dat file. NOTE: The .mat file always has to have the same name as the .dat file added by a ‘_Info’ at the end. It serves to have an unambiguous affiliation </w:t>
+      </w:r>
+      <w:r>
+        <w:rPr>
+          <w:sz w:val="20"/>
+          <w:szCs w:val="20"/>
+          <w:lang w:val="en-US"/>
+        </w:rPr>
+        <w:t xml:space="preserve">between .mat and .dat files for </w:t>
+      </w:r>
+      <w:r>
+        <w:rPr>
+          <w:sz w:val="20"/>
+          <w:szCs w:val="20"/>
+          <w:lang w:val="en-US"/>
+        </w:rPr>
+        <w:t>multipl</w:t>
+      </w:r>
+      <w:r>
+        <w:rPr>
+          <w:sz w:val="20"/>
+          <w:szCs w:val="20"/>
+          <w:lang w:val="en-US"/>
+        </w:rPr>
+        <w:t>e datasets being saved in the same folder.</w:t>
+      </w:r>
+    </w:p>
+    <w:p>
+      <w:pPr>
+        <w:rPr>
+          <w:sz w:val="20"/>
+          <w:szCs w:val="20"/>
+          <w:lang w:val="en-US"/>
+        </w:rPr>
+      </w:pPr>
+    </w:p>
+    <w:p>
+      <w:pPr>
+        <w:pStyle w:val="Listenabsatz"/>
+        <w:numPr>
+          <w:ilvl w:val="1"/>
+          <w:numId w:val="2"/>
+        </w:numPr>
+        <w:rPr>
+          <w:b/>
+          <w:bCs/>
+          <w:sz w:val="24"/>
+          <w:szCs w:val="24"/>
+          <w:u w:val="single"/>
+          <w:lang w:val="en-US"/>
+        </w:rPr>
+      </w:pPr>
+      <w:r>
+        <w:rPr>
+          <w:b/>
+          <w:bCs/>
+          <w:sz w:val="24"/>
+          <w:szCs w:val="24"/>
+          <w:u w:val="single"/>
+          <w:lang w:val="en-US"/>
+        </w:rPr>
+        <w:t>Load Dataset</w:t>
+      </w:r>
+    </w:p>
+    <w:p>
+      <w:pPr>
+        <w:pStyle w:val="Listenabsatz"/>
+        <w:rPr>
+          <w:b/>
+          <w:bCs/>
+          <w:sz w:val="24"/>
+          <w:szCs w:val="24"/>
+          <w:u w:val="single"/>
+          <w:lang w:val="en-US"/>
+        </w:rPr>
+      </w:pPr>
+    </w:p>
+    <w:p>
+      <w:pPr>
+        <w:rPr>
+          <w:sz w:val="20"/>
+          <w:szCs w:val="20"/>
+          <w:lang w:val="en-US"/>
+        </w:rPr>
+      </w:pPr>
+      <w:r>
+        <w:rPr>
+          <w:sz w:val="20"/>
+          <w:szCs w:val="20"/>
+          <w:lang w:val="en-US"/>
+        </w:rPr>
+        <w:t>Selecting the ‘</w:t>
+      </w:r>
+      <w:r>
+        <w:rPr>
+          <w:sz w:val="20"/>
+          <w:szCs w:val="20"/>
+          <w:lang w:val="en-US"/>
+        </w:rPr>
+        <w:t>Load</w:t>
+      </w:r>
+      <w:r>
+        <w:rPr>
+          <w:sz w:val="20"/>
+          <w:szCs w:val="20"/>
+          <w:lang w:val="en-US"/>
+        </w:rPr>
+        <w:t xml:space="preserve"> Dataset’</w:t>
+      </w:r>
+      <w:r>
+        <w:rPr>
+          <w:sz w:val="20"/>
+          <w:szCs w:val="20"/>
+          <w:lang w:val="en-US"/>
+        </w:rPr>
+        <w:t xml:space="preserve"> </w:t>
+      </w:r>
+      <w:r>
+        <w:rPr>
+          <w:sz w:val="20"/>
+          <w:szCs w:val="20"/>
+          <w:lang w:val="en-US"/>
+        </w:rPr>
+        <w:t xml:space="preserve">Option in the ‘Manage Dataset’ module opens the </w:t>
       </w:r>
       <w:r>
         <w:rPr>
@@ -4980,7 +4936,47 @@
           <w:szCs w:val="20"/>
           <w:lang w:val="en-US"/>
         </w:rPr>
-        <w:t>Info’</w:t>
+        <w:t>‘</w:t>
+      </w:r>
+      <w:r>
+        <w:rPr>
+          <w:b/>
+          <w:bCs/>
+          <w:i/>
+          <w:iCs/>
+          <w:sz w:val="20"/>
+          <w:szCs w:val="20"/>
+          <w:lang w:val="en-US"/>
+        </w:rPr>
+        <w:t>Load</w:t>
+      </w:r>
+      <w:r>
+        <w:rPr>
+          <w:b/>
+          <w:bCs/>
+          <w:i/>
+          <w:iCs/>
+          <w:sz w:val="20"/>
+          <w:szCs w:val="20"/>
+          <w:lang w:val="en-US"/>
+        </w:rPr>
+        <w:t xml:space="preserve"> Data Window’</w:t>
+      </w:r>
+      <w:r>
+        <w:rPr>
+          <w:sz w:val="20"/>
+          <w:szCs w:val="20"/>
+          <w:lang w:val="en-US"/>
+        </w:rPr>
+        <w:t xml:space="preserve"> in which you can </w:t>
+      </w:r>
+      <w:r>
+        <w:rPr>
+          <w:sz w:val="20"/>
+          <w:szCs w:val="20"/>
+          <w:lang w:val="en-US"/>
+        </w:rPr>
+        <w:t>load datasets saved with the ‘Save Dataset’ option</w:t>
       </w:r>
       <w:r>
         <w:rPr>
@@ -4990,6 +4986,387 @@
         </w:rPr>
         <w:t xml:space="preserve">. </w:t>
       </w:r>
+      <w:r>
+        <w:rPr>
+          <w:sz w:val="20"/>
+          <w:szCs w:val="20"/>
+          <w:lang w:val="en-US"/>
+        </w:rPr>
+        <w:t xml:space="preserve">On startup, the </w:t>
+      </w:r>
+      <w:r>
+        <w:rPr>
+          <w:sz w:val="20"/>
+          <w:szCs w:val="20"/>
+          <w:lang w:val="en-US"/>
+        </w:rPr>
+        <w:t>‘Load Data Window’</w:t>
+      </w:r>
+      <w:r>
+        <w:rPr>
+          <w:sz w:val="20"/>
+          <w:szCs w:val="20"/>
+          <w:lang w:val="en-US"/>
+        </w:rPr>
+        <w:t xml:space="preserve"> </w:t>
+      </w:r>
+      <w:r>
+        <w:rPr>
+          <w:sz w:val="20"/>
+          <w:szCs w:val="20"/>
+          <w:lang w:val="en-US"/>
+        </w:rPr>
+        <w:t xml:space="preserve">will always search in the standard directory ‘GUI_Path/Example Data’. This serves to have a folder from which files can be loaded as uncomplicated </w:t>
+      </w:r>
+      <w:r>
+        <w:rPr>
+          <w:sz w:val="20"/>
+          <w:szCs w:val="20"/>
+          <w:lang w:val="en-US"/>
+        </w:rPr>
+        <w:t>a</w:t>
+      </w:r>
+      <w:r>
+        <w:rPr>
+          <w:sz w:val="20"/>
+          <w:szCs w:val="20"/>
+          <w:lang w:val="en-US"/>
+        </w:rPr>
+        <w:t xml:space="preserve">nd quickly as possible. </w:t>
+      </w:r>
+      <w:r>
+        <w:rPr>
+          <w:sz w:val="20"/>
+          <w:szCs w:val="20"/>
+          <w:lang w:val="en-US"/>
+        </w:rPr>
+        <w:t>If you want to load a file that’s not part of that folder, you can click the button ‘</w:t>
+      </w:r>
+      <w:r>
+        <w:rPr>
+          <w:b/>
+          <w:bCs/>
+          <w:i/>
+          <w:iCs/>
+          <w:sz w:val="20"/>
+          <w:szCs w:val="20"/>
+          <w:lang w:val="en-US"/>
+        </w:rPr>
+        <w:t>Select Different Folder’</w:t>
+      </w:r>
+      <w:r>
+        <w:rPr>
+          <w:sz w:val="20"/>
+          <w:szCs w:val="20"/>
+          <w:lang w:val="en-US"/>
+        </w:rPr>
+        <w:t xml:space="preserve">. Once selected, the folder is auto searched for proper save files which are then displayed in the </w:t>
+      </w:r>
+      <w:r>
+        <w:rPr>
+          <w:b/>
+          <w:bCs/>
+          <w:i/>
+          <w:iCs/>
+          <w:sz w:val="20"/>
+          <w:szCs w:val="20"/>
+          <w:lang w:val="en-US"/>
+        </w:rPr>
+        <w:t>‘Save File Selection’</w:t>
+      </w:r>
+      <w:r>
+        <w:rPr>
+          <w:sz w:val="20"/>
+          <w:szCs w:val="20"/>
+          <w:lang w:val="en-US"/>
+        </w:rPr>
+        <w:t xml:space="preserve"> dropdown menu. </w:t>
+      </w:r>
+    </w:p>
+    <w:p>
+      <w:pPr>
+        <w:rPr>
+          <w:sz w:val="20"/>
+          <w:szCs w:val="20"/>
+          <w:lang w:val="en-US"/>
+        </w:rPr>
+      </w:pPr>
+      <w:r>
+        <w:rPr>
+          <w:sz w:val="20"/>
+          <w:szCs w:val="20"/>
+          <w:lang w:val="en-US"/>
+        </w:rPr>
+        <w:lastRenderedPageBreak/>
+        <w:t xml:space="preserve">There is a possibility, that </w:t>
+      </w:r>
+      <w:r>
+        <w:rPr>
+          <w:sz w:val="20"/>
+          <w:szCs w:val="20"/>
+          <w:lang w:val="en-US"/>
+        </w:rPr>
+        <w:t>datasets</w:t>
+      </w:r>
+      <w:r>
+        <w:rPr>
+          <w:sz w:val="20"/>
+          <w:szCs w:val="20"/>
+          <w:lang w:val="en-US"/>
+        </w:rPr>
+        <w:t xml:space="preserve"> saved as .mat and .dat are both in the same folder. For this reason, the small </w:t>
+      </w:r>
+      <w:r>
+        <w:rPr>
+          <w:sz w:val="20"/>
+          <w:szCs w:val="20"/>
+          <w:lang w:val="en-US"/>
+        </w:rPr>
+        <w:t>dropdown</w:t>
+      </w:r>
+      <w:r>
+        <w:rPr>
+          <w:sz w:val="20"/>
+          <w:szCs w:val="20"/>
+          <w:lang w:val="en-US"/>
+        </w:rPr>
+        <w:t xml:space="preserve"> menu below the ‘Select Different Folder’ button can be used to select either the .mat or .dat files to load. Depending on the selection there, you will only see the </w:t>
+      </w:r>
+      <w:r>
+        <w:rPr>
+          <w:sz w:val="20"/>
+          <w:szCs w:val="20"/>
+          <w:lang w:val="en-US"/>
+        </w:rPr>
+        <w:t>files available in this format in the ‘Save File Selection’ dropdown.</w:t>
+      </w:r>
+    </w:p>
+    <w:p>
+      <w:pPr>
+        <w:rPr>
+          <w:sz w:val="20"/>
+          <w:szCs w:val="20"/>
+          <w:lang w:val="en-US"/>
+        </w:rPr>
+      </w:pPr>
+      <w:r>
+        <w:rPr>
+          <w:sz w:val="20"/>
+          <w:szCs w:val="20"/>
+          <w:lang w:val="en-US"/>
+        </w:rPr>
+        <w:t>Once you selected a dataset to load, clicking on the ‘Load ’button will load the dataset and show progress.</w:t>
+      </w:r>
+    </w:p>
+    <w:p>
+      <w:pPr>
+        <w:pStyle w:val="Listenabsatz"/>
+        <w:ind w:left="0"/>
+        <w:rPr>
+          <w:sz w:val="20"/>
+          <w:szCs w:val="20"/>
+          <w:lang w:val="en-US"/>
+        </w:rPr>
+      </w:pPr>
+      <w:r>
+        <w:rPr>
+          <w:noProof/>
+        </w:rPr>
+        <w:drawing>
+          <wp:anchor distT="0" distB="0" distL="114300" distR="114300" simplePos="0" relativeHeight="251685888" behindDoc="0" locked="0" layoutInCell="1" allowOverlap="1" wp14:anchorId="76DF64F0" wp14:editId="3CC65009">
+            <wp:simplePos x="0" y="0"/>
+            <wp:positionH relativeFrom="column">
+              <wp:posOffset>3905794</wp:posOffset>
+            </wp:positionH>
+            <wp:positionV relativeFrom="paragraph">
+              <wp:posOffset>-1170124</wp:posOffset>
+            </wp:positionV>
+            <wp:extent cx="2280285" cy="2145665"/>
+            <wp:effectExtent l="0" t="0" r="5715" b="6985"/>
+            <wp:wrapSquare wrapText="bothSides"/>
+            <wp:docPr id="4" name="Grafik 4"/>
+            <wp:cNvGraphicFramePr>
+              <a:graphicFrameLocks xmlns:a="http://schemas.openxmlformats.org/drawingml/2006/main" noChangeAspect="1"/>
+            </wp:cNvGraphicFramePr>
+            <a:graphic xmlns:a="http://schemas.openxmlformats.org/drawingml/2006/main">
+              <a:graphicData uri="http://schemas.openxmlformats.org/drawingml/2006/picture">
+                <pic:pic xmlns:pic="http://schemas.openxmlformats.org/drawingml/2006/picture">
+                  <pic:nvPicPr>
+                    <pic:cNvPr id="0" name="Picture 3"/>
+                    <pic:cNvPicPr>
+                      <a:picLocks noChangeAspect="1" noChangeArrowheads="1"/>
+                    </pic:cNvPicPr>
+                  </pic:nvPicPr>
+                  <pic:blipFill>
+                    <a:blip r:embed="rId25" cstate="print">
+                      <a:extLst>
+                        <a:ext uri="{28A0092B-C50C-407E-A947-70E740481C1C}">
+                          <a14:useLocalDpi xmlns:a14="http://schemas.microsoft.com/office/drawing/2010/main" val="0"/>
+                        </a:ext>
+                      </a:extLst>
+                    </a:blip>
+                    <a:srcRect/>
+                    <a:stretch>
+                      <a:fillRect/>
+                    </a:stretch>
+                  </pic:blipFill>
+                  <pic:spPr bwMode="auto">
+                    <a:xfrm>
+                      <a:off x="0" y="0"/>
+                      <a:ext cx="2280285" cy="2145665"/>
+                    </a:xfrm>
+                    <a:prstGeom prst="rect">
+                      <a:avLst/>
+                    </a:prstGeom>
+                    <a:noFill/>
+                    <a:ln>
+                      <a:noFill/>
+                    </a:ln>
+                  </pic:spPr>
+                </pic:pic>
+              </a:graphicData>
+            </a:graphic>
+            <wp14:sizeRelH relativeFrom="margin">
+              <wp14:pctWidth>0</wp14:pctWidth>
+            </wp14:sizeRelH>
+            <wp14:sizeRelV relativeFrom="margin">
+              <wp14:pctHeight>0</wp14:pctHeight>
+            </wp14:sizeRelV>
+          </wp:anchor>
+        </w:drawing>
+      </w:r>
+    </w:p>
+    <w:p>
+      <w:pPr>
+        <w:pStyle w:val="Listenabsatz"/>
+        <w:ind w:left="0"/>
+        <w:rPr>
+          <w:sz w:val="20"/>
+          <w:szCs w:val="20"/>
+          <w:lang w:val="en-US"/>
+        </w:rPr>
+      </w:pPr>
+    </w:p>
+    <w:p>
+      <w:pPr>
+        <w:pStyle w:val="Listenabsatz"/>
+        <w:ind w:left="0"/>
+        <w:rPr>
+          <w:sz w:val="20"/>
+          <w:szCs w:val="20"/>
+          <w:lang w:val="en-US"/>
+        </w:rPr>
+      </w:pPr>
+    </w:p>
+    <w:p>
+      <w:pPr>
+        <w:pStyle w:val="Listenabsatz"/>
+        <w:ind w:left="0"/>
+        <w:rPr>
+          <w:sz w:val="20"/>
+          <w:szCs w:val="20"/>
+          <w:lang w:val="en-US"/>
+        </w:rPr>
+      </w:pPr>
+    </w:p>
+    <w:p>
+      <w:pPr>
+        <w:pStyle w:val="Listenabsatz"/>
+        <w:ind w:left="0"/>
+        <w:rPr>
+          <w:sz w:val="20"/>
+          <w:szCs w:val="20"/>
+          <w:lang w:val="en-US"/>
+        </w:rPr>
+      </w:pPr>
+    </w:p>
+    <w:p>
+      <w:pPr>
+        <w:pStyle w:val="Listenabsatz"/>
+        <w:ind w:left="0"/>
+        <w:rPr>
+          <w:sz w:val="20"/>
+          <w:szCs w:val="20"/>
+          <w:lang w:val="en-US"/>
+        </w:rPr>
+      </w:pPr>
+    </w:p>
+    <w:p>
+      <w:pPr>
+        <w:pStyle w:val="Listenabsatz"/>
+        <w:ind w:left="0"/>
+        <w:rPr>
+          <w:sz w:val="20"/>
+          <w:szCs w:val="20"/>
+          <w:lang w:val="en-US"/>
+        </w:rPr>
+      </w:pPr>
+    </w:p>
+    <w:p>
+      <w:pPr>
+        <w:pStyle w:val="Listenabsatz"/>
+        <w:ind w:left="0"/>
+        <w:rPr>
+          <w:sz w:val="20"/>
+          <w:szCs w:val="20"/>
+          <w:lang w:val="en-US"/>
+        </w:rPr>
+      </w:pPr>
+    </w:p>
+    <w:p>
+      <w:pPr>
+        <w:pStyle w:val="Listenabsatz"/>
+        <w:ind w:left="0"/>
+        <w:rPr>
+          <w:sz w:val="20"/>
+          <w:szCs w:val="20"/>
+          <w:lang w:val="en-US"/>
+        </w:rPr>
+      </w:pPr>
+    </w:p>
+    <w:p>
+      <w:pPr>
+        <w:pStyle w:val="Listenabsatz"/>
+        <w:ind w:left="0"/>
+        <w:rPr>
+          <w:sz w:val="20"/>
+          <w:szCs w:val="20"/>
+          <w:lang w:val="en-US"/>
+        </w:rPr>
+      </w:pPr>
+    </w:p>
+    <w:p>
+      <w:pPr>
+        <w:pStyle w:val="Listenabsatz"/>
+        <w:ind w:left="0"/>
+        <w:rPr>
+          <w:sz w:val="20"/>
+          <w:szCs w:val="20"/>
+          <w:lang w:val="en-US"/>
+        </w:rPr>
+      </w:pPr>
+    </w:p>
+    <w:p>
+      <w:pPr>
+        <w:pStyle w:val="Listenabsatz"/>
+        <w:ind w:left="0"/>
+        <w:rPr>
+          <w:sz w:val="20"/>
+          <w:szCs w:val="20"/>
+          <w:lang w:val="en-US"/>
+        </w:rPr>
+      </w:pPr>
+    </w:p>
+    <w:p>
+      <w:pPr>
+        <w:pStyle w:val="Listenabsatz"/>
+        <w:ind w:left="0"/>
+        <w:rPr>
+          <w:sz w:val="20"/>
+          <w:szCs w:val="20"/>
+          <w:lang w:val="en-US"/>
+        </w:rPr>
+      </w:pPr>
     </w:p>
     <w:sectPr>
       <w:pgSz w:w="11906" w:h="16838"/>
@@ -5643,9 +6020,9 @@
   <w:abstractNum w:abstractNumId="6" w15:restartNumberingAfterBreak="0">
     <w:nsid w:val="786C0CA8"/>
     <w:multiLevelType w:val="multilevel"/>
-    <w:tmpl w:val="FF60C8CA"/>
+    <w:tmpl w:val="039493C6"/>
     <w:lvl w:ilvl="0">
-      <w:start w:val="1"/>
+      <w:start w:val="2"/>
       <w:numFmt w:val="decimal"/>
       <w:lvlText w:val="%1."/>
       <w:lvlJc w:val="left"/>

--- a/Modules/MISC/NeuroMod_Toolbox_Manual.docx
+++ b/Modules/MISC/NeuroMod_Toolbox_Manual.docx
@@ -25,6 +25,7 @@
           <w:lang w:val="en-US"/>
         </w:rPr>
       </w:pPr>
+      <w:proofErr w:type="spellStart"/>
       <w:r>
         <w:rPr>
           <w:b/>
@@ -34,6 +35,7 @@
         </w:rPr>
         <w:t>Neuromod</w:t>
       </w:r>
+      <w:proofErr w:type="spellEnd"/>
       <w:r>
         <w:rPr>
           <w:b/>
@@ -73,19 +75,19 @@
           <w:sz w:val="32"/>
           <w:szCs w:val="32"/>
         </w:rPr>
-        <w:t xml:space="preserve"> Fully Interactive Ephys Data Analysis</w:t>
-      </w:r>
-    </w:p>
-    <w:p>
-      <w:pPr>
-        <w:jc w:val="center"/>
+        <w:t xml:space="preserve"> Fully Interactive </w:t>
+      </w:r>
+      <w:proofErr w:type="spellStart"/>
+      <w:r>
         <w:rPr>
           <w:b/>
           <w:bCs/>
           <w:sz w:val="32"/>
           <w:szCs w:val="32"/>
         </w:rPr>
-      </w:pPr>
+        <w:t>Ephys</w:t>
+      </w:r>
+      <w:proofErr w:type="spellEnd"/>
       <w:r>
         <w:rPr>
           <w:b/>
@@ -93,8 +95,39 @@
           <w:sz w:val="32"/>
           <w:szCs w:val="32"/>
         </w:rPr>
-        <w:t>and Visualization for Matlab</w:t>
-      </w:r>
+        <w:t xml:space="preserve"> Data Analysis</w:t>
+      </w:r>
+    </w:p>
+    <w:p>
+      <w:pPr>
+        <w:jc w:val="center"/>
+        <w:rPr>
+          <w:b/>
+          <w:bCs/>
+          <w:sz w:val="32"/>
+          <w:szCs w:val="32"/>
+        </w:rPr>
+      </w:pPr>
+      <w:r>
+        <w:rPr>
+          <w:b/>
+          <w:bCs/>
+          <w:sz w:val="32"/>
+          <w:szCs w:val="32"/>
+        </w:rPr>
+        <w:t xml:space="preserve">and Visualization for </w:t>
+      </w:r>
+      <w:proofErr w:type="spellStart"/>
+      <w:r>
+        <w:rPr>
+          <w:b/>
+          <w:bCs/>
+          <w:sz w:val="32"/>
+          <w:szCs w:val="32"/>
+        </w:rPr>
+        <w:t>Matlab</w:t>
+      </w:r>
+      <w:proofErr w:type="spellEnd"/>
       <w:r>
         <w:rPr>
           <w:noProof/>
@@ -455,13 +488,23 @@
           <w:lang w:val="en-US"/>
         </w:rPr>
       </w:pPr>
-      <w:r>
-        <w:rPr>
-          <w:sz w:val="20"/>
-          <w:szCs w:val="20"/>
-          <w:lang w:val="en-US"/>
-        </w:rPr>
-        <w:t>NeuroMod is divided into a range of different modules, each responsible for a different aspect of data analysis or general data management. The modules are listed on the left side of the main window and split into several different functionalities that can be executed by clicking on the respective name and the ‘RUN’ button</w:t>
+      <w:proofErr w:type="spellStart"/>
+      <w:r>
+        <w:rPr>
+          <w:sz w:val="20"/>
+          <w:szCs w:val="20"/>
+          <w:lang w:val="en-US"/>
+        </w:rPr>
+        <w:t>NeuroMod</w:t>
+      </w:r>
+      <w:proofErr w:type="spellEnd"/>
+      <w:r>
+        <w:rPr>
+          <w:sz w:val="20"/>
+          <w:szCs w:val="20"/>
+          <w:lang w:val="en-US"/>
+        </w:rPr>
+        <w:t xml:space="preserve"> is divided into a range of different modules, each responsible for a different aspect of data analysis or general data management. The modules are listed on the left side of the main window and split into several different functionalities that can be executed by clicking on the respective name and the ‘RUN’ button</w:t>
       </w:r>
       <w:r>
         <w:rPr>
@@ -525,7 +568,25 @@
           <w:szCs w:val="20"/>
           <w:lang w:val="en-US"/>
         </w:rPr>
-        <w:t xml:space="preserve"> before that will just open a message in Matlab, explaining what is missing.</w:t>
+        <w:t xml:space="preserve"> before that will just open a message in </w:t>
+      </w:r>
+      <w:proofErr w:type="spellStart"/>
+      <w:r>
+        <w:rPr>
+          <w:sz w:val="20"/>
+          <w:szCs w:val="20"/>
+          <w:lang w:val="en-US"/>
+        </w:rPr>
+        <w:t>Matlab</w:t>
+      </w:r>
+      <w:proofErr w:type="spellEnd"/>
+      <w:r>
+        <w:rPr>
+          <w:sz w:val="20"/>
+          <w:szCs w:val="20"/>
+          <w:lang w:val="en-US"/>
+        </w:rPr>
+        <w:t>, explaining what is missing.</w:t>
       </w:r>
       <w:r>
         <w:rPr>
@@ -687,7 +748,31 @@
           <w:szCs w:val="20"/>
           <w:lang w:val="en-US"/>
         </w:rPr>
-        <w:t>Data Components accessible as app.Data.</w:t>
+        <w:t xml:space="preserve">Data Components accessible as </w:t>
+      </w:r>
+      <w:proofErr w:type="spellStart"/>
+      <w:proofErr w:type="gramStart"/>
+      <w:r>
+        <w:rPr>
+          <w:b/>
+          <w:bCs/>
+          <w:sz w:val="20"/>
+          <w:szCs w:val="20"/>
+          <w:lang w:val="en-US"/>
+        </w:rPr>
+        <w:t>app.Data</w:t>
+      </w:r>
+      <w:proofErr w:type="spellEnd"/>
+      <w:proofErr w:type="gramEnd"/>
+      <w:r>
+        <w:rPr>
+          <w:b/>
+          <w:bCs/>
+          <w:sz w:val="20"/>
+          <w:szCs w:val="20"/>
+          <w:lang w:val="en-US"/>
+        </w:rPr>
+        <w:t>.</w:t>
       </w:r>
       <w:r>
         <w:rPr>
@@ -855,7 +940,45 @@
           <w:szCs w:val="20"/>
           <w:lang w:val="en-US"/>
         </w:rPr>
-        <w:t xml:space="preserve">tructure holding either the loaded Kilosort spike data or spike data from the internal spike detection. Spike times are saved as Data.Spikes.SpikeTimes in a vector. The information about which </w:t>
+        <w:t xml:space="preserve">tructure holding either the loaded </w:t>
+      </w:r>
+      <w:proofErr w:type="spellStart"/>
+      <w:r>
+        <w:rPr>
+          <w:sz w:val="20"/>
+          <w:szCs w:val="20"/>
+          <w:lang w:val="en-US"/>
+        </w:rPr>
+        <w:t>Kilosort</w:t>
+      </w:r>
+      <w:proofErr w:type="spellEnd"/>
+      <w:r>
+        <w:rPr>
+          <w:sz w:val="20"/>
+          <w:szCs w:val="20"/>
+          <w:lang w:val="en-US"/>
+        </w:rPr>
+        <w:t xml:space="preserve"> spike data or spike data from the internal spike detection. Spike times are saved as </w:t>
+      </w:r>
+      <w:proofErr w:type="spellStart"/>
+      <w:proofErr w:type="gramStart"/>
+      <w:r>
+        <w:rPr>
+          <w:sz w:val="20"/>
+          <w:szCs w:val="20"/>
+          <w:lang w:val="en-US"/>
+        </w:rPr>
+        <w:t>Data.Spikes.SpikeTimes</w:t>
+      </w:r>
+      <w:proofErr w:type="spellEnd"/>
+      <w:proofErr w:type="gramEnd"/>
+      <w:r>
+        <w:rPr>
+          <w:sz w:val="20"/>
+          <w:szCs w:val="20"/>
+          <w:lang w:val="en-US"/>
+        </w:rPr>
+        <w:t xml:space="preserve"> in a vector. The information about which </w:t>
       </w:r>
       <w:r>
         <w:rPr>
@@ -864,7 +987,45 @@
           <w:lang w:val="en-US"/>
         </w:rPr>
         <w:lastRenderedPageBreak/>
-        <w:t xml:space="preserve">channel or depth the spike occurs is saved in Data.Spikes.SpikePositions vector with the same length. This holds true for all the other spike parameters, like cluster identity or amplitude. This means, spikes of a specific cluster, depth and/or ampitude can be easily accessed with logical indexing.   </w:t>
+        <w:t xml:space="preserve">channel or depth the spike occurs is saved in </w:t>
+      </w:r>
+      <w:proofErr w:type="spellStart"/>
+      <w:proofErr w:type="gramStart"/>
+      <w:r>
+        <w:rPr>
+          <w:sz w:val="20"/>
+          <w:szCs w:val="20"/>
+          <w:lang w:val="en-US"/>
+        </w:rPr>
+        <w:t>Data.Spikes.SpikePositions</w:t>
+      </w:r>
+      <w:proofErr w:type="spellEnd"/>
+      <w:proofErr w:type="gramEnd"/>
+      <w:r>
+        <w:rPr>
+          <w:sz w:val="20"/>
+          <w:szCs w:val="20"/>
+          <w:lang w:val="en-US"/>
+        </w:rPr>
+        <w:t xml:space="preserve"> vector with the same length. This holds true for all the other spike parameters, like cluster identity or amplitude. This means, spikes of a specific cluster, depth and/or </w:t>
+      </w:r>
+      <w:proofErr w:type="spellStart"/>
+      <w:r>
+        <w:rPr>
+          <w:sz w:val="20"/>
+          <w:szCs w:val="20"/>
+          <w:lang w:val="en-US"/>
+        </w:rPr>
+        <w:t>ampitude</w:t>
+      </w:r>
+      <w:proofErr w:type="spellEnd"/>
+      <w:r>
+        <w:rPr>
+          <w:sz w:val="20"/>
+          <w:szCs w:val="20"/>
+          <w:lang w:val="en-US"/>
+        </w:rPr>
+        <w:t xml:space="preserve"> can be easily accessed with logical indexing.   </w:t>
       </w:r>
     </w:p>
     <w:p>
@@ -880,13 +1041,23 @@
           <w:lang w:val="en-US"/>
         </w:rPr>
       </w:pPr>
-      <w:r>
-        <w:rPr>
-          <w:sz w:val="20"/>
-          <w:szCs w:val="20"/>
-          <w:lang w:val="en-US"/>
-        </w:rPr>
-        <w:t xml:space="preserve">EventRelatedData: Three-dimensional matrix with dimensions: channel x events x time. This saves your event related data. </w:t>
+      <w:proofErr w:type="spellStart"/>
+      <w:r>
+        <w:rPr>
+          <w:sz w:val="20"/>
+          <w:szCs w:val="20"/>
+          <w:lang w:val="en-US"/>
+        </w:rPr>
+        <w:t>EventRelatedData</w:t>
+      </w:r>
+      <w:proofErr w:type="spellEnd"/>
+      <w:r>
+        <w:rPr>
+          <w:sz w:val="20"/>
+          <w:szCs w:val="20"/>
+          <w:lang w:val="en-US"/>
+        </w:rPr>
+        <w:t xml:space="preserve">: Three-dimensional matrix with dimensions: channel x events x time. This saves your event related data. </w:t>
       </w:r>
     </w:p>
     <w:p>
@@ -924,13 +1095,59 @@
           <w:lang w:val="en-US"/>
         </w:rPr>
       </w:pPr>
-      <w:r>
-        <w:rPr>
-          <w:sz w:val="20"/>
-          <w:szCs w:val="20"/>
-          <w:lang w:val="en-US"/>
-        </w:rPr>
-        <w:t xml:space="preserve">EventRelatedSpikes: Structure holding either the loaded Kilosort spike data or spike data from the internal spike detection within the range of your event related data, to analyze event related spike activity (just some fields of the original Data.Spikes are used here). This is the only dataset component calculated ‘on the fly’ every time when you start an event related spike analysis window.  </w:t>
+      <w:proofErr w:type="spellStart"/>
+      <w:r>
+        <w:rPr>
+          <w:sz w:val="20"/>
+          <w:szCs w:val="20"/>
+          <w:lang w:val="en-US"/>
+        </w:rPr>
+        <w:t>EventRelatedSpikes</w:t>
+      </w:r>
+      <w:proofErr w:type="spellEnd"/>
+      <w:r>
+        <w:rPr>
+          <w:sz w:val="20"/>
+          <w:szCs w:val="20"/>
+          <w:lang w:val="en-US"/>
+        </w:rPr>
+        <w:t xml:space="preserve">: Structure holding either the loaded </w:t>
+      </w:r>
+      <w:proofErr w:type="spellStart"/>
+      <w:r>
+        <w:rPr>
+          <w:sz w:val="20"/>
+          <w:szCs w:val="20"/>
+          <w:lang w:val="en-US"/>
+        </w:rPr>
+        <w:t>Kilosort</w:t>
+      </w:r>
+      <w:proofErr w:type="spellEnd"/>
+      <w:r>
+        <w:rPr>
+          <w:sz w:val="20"/>
+          <w:szCs w:val="20"/>
+          <w:lang w:val="en-US"/>
+        </w:rPr>
+        <w:t xml:space="preserve"> spike data or spike data from the internal spike detection within the range of your event related data, to analyze event related spike activity (just some fields of the original </w:t>
+      </w:r>
+      <w:proofErr w:type="spellStart"/>
+      <w:r>
+        <w:rPr>
+          <w:sz w:val="20"/>
+          <w:szCs w:val="20"/>
+          <w:lang w:val="en-US"/>
+        </w:rPr>
+        <w:t>Data.Spikes</w:t>
+      </w:r>
+      <w:proofErr w:type="spellEnd"/>
+      <w:r>
+        <w:rPr>
+          <w:sz w:val="20"/>
+          <w:szCs w:val="20"/>
+          <w:lang w:val="en-US"/>
+        </w:rPr>
+        <w:t xml:space="preserve"> are used here). This is the only dataset component calculated ‘on the fly’ every time when you start an event related spike analysis window.  </w:t>
       </w:r>
     </w:p>
     <w:p>
@@ -946,13 +1163,59 @@
           <w:lang w:val="en-US"/>
         </w:rPr>
       </w:pPr>
-      <w:r>
-        <w:rPr>
-          <w:sz w:val="20"/>
-          <w:szCs w:val="20"/>
-          <w:lang w:val="en-US"/>
-        </w:rPr>
-        <w:t>PreprocessedEventRelatedData: Three-dimensional matrix with dimensions: channel x events x time. Event related data can further be preprocessed by deleting specific events, rejecting artefacts and/or rejecting channel. If you have 50 events in your recording and delete 2 trials, the EventRelatedData variable is a channel x 50 x time matrix, while PreprocessedEventRelatedData is a channel x 48 x time matrix</w:t>
+      <w:proofErr w:type="spellStart"/>
+      <w:r>
+        <w:rPr>
+          <w:sz w:val="20"/>
+          <w:szCs w:val="20"/>
+          <w:lang w:val="en-US"/>
+        </w:rPr>
+        <w:t>PreprocessedEventRelatedData</w:t>
+      </w:r>
+      <w:proofErr w:type="spellEnd"/>
+      <w:r>
+        <w:rPr>
+          <w:sz w:val="20"/>
+          <w:szCs w:val="20"/>
+          <w:lang w:val="en-US"/>
+        </w:rPr>
+        <w:t xml:space="preserve">: Three-dimensional matrix with dimensions: channel x events x time. Event related data can further be preprocessed by deleting specific events, rejecting artefacts and/or rejecting channel. If you have 50 events in your recording and delete 2 trials, the </w:t>
+      </w:r>
+      <w:proofErr w:type="spellStart"/>
+      <w:r>
+        <w:rPr>
+          <w:sz w:val="20"/>
+          <w:szCs w:val="20"/>
+          <w:lang w:val="en-US"/>
+        </w:rPr>
+        <w:t>EventRelatedData</w:t>
+      </w:r>
+      <w:proofErr w:type="spellEnd"/>
+      <w:r>
+        <w:rPr>
+          <w:sz w:val="20"/>
+          <w:szCs w:val="20"/>
+          <w:lang w:val="en-US"/>
+        </w:rPr>
+        <w:t xml:space="preserve"> variable is a channel x 50 x time matrix, while </w:t>
+      </w:r>
+      <w:proofErr w:type="spellStart"/>
+      <w:r>
+        <w:rPr>
+          <w:sz w:val="20"/>
+          <w:szCs w:val="20"/>
+          <w:lang w:val="en-US"/>
+        </w:rPr>
+        <w:t>PreprocessedEventRelatedData</w:t>
+      </w:r>
+      <w:proofErr w:type="spellEnd"/>
+      <w:r>
+        <w:rPr>
+          <w:sz w:val="20"/>
+          <w:szCs w:val="20"/>
+          <w:lang w:val="en-US"/>
+        </w:rPr>
+        <w:t xml:space="preserve"> is a channel x 48 x time matrix</w:t>
       </w:r>
       <w:r>
         <w:rPr>
@@ -1394,7 +1657,25 @@
           <w:szCs w:val="20"/>
           <w:lang w:val="en-US"/>
         </w:rPr>
-        <w:t>by when clicking on the &lt;&lt; , &gt;&gt; , + or – button. These buttons are used</w:t>
+        <w:t>by when clicking on the &lt;</w:t>
+      </w:r>
+      <w:proofErr w:type="gramStart"/>
+      <w:r>
+        <w:rPr>
+          <w:sz w:val="20"/>
+          <w:szCs w:val="20"/>
+          <w:lang w:val="en-US"/>
+        </w:rPr>
+        <w:t>&lt; ,</w:t>
+      </w:r>
+      <w:proofErr w:type="gramEnd"/>
+      <w:r>
+        <w:rPr>
+          <w:sz w:val="20"/>
+          <w:szCs w:val="20"/>
+          <w:lang w:val="en-US"/>
+        </w:rPr>
+        <w:t xml:space="preserve"> &gt;&gt; , + or – button. These buttons are used</w:t>
       </w:r>
       <w:r>
         <w:rPr>
@@ -1482,15 +1763,33 @@
           <w:szCs w:val="20"/>
           <w:lang w:val="en-US"/>
         </w:rPr>
-        <w:t xml:space="preserve"> seconds</w:t>
-      </w:r>
-      <w:r>
-        <w:rPr>
-          <w:sz w:val="20"/>
-          <w:szCs w:val="20"/>
-          <w:lang w:val="en-US"/>
-        </w:rPr>
-        <w:t xml:space="preserve">, however it can be changed by right clicking on them time span info field on the right of the panel. This depends on how much data your PC can comfortably plot. Lastly, your dataset can be viewed in a movie mode by clicking on the </w:t>
+        <w:t xml:space="preserve"> </w:t>
+      </w:r>
+      <w:proofErr w:type="gramStart"/>
+      <w:r>
+        <w:rPr>
+          <w:sz w:val="20"/>
+          <w:szCs w:val="20"/>
+          <w:lang w:val="en-US"/>
+        </w:rPr>
+        <w:t>seconds</w:t>
+      </w:r>
+      <w:r>
+        <w:rPr>
+          <w:sz w:val="20"/>
+          <w:szCs w:val="20"/>
+          <w:lang w:val="en-US"/>
+        </w:rPr>
+        <w:t>,</w:t>
+      </w:r>
+      <w:proofErr w:type="gramEnd"/>
+      <w:r>
+        <w:rPr>
+          <w:sz w:val="20"/>
+          <w:szCs w:val="20"/>
+          <w:lang w:val="en-US"/>
+        </w:rPr>
+        <w:t xml:space="preserve"> however it can be changed by right clicking on them time span info field on the right of the panel. This depends on how much data your PC can comfortably plot. Lastly, your dataset can be viewed in a movie mode by clicking on the </w:t>
       </w:r>
       <w:r>
         <w:rPr>
@@ -2093,7 +2392,29 @@
           <w:szCs w:val="20"/>
           <w:lang w:val="en-US"/>
         </w:rPr>
-        <w:t xml:space="preserve">‘Preproc. Data Plot’ </w:t>
+        <w:t>‘</w:t>
+      </w:r>
+      <w:proofErr w:type="spellStart"/>
+      <w:r>
+        <w:rPr>
+          <w:b/>
+          <w:bCs/>
+          <w:sz w:val="20"/>
+          <w:szCs w:val="20"/>
+          <w:lang w:val="en-US"/>
+        </w:rPr>
+        <w:t>Preproc</w:t>
+      </w:r>
+      <w:proofErr w:type="spellEnd"/>
+      <w:r>
+        <w:rPr>
+          <w:b/>
+          <w:bCs/>
+          <w:sz w:val="20"/>
+          <w:szCs w:val="20"/>
+          <w:lang w:val="en-US"/>
+        </w:rPr>
+        <w:t xml:space="preserve">. Data Plot’ </w:t>
       </w:r>
       <w:r>
         <w:rPr>
@@ -2459,8 +2780,37 @@
           <w:szCs w:val="20"/>
           <w:lang w:val="en-US"/>
         </w:rPr>
-        <w:t xml:space="preserve">This text area in the lower left corner of the main window shows all information about your recording saved in the app.Data.Info structure. This includes standard header information native to your recording system as well as additional information like the path the data was extracted from and what was done to the dataset. </w:t>
-      </w:r>
+        <w:t xml:space="preserve">This text area in the lower left corner of the main window shows all information about your recording saved in the </w:t>
+      </w:r>
+      <w:proofErr w:type="spellStart"/>
+      <w:proofErr w:type="gramStart"/>
+      <w:r>
+        <w:rPr>
+          <w:sz w:val="20"/>
+          <w:szCs w:val="20"/>
+          <w:lang w:val="en-US"/>
+        </w:rPr>
+        <w:t>app.Data.Info</w:t>
+      </w:r>
+      <w:proofErr w:type="spellEnd"/>
+      <w:proofErr w:type="gramEnd"/>
+      <w:r>
+        <w:rPr>
+          <w:sz w:val="20"/>
+          <w:szCs w:val="20"/>
+          <w:lang w:val="en-US"/>
+        </w:rPr>
+        <w:t xml:space="preserve"> structure. This includes standard header information native to your recording system as well as additional information like the path the data was extracted from and what was done to the dataset. </w:t>
+      </w:r>
+    </w:p>
+    <w:p>
+      <w:pPr>
+        <w:rPr>
+          <w:sz w:val="20"/>
+          <w:szCs w:val="20"/>
+          <w:lang w:val="en-US"/>
+        </w:rPr>
+      </w:pPr>
     </w:p>
     <w:p>
       <w:pPr>
@@ -2761,7 +3111,33 @@
           <w:szCs w:val="20"/>
           <w:lang w:val="en-US"/>
         </w:rPr>
-        <w:t xml:space="preserve">‘Delete Costum Appearance’ </w:t>
+        <w:t xml:space="preserve">‘Delete </w:t>
+      </w:r>
+      <w:proofErr w:type="spellStart"/>
+      <w:r>
+        <w:rPr>
+          <w:b/>
+          <w:bCs/>
+          <w:i/>
+          <w:iCs/>
+          <w:sz w:val="20"/>
+          <w:szCs w:val="20"/>
+          <w:lang w:val="en-US"/>
+        </w:rPr>
+        <w:t>Costum</w:t>
+      </w:r>
+      <w:proofErr w:type="spellEnd"/>
+      <w:r>
+        <w:rPr>
+          <w:b/>
+          <w:bCs/>
+          <w:i/>
+          <w:iCs/>
+          <w:sz w:val="20"/>
+          <w:szCs w:val="20"/>
+          <w:lang w:val="en-US"/>
+        </w:rPr>
+        <w:t xml:space="preserve"> Appearance’ </w:t>
       </w:r>
       <w:r>
         <w:rPr>
@@ -2828,64 +3204,6 @@
           <w:lang w:val="en-US"/>
         </w:rPr>
       </w:pPr>
-      <w:r>
-        <w:rPr>
-          <w:b/>
-          <w:bCs/>
-          <w:sz w:val="20"/>
-          <w:szCs w:val="20"/>
-          <w:lang w:val="en-US"/>
-        </w:rPr>
-        <w:t>2.1.5.</w:t>
-      </w:r>
-      <w:r>
-        <w:rPr>
-          <w:b/>
-          <w:bCs/>
-          <w:sz w:val="20"/>
-          <w:szCs w:val="20"/>
-          <w:lang w:val="en-US"/>
-        </w:rPr>
-        <w:t>2</w:t>
-      </w:r>
-      <w:r>
-        <w:rPr>
-          <w:b/>
-          <w:bCs/>
-          <w:sz w:val="20"/>
-          <w:szCs w:val="20"/>
-          <w:lang w:val="en-US"/>
-        </w:rPr>
-        <w:t xml:space="preserve">. </w:t>
-      </w:r>
-      <w:r>
-        <w:rPr>
-          <w:b/>
-          <w:bCs/>
-          <w:sz w:val="20"/>
-          <w:szCs w:val="20"/>
-          <w:lang w:val="en-US"/>
-        </w:rPr>
-        <w:t xml:space="preserve"> </w:t>
-      </w:r>
-      <w:r>
-        <w:rPr>
-          <w:b/>
-          <w:bCs/>
-          <w:sz w:val="20"/>
-          <w:szCs w:val="20"/>
-          <w:lang w:val="en-US"/>
-        </w:rPr>
-        <w:t>Snapshot:</w:t>
-      </w:r>
-      <w:r>
-        <w:rPr>
-          <w:sz w:val="20"/>
-          <w:szCs w:val="20"/>
-          <w:lang w:val="en-US"/>
-        </w:rPr>
-        <w:t xml:space="preserve"> </w:t>
-      </w:r>
     </w:p>
     <w:p>
       <w:pPr>
@@ -2899,12 +3217,72 @@
       </w:pPr>
       <w:r>
         <w:rPr>
+          <w:b/>
+          <w:bCs/>
+          <w:sz w:val="20"/>
+          <w:szCs w:val="20"/>
+          <w:lang w:val="en-US"/>
+        </w:rPr>
+        <w:t xml:space="preserve">2.1.5.2. </w:t>
+      </w:r>
+      <w:r>
+        <w:rPr>
+          <w:b/>
+          <w:bCs/>
+          <w:sz w:val="20"/>
+          <w:szCs w:val="20"/>
+          <w:lang w:val="en-US"/>
+        </w:rPr>
+        <w:t xml:space="preserve"> </w:t>
+      </w:r>
+      <w:r>
+        <w:rPr>
+          <w:b/>
+          <w:bCs/>
+          <w:sz w:val="20"/>
+          <w:szCs w:val="20"/>
+          <w:lang w:val="en-US"/>
+        </w:rPr>
+        <w:t>Snapshot:</w:t>
+      </w:r>
+      <w:r>
+        <w:rPr>
+          <w:sz w:val="20"/>
+          <w:szCs w:val="20"/>
+          <w:lang w:val="en-US"/>
+        </w:rPr>
+        <w:t xml:space="preserve"> </w:t>
+      </w:r>
+    </w:p>
+    <w:p>
+      <w:pPr>
+        <w:pStyle w:val="Listenabsatz"/>
+        <w:ind w:left="1080"/>
+        <w:rPr>
+          <w:sz w:val="20"/>
+          <w:szCs w:val="20"/>
+          <w:lang w:val="en-US"/>
+        </w:rPr>
+      </w:pPr>
+      <w:r>
+        <w:rPr>
           <w:sz w:val="20"/>
           <w:szCs w:val="20"/>
           <w:lang w:val="en-US"/>
         </w:rPr>
         <w:t>Take a snapshot of the app window in the selected format.</w:t>
       </w:r>
+    </w:p>
+    <w:p>
+      <w:pPr>
+        <w:pStyle w:val="Listenabsatz"/>
+        <w:ind w:left="1080"/>
+        <w:rPr>
+          <w:sz w:val="20"/>
+          <w:szCs w:val="20"/>
+          <w:lang w:val="en-US"/>
+        </w:rPr>
+      </w:pPr>
     </w:p>
     <w:p>
       <w:pPr>
@@ -3004,17 +3382,7 @@
           <w:szCs w:val="20"/>
           <w:lang w:val="en-US"/>
         </w:rPr>
-        <w:t>2.1.5.</w:t>
-      </w:r>
-      <w:r>
-        <w:rPr>
-          <w:b/>
-          <w:bCs/>
-          <w:sz w:val="20"/>
-          <w:szCs w:val="20"/>
-          <w:lang w:val="en-US"/>
-        </w:rPr>
-        <w:t>3.</w:t>
+        <w:t>2.1.5.3.</w:t>
       </w:r>
       <w:r>
         <w:rPr>
@@ -3061,7 +3429,43 @@
           <w:szCs w:val="20"/>
           <w:lang w:val="en-US"/>
         </w:rPr>
-        <w:t>This opens a window in which you can either delete a dataset component or export it in the selected format (.mat, .txt. or .csv). Some actions are only allowed on specific dataset components. For example, deleting raw data is not allowed. To properly export raw and preprocessed data, it can only be saved as a .mat file in this window or as a .dat file (way faster and more memory efficient) in the ‘</w:t>
+        <w:t xml:space="preserve">This opens a window in which you can either delete a dataset component or export it in the selected format </w:t>
+      </w:r>
+      <w:proofErr w:type="gramStart"/>
+      <w:r>
+        <w:rPr>
+          <w:sz w:val="20"/>
+          <w:szCs w:val="20"/>
+          <w:lang w:val="en-US"/>
+        </w:rPr>
+        <w:t>(.mat</w:t>
+      </w:r>
+      <w:proofErr w:type="gramEnd"/>
+      <w:r>
+        <w:rPr>
+          <w:sz w:val="20"/>
+          <w:szCs w:val="20"/>
+          <w:lang w:val="en-US"/>
+        </w:rPr>
+        <w:t>, .txt. or .csv). Some actions are only allowed on specific dataset components. For example, deleting raw data is not allowed. To properly export raw and preprocessed data, it can only be saved as a .mat file in this window or as a .</w:t>
+      </w:r>
+      <w:proofErr w:type="spellStart"/>
+      <w:r>
+        <w:rPr>
+          <w:sz w:val="20"/>
+          <w:szCs w:val="20"/>
+          <w:lang w:val="en-US"/>
+        </w:rPr>
+        <w:t>dat</w:t>
+      </w:r>
+      <w:proofErr w:type="spellEnd"/>
+      <w:r>
+        <w:rPr>
+          <w:sz w:val="20"/>
+          <w:szCs w:val="20"/>
+          <w:lang w:val="en-US"/>
+        </w:rPr>
+        <w:t xml:space="preserve"> file (way faster and more memory efficient) in the ‘</w:t>
       </w:r>
       <w:r>
         <w:rPr>
@@ -3124,27 +3528,7 @@
           <w:szCs w:val="20"/>
           <w:lang w:val="en-US"/>
         </w:rPr>
-        <w:t>2.1.5.</w:t>
-      </w:r>
-      <w:r>
-        <w:rPr>
-          <w:b/>
-          <w:bCs/>
-          <w:sz w:val="20"/>
-          <w:szCs w:val="20"/>
-          <w:lang w:val="en-US"/>
-        </w:rPr>
-        <w:t>4</w:t>
-      </w:r>
-      <w:r>
-        <w:rPr>
-          <w:b/>
-          <w:bCs/>
-          <w:sz w:val="20"/>
-          <w:szCs w:val="20"/>
-          <w:lang w:val="en-US"/>
-        </w:rPr>
-        <w:t xml:space="preserve">. </w:t>
+        <w:t xml:space="preserve">2.1.5.4. </w:t>
       </w:r>
       <w:r>
         <w:rPr>
@@ -3239,6 +3623,17 @@
     </w:p>
     <w:p>
       <w:pPr>
+        <w:pStyle w:val="Listenabsatz"/>
+        <w:ind w:left="1080"/>
+        <w:rPr>
+          <w:sz w:val="20"/>
+          <w:szCs w:val="20"/>
+          <w:lang w:val="en-US"/>
+        </w:rPr>
+      </w:pPr>
+    </w:p>
+    <w:p>
+      <w:pPr>
         <w:ind w:left="360"/>
         <w:rPr>
           <w:b/>
@@ -3256,47 +3651,17 @@
           <w:szCs w:val="20"/>
           <w:lang w:val="en-US"/>
         </w:rPr>
-        <w:t xml:space="preserve">                 </w:t>
-      </w:r>
-      <w:r>
-        <w:rPr>
-          <w:b/>
-          <w:bCs/>
-          <w:sz w:val="20"/>
-          <w:szCs w:val="20"/>
-          <w:lang w:val="en-US"/>
-        </w:rPr>
-        <w:t>2.1.5.</w:t>
-      </w:r>
-      <w:r>
-        <w:rPr>
-          <w:b/>
-          <w:bCs/>
-          <w:sz w:val="20"/>
-          <w:szCs w:val="20"/>
-          <w:lang w:val="en-US"/>
-        </w:rPr>
-        <w:t>5</w:t>
-      </w:r>
-      <w:r>
-        <w:rPr>
-          <w:b/>
-          <w:bCs/>
-          <w:sz w:val="20"/>
-          <w:szCs w:val="20"/>
-          <w:lang w:val="en-US"/>
-        </w:rPr>
-        <w:t xml:space="preserve">. </w:t>
-      </w:r>
-      <w:r>
-        <w:rPr>
-          <w:b/>
-          <w:bCs/>
-          <w:sz w:val="20"/>
-          <w:szCs w:val="20"/>
-          <w:lang w:val="en-US"/>
-        </w:rPr>
-        <w:t>Add/Change Modules</w:t>
+        <w:t xml:space="preserve">                 2.1.5.5. </w:t>
+      </w:r>
+      <w:r>
+        <w:rPr>
+          <w:b/>
+          <w:bCs/>
+          <w:sz w:val="20"/>
+          <w:szCs w:val="20"/>
+          <w:lang w:val="en-US"/>
+        </w:rPr>
+        <w:t>Manage Modules</w:t>
       </w:r>
     </w:p>
     <w:p>
@@ -3322,23 +3687,109 @@
           <w:szCs w:val="20"/>
           <w:lang w:val="en-US"/>
         </w:rPr>
-        <w:t xml:space="preserve">Not implemented yet. Allows to create a completely new module and switch between modules </w:t>
-      </w:r>
-      <w:r>
-        <w:rPr>
-          <w:sz w:val="20"/>
-          <w:szCs w:val="20"/>
-          <w:lang w:val="en-US"/>
-        </w:rPr>
-        <w:t xml:space="preserve">             </w:t>
-      </w:r>
-      <w:r>
-        <w:rPr>
-          <w:sz w:val="20"/>
-          <w:szCs w:val="20"/>
-          <w:lang w:val="en-US"/>
-        </w:rPr>
-        <w:t>shown in the GUI main window.</w:t>
+        <w:t xml:space="preserve">Selecting this option opens the </w:t>
+      </w:r>
+      <w:r>
+        <w:rPr>
+          <w:b/>
+          <w:bCs/>
+          <w:i/>
+          <w:iCs/>
+          <w:sz w:val="20"/>
+          <w:szCs w:val="20"/>
+          <w:lang w:val="en-US"/>
+        </w:rPr>
+        <w:t>‘Manage Modules’</w:t>
+      </w:r>
+      <w:r>
+        <w:rPr>
+          <w:sz w:val="20"/>
+          <w:szCs w:val="20"/>
+          <w:lang w:val="en-US"/>
+        </w:rPr>
+        <w:t xml:space="preserve"> Window. There you can add your own module to the toolbox and switch the module selection options on the left side of the main window. How you can create your own module and app windows is described later. In short you can use the example saved in the folder ‘</w:t>
+      </w:r>
+      <w:proofErr w:type="spellStart"/>
+      <w:r>
+        <w:rPr>
+          <w:sz w:val="20"/>
+          <w:szCs w:val="20"/>
+          <w:lang w:val="en-US"/>
+        </w:rPr>
+        <w:t>GUI_Path</w:t>
+      </w:r>
+      <w:proofErr w:type="spellEnd"/>
+      <w:r>
+        <w:rPr>
+          <w:sz w:val="20"/>
+          <w:szCs w:val="20"/>
+          <w:lang w:val="en-US"/>
+        </w:rPr>
+        <w:t>/Modules/</w:t>
+      </w:r>
+      <w:r>
+        <w:rPr>
+          <w:sz w:val="20"/>
+          <w:szCs w:val="20"/>
+          <w:lang w:val="en-US"/>
+        </w:rPr>
+        <w:t>Example Module - this could be yours!</w:t>
+      </w:r>
+      <w:r>
+        <w:rPr>
+          <w:sz w:val="20"/>
+          <w:szCs w:val="20"/>
+          <w:lang w:val="en-US"/>
+        </w:rPr>
+        <w:t>’. The example module saved there can be added to the main window selection right out of the box. Add your own code and analysis to the example app window and modify a few strings in a config file and there it is – your own extension to the toolbox.</w:t>
+      </w:r>
+      <w:r>
+        <w:rPr>
+          <w:sz w:val="20"/>
+          <w:szCs w:val="20"/>
+          <w:lang w:val="en-US"/>
+        </w:rPr>
+        <w:t xml:space="preserve"> </w:t>
+      </w:r>
+      <w:r>
+        <w:rPr>
+          <w:sz w:val="20"/>
+          <w:szCs w:val="20"/>
+          <w:lang w:val="en-US"/>
+        </w:rPr>
+        <w:t xml:space="preserve">For a deeper explanation see the dedicated section for the </w:t>
+      </w:r>
+      <w:r>
+        <w:rPr>
+          <w:sz w:val="20"/>
+          <w:szCs w:val="20"/>
+          <w:lang w:val="en-US"/>
+        </w:rPr>
+        <w:t xml:space="preserve">module management </w:t>
+      </w:r>
+      <w:r>
+        <w:rPr>
+          <w:sz w:val="20"/>
+          <w:szCs w:val="20"/>
+          <w:lang w:val="en-US"/>
+        </w:rPr>
+        <w:t>f</w:t>
+      </w:r>
+      <w:r>
+        <w:rPr>
+          <w:sz w:val="20"/>
+          <w:szCs w:val="20"/>
+          <w:lang w:val="en-US"/>
+        </w:rPr>
+        <w:t>unctionality</w:t>
+      </w:r>
+      <w:r>
+        <w:rPr>
+          <w:sz w:val="20"/>
+          <w:szCs w:val="20"/>
+          <w:lang w:val="en-US"/>
+        </w:rPr>
+        <w:t>.</w:t>
       </w:r>
     </w:p>
     <w:p>
@@ -3700,7 +4151,25 @@
           <w:szCs w:val="20"/>
           <w:lang w:val="en-US"/>
         </w:rPr>
-        <w:t>example picture shows Intan recording files</w:t>
+        <w:t xml:space="preserve">example picture shows </w:t>
+      </w:r>
+      <w:proofErr w:type="spellStart"/>
+      <w:r>
+        <w:rPr>
+          <w:sz w:val="20"/>
+          <w:szCs w:val="20"/>
+          <w:lang w:val="en-US"/>
+        </w:rPr>
+        <w:t>Intan</w:t>
+      </w:r>
+      <w:proofErr w:type="spellEnd"/>
+      <w:r>
+        <w:rPr>
+          <w:sz w:val="20"/>
+          <w:szCs w:val="20"/>
+          <w:lang w:val="en-US"/>
+        </w:rPr>
+        <w:t xml:space="preserve"> recording files</w:t>
       </w:r>
       <w:r>
         <w:rPr>
@@ -3716,7 +4185,25 @@
           <w:szCs w:val="20"/>
           <w:lang w:val="en-US"/>
         </w:rPr>
-        <w:t xml:space="preserve"> Also, the recording system and file type information of the window are autofilled. </w:t>
+        <w:t xml:space="preserve"> Also, the recording system and file type information of the window are </w:t>
+      </w:r>
+      <w:proofErr w:type="spellStart"/>
+      <w:r>
+        <w:rPr>
+          <w:sz w:val="20"/>
+          <w:szCs w:val="20"/>
+          <w:lang w:val="en-US"/>
+        </w:rPr>
+        <w:t>autofilled</w:t>
+      </w:r>
+      <w:proofErr w:type="spellEnd"/>
+      <w:r>
+        <w:rPr>
+          <w:sz w:val="20"/>
+          <w:szCs w:val="20"/>
+          <w:lang w:val="en-US"/>
+        </w:rPr>
+        <w:t xml:space="preserve">. </w:t>
       </w:r>
       <w:r>
         <w:rPr>
@@ -3784,7 +4271,25 @@
           <w:szCs w:val="20"/>
           <w:lang w:val="en-US"/>
         </w:rPr>
-        <w:t xml:space="preserve">or Open Ephys recordings to select the recording node you want to extract your data from. </w:t>
+        <w:t xml:space="preserve">or Open </w:t>
+      </w:r>
+      <w:proofErr w:type="spellStart"/>
+      <w:r>
+        <w:rPr>
+          <w:sz w:val="20"/>
+          <w:szCs w:val="20"/>
+          <w:lang w:val="en-US"/>
+        </w:rPr>
+        <w:t>Ephys</w:t>
+      </w:r>
+      <w:proofErr w:type="spellEnd"/>
+      <w:r>
+        <w:rPr>
+          <w:sz w:val="20"/>
+          <w:szCs w:val="20"/>
+          <w:lang w:val="en-US"/>
+        </w:rPr>
+        <w:t xml:space="preserve"> recordings to select the recording node you want to extract your data from. </w:t>
       </w:r>
       <w:r>
         <w:rPr>
@@ -3944,14 +4449,15 @@
         <w:rPr>
           <w:noProof/>
         </w:rPr>
+        <w:lastRenderedPageBreak/>
         <w:drawing>
-          <wp:anchor distT="0" distB="0" distL="114300" distR="114300" simplePos="0" relativeHeight="251683840" behindDoc="0" locked="0" layoutInCell="1" allowOverlap="1" wp14:anchorId="5889CA4F" wp14:editId="718EB584">
+          <wp:anchor distT="0" distB="0" distL="114300" distR="114300" simplePos="0" relativeHeight="251683840" behindDoc="0" locked="0" layoutInCell="1" allowOverlap="1" wp14:anchorId="5889CA4F" wp14:editId="0B22F621">
             <wp:simplePos x="0" y="0"/>
             <wp:positionH relativeFrom="column">
-              <wp:posOffset>3853493</wp:posOffset>
+              <wp:posOffset>3858623</wp:posOffset>
             </wp:positionH>
             <wp:positionV relativeFrom="paragraph">
-              <wp:posOffset>494257</wp:posOffset>
+              <wp:posOffset>4173</wp:posOffset>
             </wp:positionV>
             <wp:extent cx="2319655" cy="2827020"/>
             <wp:effectExtent l="0" t="0" r="4445" b="0"/>
@@ -4069,7 +4575,25 @@
           <w:szCs w:val="20"/>
           <w:lang w:val="en-US"/>
         </w:rPr>
-        <w:t>contains two sides. The left side is to specify your probe information for the Neuromod Toolbox</w:t>
+        <w:t xml:space="preserve">contains two sides. The left side is to specify your probe information for the </w:t>
+      </w:r>
+      <w:proofErr w:type="spellStart"/>
+      <w:r>
+        <w:rPr>
+          <w:sz w:val="20"/>
+          <w:szCs w:val="20"/>
+          <w:lang w:val="en-US"/>
+        </w:rPr>
+        <w:t>Neuromod</w:t>
+      </w:r>
+      <w:proofErr w:type="spellEnd"/>
+      <w:r>
+        <w:rPr>
+          <w:sz w:val="20"/>
+          <w:szCs w:val="20"/>
+          <w:lang w:val="en-US"/>
+        </w:rPr>
+        <w:t xml:space="preserve"> Toolbox</w:t>
       </w:r>
       <w:r>
         <w:rPr>
@@ -4085,7 +4609,25 @@
           <w:szCs w:val="20"/>
           <w:lang w:val="en-US"/>
         </w:rPr>
-        <w:t xml:space="preserve">, while the right side allows you to create channel maps based on your inputs for Kilosort. The necessary information </w:t>
+        <w:t xml:space="preserve">, while the right side allows you to create channel maps based on your inputs for </w:t>
+      </w:r>
+      <w:proofErr w:type="spellStart"/>
+      <w:r>
+        <w:rPr>
+          <w:sz w:val="20"/>
+          <w:szCs w:val="20"/>
+          <w:lang w:val="en-US"/>
+        </w:rPr>
+        <w:t>Kilosort</w:t>
+      </w:r>
+      <w:proofErr w:type="spellEnd"/>
+      <w:r>
+        <w:rPr>
+          <w:sz w:val="20"/>
+          <w:szCs w:val="20"/>
+          <w:lang w:val="en-US"/>
+        </w:rPr>
+        <w:t xml:space="preserve">. The necessary information </w:t>
       </w:r>
       <w:r>
         <w:rPr>
@@ -4173,7 +4715,25 @@
           <w:szCs w:val="20"/>
           <w:lang w:val="en-US"/>
         </w:rPr>
-        <w:t xml:space="preserve"> The standard folder with some example channel orders along with Kilosort channel maps can be found in the </w:t>
+        <w:t xml:space="preserve"> The standard folder with some example channel orders along with </w:t>
+      </w:r>
+      <w:proofErr w:type="spellStart"/>
+      <w:r>
+        <w:rPr>
+          <w:sz w:val="20"/>
+          <w:szCs w:val="20"/>
+          <w:lang w:val="en-US"/>
+        </w:rPr>
+        <w:t>Kilosort</w:t>
+      </w:r>
+      <w:proofErr w:type="spellEnd"/>
+      <w:r>
+        <w:rPr>
+          <w:sz w:val="20"/>
+          <w:szCs w:val="20"/>
+          <w:lang w:val="en-US"/>
+        </w:rPr>
+        <w:t xml:space="preserve"> channel maps can be found in the </w:t>
       </w:r>
       <w:r>
         <w:rPr>
@@ -4185,17 +4745,22 @@
           <w:szCs w:val="20"/>
           <w:lang w:val="en-US"/>
         </w:rPr>
-        <w:t>‘Path_to_GUI/</w:t>
-      </w:r>
+        <w:t>‘</w:t>
+      </w:r>
+      <w:proofErr w:type="spellStart"/>
       <w:r>
         <w:rPr>
           <w:b/>
           <w:bCs/>
           <w:i/>
           <w:iCs/>
-        </w:rPr>
-        <w:t xml:space="preserve"> </w:t>
-      </w:r>
+          <w:sz w:val="20"/>
+          <w:szCs w:val="20"/>
+          <w:lang w:val="en-US"/>
+        </w:rPr>
+        <w:t>Path_to_GUI</w:t>
+      </w:r>
+      <w:proofErr w:type="spellEnd"/>
       <w:r>
         <w:rPr>
           <w:b/>
@@ -4206,31 +4771,7 @@
           <w:szCs w:val="20"/>
           <w:lang w:val="en-US"/>
         </w:rPr>
-        <w:t>ChannelMaps’</w:t>
-      </w:r>
-      <w:r>
-        <w:rPr>
-          <w:sz w:val="20"/>
-          <w:szCs w:val="20"/>
-          <w:lang w:val="en-US"/>
-        </w:rPr>
-        <w:t xml:space="preserve"> </w:t>
-      </w:r>
-      <w:r>
-        <w:rPr>
-          <w:sz w:val="20"/>
-          <w:szCs w:val="20"/>
-          <w:lang w:val="en-US"/>
-        </w:rPr>
-        <w:t xml:space="preserve">folder. </w:t>
-      </w:r>
-      <w:r>
-        <w:rPr>
-          <w:sz w:val="20"/>
-          <w:szCs w:val="20"/>
-          <w:lang w:val="en-US"/>
-        </w:rPr>
-        <w:t>Click on the ‘</w:t>
+        <w:t>/</w:t>
       </w:r>
       <w:r>
         <w:rPr>
@@ -4238,111 +4779,10 @@
           <w:bCs/>
           <w:i/>
           <w:iCs/>
-          <w:sz w:val="20"/>
-          <w:szCs w:val="20"/>
-          <w:lang w:val="en-US"/>
-        </w:rPr>
-        <w:t>Set Probe Information and Continue</w:t>
-      </w:r>
-      <w:r>
-        <w:rPr>
-          <w:sz w:val="20"/>
-          <w:szCs w:val="20"/>
-          <w:lang w:val="en-US"/>
-        </w:rPr>
-        <w:t>’ button to proceed to extract your data.</w:t>
-      </w:r>
-    </w:p>
-    <w:p>
-      <w:pPr>
-        <w:rPr>
-          <w:sz w:val="20"/>
-          <w:szCs w:val="20"/>
-          <w:lang w:val="en-US"/>
-        </w:rPr>
-      </w:pPr>
-      <w:r>
-        <w:rPr>
-          <w:sz w:val="20"/>
-          <w:szCs w:val="20"/>
-          <w:lang w:val="en-US"/>
-        </w:rPr>
-        <w:t xml:space="preserve">This brings you back to the original data extraction window. The channel order will be shown in the lower text are when specified. If no channel </w:t>
-      </w:r>
-      <w:r>
-        <w:rPr>
-          <w:sz w:val="20"/>
-          <w:szCs w:val="20"/>
-          <w:lang w:val="en-US"/>
-        </w:rPr>
-        <w:lastRenderedPageBreak/>
-        <w:t xml:space="preserve">order was specified it will show an ‘NaN’. Now you can extract your data by clicking the corresponding button. </w:t>
-      </w:r>
-    </w:p>
-    <w:p>
-      <w:pPr>
-        <w:rPr>
-          <w:sz w:val="20"/>
-          <w:szCs w:val="20"/>
-          <w:lang w:val="en-US"/>
-        </w:rPr>
-      </w:pPr>
-      <w:r>
-        <w:rPr>
-          <w:sz w:val="20"/>
-          <w:szCs w:val="20"/>
-          <w:lang w:val="en-US"/>
-        </w:rPr>
-        <w:t>You will see a green bar showing you the percentage of data extracted and see additional information during the data extraction in the upper text area</w:t>
-      </w:r>
-      <w:r>
-        <w:rPr>
-          <w:sz w:val="20"/>
-          <w:szCs w:val="20"/>
-          <w:lang w:val="en-US"/>
-        </w:rPr>
-        <w:t xml:space="preserve"> (depending on the recording </w:t>
-      </w:r>
-      <w:r>
-        <w:rPr>
-          <w:sz w:val="20"/>
-          <w:szCs w:val="20"/>
-          <w:lang w:val="en-US"/>
-        </w:rPr>
-        <w:t>filetype</w:t>
-      </w:r>
-      <w:r>
-        <w:rPr>
-          <w:sz w:val="20"/>
-          <w:szCs w:val="20"/>
-          <w:lang w:val="en-US"/>
-        </w:rPr>
-        <w:t>)</w:t>
-      </w:r>
-      <w:r>
-        <w:rPr>
-          <w:sz w:val="20"/>
-          <w:szCs w:val="20"/>
-          <w:lang w:val="en-US"/>
-        </w:rPr>
-        <w:t xml:space="preserve">. If data was successfully extracted, this window will close and you will see your data traces in the main window data plot, giving you access to all other modules. </w:t>
-      </w:r>
-      <w:r>
-        <w:rPr>
-          <w:sz w:val="20"/>
-          <w:szCs w:val="20"/>
-          <w:lang w:val="en-US"/>
-        </w:rPr>
-        <w:t xml:space="preserve">Your </w:t>
-      </w:r>
-      <w:r>
-        <w:rPr>
-          <w:sz w:val="20"/>
-          <w:szCs w:val="20"/>
-          <w:lang w:val="en-US"/>
-        </w:rPr>
-        <w:t>dataset variable ‘</w:t>
-      </w:r>
+        </w:rPr>
+        <w:t xml:space="preserve"> </w:t>
+      </w:r>
+      <w:proofErr w:type="spellStart"/>
       <w:r>
         <w:rPr>
           <w:b/>
@@ -4353,8 +4793,181 @@
           <w:szCs w:val="20"/>
           <w:lang w:val="en-US"/>
         </w:rPr>
+        <w:t>ChannelMaps</w:t>
+      </w:r>
+      <w:proofErr w:type="spellEnd"/>
+      <w:r>
+        <w:rPr>
+          <w:b/>
+          <w:bCs/>
+          <w:i/>
+          <w:iCs/>
+          <w:sz w:val="20"/>
+          <w:szCs w:val="20"/>
+          <w:lang w:val="en-US"/>
+        </w:rPr>
+        <w:t>’</w:t>
+      </w:r>
+      <w:r>
+        <w:rPr>
+          <w:sz w:val="20"/>
+          <w:szCs w:val="20"/>
+          <w:lang w:val="en-US"/>
+        </w:rPr>
+        <w:t xml:space="preserve"> </w:t>
+      </w:r>
+      <w:r>
+        <w:rPr>
+          <w:sz w:val="20"/>
+          <w:szCs w:val="20"/>
+          <w:lang w:val="en-US"/>
+        </w:rPr>
+        <w:t xml:space="preserve">folder. </w:t>
+      </w:r>
+      <w:r>
+        <w:rPr>
+          <w:sz w:val="20"/>
+          <w:szCs w:val="20"/>
+          <w:lang w:val="en-US"/>
+        </w:rPr>
+        <w:t>Click on the ‘</w:t>
+      </w:r>
+      <w:r>
+        <w:rPr>
+          <w:b/>
+          <w:bCs/>
+          <w:i/>
+          <w:iCs/>
+          <w:sz w:val="20"/>
+          <w:szCs w:val="20"/>
+          <w:lang w:val="en-US"/>
+        </w:rPr>
+        <w:t>Set Probe Information and Continue</w:t>
+      </w:r>
+      <w:r>
+        <w:rPr>
+          <w:sz w:val="20"/>
+          <w:szCs w:val="20"/>
+          <w:lang w:val="en-US"/>
+        </w:rPr>
+        <w:t>’ button to proceed to extract your data.</w:t>
+      </w:r>
+    </w:p>
+    <w:p>
+      <w:pPr>
+        <w:rPr>
+          <w:sz w:val="20"/>
+          <w:szCs w:val="20"/>
+          <w:lang w:val="en-US"/>
+        </w:rPr>
+      </w:pPr>
+      <w:r>
+        <w:rPr>
+          <w:sz w:val="20"/>
+          <w:szCs w:val="20"/>
+          <w:lang w:val="en-US"/>
+        </w:rPr>
+        <w:t>This brings you back to the original data extraction window. The channel order will be shown in the lower text are when specified. If no channel order was specified it will show an ‘</w:t>
+      </w:r>
+      <w:proofErr w:type="spellStart"/>
+      <w:r>
+        <w:rPr>
+          <w:sz w:val="20"/>
+          <w:szCs w:val="20"/>
+          <w:lang w:val="en-US"/>
+        </w:rPr>
+        <w:t>NaN</w:t>
+      </w:r>
+      <w:proofErr w:type="spellEnd"/>
+      <w:r>
+        <w:rPr>
+          <w:sz w:val="20"/>
+          <w:szCs w:val="20"/>
+          <w:lang w:val="en-US"/>
+        </w:rPr>
+        <w:t xml:space="preserve">’. Now you can extract your data by clicking the corresponding button. </w:t>
+      </w:r>
+    </w:p>
+    <w:p>
+      <w:pPr>
+        <w:rPr>
+          <w:sz w:val="20"/>
+          <w:szCs w:val="20"/>
+          <w:lang w:val="en-US"/>
+        </w:rPr>
+      </w:pPr>
+      <w:r>
+        <w:rPr>
+          <w:sz w:val="20"/>
+          <w:szCs w:val="20"/>
+          <w:lang w:val="en-US"/>
+        </w:rPr>
+        <w:t>You will see a green bar showing you the percentage of data extracted and see additional information during the data extraction in the upper text area</w:t>
+      </w:r>
+      <w:r>
+        <w:rPr>
+          <w:sz w:val="20"/>
+          <w:szCs w:val="20"/>
+          <w:lang w:val="en-US"/>
+        </w:rPr>
+        <w:t xml:space="preserve"> (depending on the recording </w:t>
+      </w:r>
+      <w:r>
+        <w:rPr>
+          <w:sz w:val="20"/>
+          <w:szCs w:val="20"/>
+          <w:lang w:val="en-US"/>
+        </w:rPr>
+        <w:t>filetype</w:t>
+      </w:r>
+      <w:r>
+        <w:rPr>
+          <w:sz w:val="20"/>
+          <w:szCs w:val="20"/>
+          <w:lang w:val="en-US"/>
+        </w:rPr>
+        <w:t>)</w:t>
+      </w:r>
+      <w:r>
+        <w:rPr>
+          <w:sz w:val="20"/>
+          <w:szCs w:val="20"/>
+          <w:lang w:val="en-US"/>
+        </w:rPr>
+        <w:t xml:space="preserve">. If data was successfully extracted, this window will close and you will see your data traces in the main window data plot, giving you access to all other modules. </w:t>
+      </w:r>
+      <w:r>
+        <w:rPr>
+          <w:sz w:val="20"/>
+          <w:szCs w:val="20"/>
+          <w:lang w:val="en-US"/>
+        </w:rPr>
+        <w:t xml:space="preserve">Your </w:t>
+      </w:r>
+      <w:r>
+        <w:rPr>
+          <w:sz w:val="20"/>
+          <w:szCs w:val="20"/>
+          <w:lang w:val="en-US"/>
+        </w:rPr>
+        <w:t>dataset variable ‘</w:t>
+      </w:r>
+      <w:proofErr w:type="spellStart"/>
+      <w:proofErr w:type="gramStart"/>
+      <w:r>
+        <w:rPr>
+          <w:b/>
+          <w:bCs/>
+          <w:i/>
+          <w:iCs/>
+          <w:sz w:val="20"/>
+          <w:szCs w:val="20"/>
+          <w:lang w:val="en-US"/>
+        </w:rPr>
         <w:t>app.Data</w:t>
       </w:r>
+      <w:proofErr w:type="spellEnd"/>
+      <w:proofErr w:type="gramEnd"/>
       <w:r>
         <w:rPr>
           <w:sz w:val="20"/>
@@ -4644,7 +5257,25 @@
           <w:szCs w:val="20"/>
           <w:lang w:val="en-US"/>
         </w:rPr>
-        <w:t xml:space="preserve"> you want to save the dataset. Options are. mat and .dat. The recommended format is .dat, since it is faster in saving and loading and requires less hard drive space. </w:t>
+        <w:t xml:space="preserve"> you want to save the dataset. Options are. mat and .dat. The recommended format is .</w:t>
+      </w:r>
+      <w:proofErr w:type="spellStart"/>
+      <w:r>
+        <w:rPr>
+          <w:sz w:val="20"/>
+          <w:szCs w:val="20"/>
+          <w:lang w:val="en-US"/>
+        </w:rPr>
+        <w:t>dat</w:t>
+      </w:r>
+      <w:proofErr w:type="spellEnd"/>
+      <w:r>
+        <w:rPr>
+          <w:sz w:val="20"/>
+          <w:szCs w:val="20"/>
+          <w:lang w:val="en-US"/>
+        </w:rPr>
+        <w:t xml:space="preserve">, since it is faster in saving and loading and requires less hard drive space. </w:t>
       </w:r>
     </w:p>
     <w:p>
@@ -4722,30 +5353,77 @@
           <w:lang w:val="en-US"/>
         </w:rPr>
       </w:pPr>
-      <w:r>
-        <w:rPr>
-          <w:sz w:val="20"/>
-          <w:szCs w:val="20"/>
-          <w:lang w:val="en-US"/>
-        </w:rPr>
-        <w:t xml:space="preserve">When .mat is selected as the format, all dataset components will be saved in the variable ‘Data’ as they are. This is perfect to preserve the original structure of all components and load them without any additional steps. </w:t>
-      </w:r>
-    </w:p>
-    <w:p>
-      <w:pPr>
-        <w:rPr>
-          <w:sz w:val="20"/>
-          <w:szCs w:val="20"/>
-          <w:lang w:val="en-US"/>
-        </w:rPr>
-      </w:pPr>
-      <w:r>
-        <w:rPr>
-          <w:sz w:val="20"/>
-          <w:szCs w:val="20"/>
-          <w:lang w:val="en-US"/>
-        </w:rPr>
-        <w:t xml:space="preserve">When .dat is selected, raw and (if selected) preprocessed data are converted into int32 to save them as binaries in the .dat file. If raw and preprocessed data </w:t>
+      <w:proofErr w:type="gramStart"/>
+      <w:r>
+        <w:rPr>
+          <w:sz w:val="20"/>
+          <w:szCs w:val="20"/>
+          <w:lang w:val="en-US"/>
+        </w:rPr>
+        <w:t>When .mat</w:t>
+      </w:r>
+      <w:proofErr w:type="gramEnd"/>
+      <w:r>
+        <w:rPr>
+          <w:sz w:val="20"/>
+          <w:szCs w:val="20"/>
+          <w:lang w:val="en-US"/>
+        </w:rPr>
+        <w:t xml:space="preserve"> is selected as the format, all dataset components will be saved in the variable ‘Data’ as they are. This is perfect to preserve the original structure of all components and load them without any additional steps. </w:t>
+      </w:r>
+    </w:p>
+    <w:p>
+      <w:pPr>
+        <w:rPr>
+          <w:sz w:val="20"/>
+          <w:szCs w:val="20"/>
+          <w:lang w:val="en-US"/>
+        </w:rPr>
+      </w:pPr>
+      <w:r>
+        <w:rPr>
+          <w:sz w:val="20"/>
+          <w:szCs w:val="20"/>
+          <w:lang w:val="en-US"/>
+        </w:rPr>
+        <w:lastRenderedPageBreak/>
+        <w:t>When .</w:t>
+      </w:r>
+      <w:proofErr w:type="spellStart"/>
+      <w:r>
+        <w:rPr>
+          <w:sz w:val="20"/>
+          <w:szCs w:val="20"/>
+          <w:lang w:val="en-US"/>
+        </w:rPr>
+        <w:t>dat</w:t>
+      </w:r>
+      <w:proofErr w:type="spellEnd"/>
+      <w:r>
+        <w:rPr>
+          <w:sz w:val="20"/>
+          <w:szCs w:val="20"/>
+          <w:lang w:val="en-US"/>
+        </w:rPr>
+        <w:t xml:space="preserve"> is selected, raw and (if selected) preprocessed data are converted into int32 to save them as binaries in the .</w:t>
+      </w:r>
+      <w:proofErr w:type="spellStart"/>
+      <w:r>
+        <w:rPr>
+          <w:sz w:val="20"/>
+          <w:szCs w:val="20"/>
+          <w:lang w:val="en-US"/>
+        </w:rPr>
+        <w:t>dat</w:t>
+      </w:r>
+      <w:proofErr w:type="spellEnd"/>
+      <w:r>
+        <w:rPr>
+          <w:sz w:val="20"/>
+          <w:szCs w:val="20"/>
+          <w:lang w:val="en-US"/>
+        </w:rPr>
+        <w:t xml:space="preserve"> file. If raw and preprocessed data </w:t>
       </w:r>
       <w:r>
         <w:rPr>
@@ -4761,7 +5439,43 @@
           <w:szCs w:val="20"/>
           <w:lang w:val="en-US"/>
         </w:rPr>
-        <w:t xml:space="preserve"> saved, they are concatenated together to a nchannel x 2*ntime matrix.</w:t>
+        <w:t xml:space="preserve"> saved, they are concatenated together to a </w:t>
+      </w:r>
+      <w:proofErr w:type="spellStart"/>
+      <w:r>
+        <w:rPr>
+          <w:sz w:val="20"/>
+          <w:szCs w:val="20"/>
+          <w:lang w:val="en-US"/>
+        </w:rPr>
+        <w:t>nchannel</w:t>
+      </w:r>
+      <w:proofErr w:type="spellEnd"/>
+      <w:r>
+        <w:rPr>
+          <w:sz w:val="20"/>
+          <w:szCs w:val="20"/>
+          <w:lang w:val="en-US"/>
+        </w:rPr>
+        <w:t xml:space="preserve"> x 2*</w:t>
+      </w:r>
+      <w:proofErr w:type="spellStart"/>
+      <w:r>
+        <w:rPr>
+          <w:sz w:val="20"/>
+          <w:szCs w:val="20"/>
+          <w:lang w:val="en-US"/>
+        </w:rPr>
+        <w:t>ntime</w:t>
+      </w:r>
+      <w:proofErr w:type="spellEnd"/>
+      <w:r>
+        <w:rPr>
+          <w:sz w:val="20"/>
+          <w:szCs w:val="20"/>
+          <w:lang w:val="en-US"/>
+        </w:rPr>
+        <w:t xml:space="preserve"> matrix.</w:t>
       </w:r>
       <w:r>
         <w:rPr>
@@ -4777,39 +5491,79 @@
           <w:szCs w:val="20"/>
           <w:lang w:val="en-US"/>
         </w:rPr>
-        <w:t xml:space="preserve">This brings a tremendous speed improvement compared to </w:t>
-      </w:r>
-      <w:r>
-        <w:rPr>
-          <w:sz w:val="20"/>
-          <w:szCs w:val="20"/>
-          <w:lang w:val="en-US"/>
-        </w:rPr>
-        <w:t xml:space="preserve">saving as </w:t>
-      </w:r>
-      <w:r>
-        <w:rPr>
-          <w:sz w:val="20"/>
-          <w:szCs w:val="20"/>
-          <w:lang w:val="en-US"/>
-        </w:rPr>
-        <w:t>.mat files</w:t>
-      </w:r>
-      <w:r>
-        <w:rPr>
-          <w:sz w:val="20"/>
-          <w:szCs w:val="20"/>
-          <w:lang w:val="en-US"/>
-        </w:rPr>
-        <w:t xml:space="preserve">. All other dataset components are saved in an additional .mat file that is always saved along the .dat file. NOTE: The .mat file always has to have the same name as the .dat file added by a ‘_Info’ at the end. It serves to have an unambiguous affiliation </w:t>
-      </w:r>
-      <w:r>
-        <w:rPr>
-          <w:sz w:val="20"/>
-          <w:szCs w:val="20"/>
-          <w:lang w:val="en-US"/>
-        </w:rPr>
-        <w:t xml:space="preserve">between .mat and .dat files for </w:t>
+        <w:t>This brings a tremendous speed improvement compared to saving as .mat files. All other dataset components are saved in an additional .mat file that is always saved along the .</w:t>
+      </w:r>
+      <w:proofErr w:type="spellStart"/>
+      <w:r>
+        <w:rPr>
+          <w:sz w:val="20"/>
+          <w:szCs w:val="20"/>
+          <w:lang w:val="en-US"/>
+        </w:rPr>
+        <w:t>dat</w:t>
+      </w:r>
+      <w:proofErr w:type="spellEnd"/>
+      <w:r>
+        <w:rPr>
+          <w:sz w:val="20"/>
+          <w:szCs w:val="20"/>
+          <w:lang w:val="en-US"/>
+        </w:rPr>
+        <w:t xml:space="preserve"> file. NOTE: The .mat file always has to have the same name as the .</w:t>
+      </w:r>
+      <w:proofErr w:type="spellStart"/>
+      <w:r>
+        <w:rPr>
+          <w:sz w:val="20"/>
+          <w:szCs w:val="20"/>
+          <w:lang w:val="en-US"/>
+        </w:rPr>
+        <w:t>dat</w:t>
+      </w:r>
+      <w:proofErr w:type="spellEnd"/>
+      <w:r>
+        <w:rPr>
+          <w:sz w:val="20"/>
+          <w:szCs w:val="20"/>
+          <w:lang w:val="en-US"/>
+        </w:rPr>
+        <w:t xml:space="preserve"> file added by a ‘_Info’ at the end. It serves to have an unambiguous affiliation </w:t>
+      </w:r>
+      <w:proofErr w:type="gramStart"/>
+      <w:r>
+        <w:rPr>
+          <w:sz w:val="20"/>
+          <w:szCs w:val="20"/>
+          <w:lang w:val="en-US"/>
+        </w:rPr>
+        <w:t>between .mat</w:t>
+      </w:r>
+      <w:proofErr w:type="gramEnd"/>
+      <w:r>
+        <w:rPr>
+          <w:sz w:val="20"/>
+          <w:szCs w:val="20"/>
+          <w:lang w:val="en-US"/>
+        </w:rPr>
+        <w:t xml:space="preserve"> and .</w:t>
+      </w:r>
+      <w:proofErr w:type="spellStart"/>
+      <w:r>
+        <w:rPr>
+          <w:sz w:val="20"/>
+          <w:szCs w:val="20"/>
+          <w:lang w:val="en-US"/>
+        </w:rPr>
+        <w:t>dat</w:t>
+      </w:r>
+      <w:proofErr w:type="spellEnd"/>
+      <w:r>
+        <w:rPr>
+          <w:sz w:val="20"/>
+          <w:szCs w:val="20"/>
+          <w:lang w:val="en-US"/>
+        </w:rPr>
+        <w:t xml:space="preserve"> files for </w:t>
       </w:r>
       <w:r>
         <w:rPr>
@@ -4888,298 +5642,16 @@
       </w:pPr>
       <w:r>
         <w:rPr>
-          <w:sz w:val="20"/>
-          <w:szCs w:val="20"/>
-          <w:lang w:val="en-US"/>
-        </w:rPr>
-        <w:t>Selecting the ‘</w:t>
-      </w:r>
-      <w:r>
-        <w:rPr>
-          <w:sz w:val="20"/>
-          <w:szCs w:val="20"/>
-          <w:lang w:val="en-US"/>
-        </w:rPr>
-        <w:t>Load</w:t>
-      </w:r>
-      <w:r>
-        <w:rPr>
-          <w:sz w:val="20"/>
-          <w:szCs w:val="20"/>
-          <w:lang w:val="en-US"/>
-        </w:rPr>
-        <w:t xml:space="preserve"> Dataset’</w:t>
-      </w:r>
-      <w:r>
-        <w:rPr>
-          <w:sz w:val="20"/>
-          <w:szCs w:val="20"/>
-          <w:lang w:val="en-US"/>
-        </w:rPr>
-        <w:t xml:space="preserve"> </w:t>
-      </w:r>
-      <w:r>
-        <w:rPr>
-          <w:sz w:val="20"/>
-          <w:szCs w:val="20"/>
-          <w:lang w:val="en-US"/>
-        </w:rPr>
-        <w:t xml:space="preserve">Option in the ‘Manage Dataset’ module opens the </w:t>
-      </w:r>
-      <w:r>
-        <w:rPr>
-          <w:b/>
-          <w:bCs/>
-          <w:i/>
-          <w:iCs/>
-          <w:sz w:val="20"/>
-          <w:szCs w:val="20"/>
-          <w:lang w:val="en-US"/>
-        </w:rPr>
-        <w:t>‘</w:t>
-      </w:r>
-      <w:r>
-        <w:rPr>
-          <w:b/>
-          <w:bCs/>
-          <w:i/>
-          <w:iCs/>
-          <w:sz w:val="20"/>
-          <w:szCs w:val="20"/>
-          <w:lang w:val="en-US"/>
-        </w:rPr>
-        <w:t>Load</w:t>
-      </w:r>
-      <w:r>
-        <w:rPr>
-          <w:b/>
-          <w:bCs/>
-          <w:i/>
-          <w:iCs/>
-          <w:sz w:val="20"/>
-          <w:szCs w:val="20"/>
-          <w:lang w:val="en-US"/>
-        </w:rPr>
-        <w:t xml:space="preserve"> Data Window’</w:t>
-      </w:r>
-      <w:r>
-        <w:rPr>
-          <w:sz w:val="20"/>
-          <w:szCs w:val="20"/>
-          <w:lang w:val="en-US"/>
-        </w:rPr>
-        <w:t xml:space="preserve"> in which you can </w:t>
-      </w:r>
-      <w:r>
-        <w:rPr>
-          <w:sz w:val="20"/>
-          <w:szCs w:val="20"/>
-          <w:lang w:val="en-US"/>
-        </w:rPr>
-        <w:t>load datasets saved with the ‘Save Dataset’ option</w:t>
-      </w:r>
-      <w:r>
-        <w:rPr>
-          <w:sz w:val="20"/>
-          <w:szCs w:val="20"/>
-          <w:lang w:val="en-US"/>
-        </w:rPr>
-        <w:t xml:space="preserve">. </w:t>
-      </w:r>
-      <w:r>
-        <w:rPr>
-          <w:sz w:val="20"/>
-          <w:szCs w:val="20"/>
-          <w:lang w:val="en-US"/>
-        </w:rPr>
-        <w:t xml:space="preserve">On startup, the </w:t>
-      </w:r>
-      <w:r>
-        <w:rPr>
-          <w:sz w:val="20"/>
-          <w:szCs w:val="20"/>
-          <w:lang w:val="en-US"/>
-        </w:rPr>
-        <w:t>‘Load Data Window’</w:t>
-      </w:r>
-      <w:r>
-        <w:rPr>
-          <w:sz w:val="20"/>
-          <w:szCs w:val="20"/>
-          <w:lang w:val="en-US"/>
-        </w:rPr>
-        <w:t xml:space="preserve"> </w:t>
-      </w:r>
-      <w:r>
-        <w:rPr>
-          <w:sz w:val="20"/>
-          <w:szCs w:val="20"/>
-          <w:lang w:val="en-US"/>
-        </w:rPr>
-        <w:t xml:space="preserve">will always search in the standard directory ‘GUI_Path/Example Data’. This serves to have a folder from which files can be loaded as uncomplicated </w:t>
-      </w:r>
-      <w:r>
-        <w:rPr>
-          <w:sz w:val="20"/>
-          <w:szCs w:val="20"/>
-          <w:lang w:val="en-US"/>
-        </w:rPr>
-        <w:t>a</w:t>
-      </w:r>
-      <w:r>
-        <w:rPr>
-          <w:sz w:val="20"/>
-          <w:szCs w:val="20"/>
-          <w:lang w:val="en-US"/>
-        </w:rPr>
-        <w:t xml:space="preserve">nd quickly as possible. </w:t>
-      </w:r>
-      <w:r>
-        <w:rPr>
-          <w:sz w:val="20"/>
-          <w:szCs w:val="20"/>
-          <w:lang w:val="en-US"/>
-        </w:rPr>
-        <w:t>If you want to load a file that’s not part of that folder, you can click the button ‘</w:t>
-      </w:r>
-      <w:r>
-        <w:rPr>
-          <w:b/>
-          <w:bCs/>
-          <w:i/>
-          <w:iCs/>
-          <w:sz w:val="20"/>
-          <w:szCs w:val="20"/>
-          <w:lang w:val="en-US"/>
-        </w:rPr>
-        <w:t>Select Different Folder’</w:t>
-      </w:r>
-      <w:r>
-        <w:rPr>
-          <w:sz w:val="20"/>
-          <w:szCs w:val="20"/>
-          <w:lang w:val="en-US"/>
-        </w:rPr>
-        <w:t xml:space="preserve">. Once selected, the folder is auto searched for proper save files which are then displayed in the </w:t>
-      </w:r>
-      <w:r>
-        <w:rPr>
-          <w:b/>
-          <w:bCs/>
-          <w:i/>
-          <w:iCs/>
-          <w:sz w:val="20"/>
-          <w:szCs w:val="20"/>
-          <w:lang w:val="en-US"/>
-        </w:rPr>
-        <w:t>‘Save File Selection’</w:t>
-      </w:r>
-      <w:r>
-        <w:rPr>
-          <w:sz w:val="20"/>
-          <w:szCs w:val="20"/>
-          <w:lang w:val="en-US"/>
-        </w:rPr>
-        <w:t xml:space="preserve"> dropdown menu. </w:t>
-      </w:r>
-    </w:p>
-    <w:p>
-      <w:pPr>
-        <w:rPr>
-          <w:sz w:val="20"/>
-          <w:szCs w:val="20"/>
-          <w:lang w:val="en-US"/>
-        </w:rPr>
-      </w:pPr>
-      <w:r>
-        <w:rPr>
-          <w:sz w:val="20"/>
-          <w:szCs w:val="20"/>
-          <w:lang w:val="en-US"/>
-        </w:rPr>
-        <w:lastRenderedPageBreak/>
-        <w:t xml:space="preserve">There is a possibility, that </w:t>
-      </w:r>
-      <w:r>
-        <w:rPr>
-          <w:sz w:val="20"/>
-          <w:szCs w:val="20"/>
-          <w:lang w:val="en-US"/>
-        </w:rPr>
-        <w:t>datasets</w:t>
-      </w:r>
-      <w:r>
-        <w:rPr>
-          <w:sz w:val="20"/>
-          <w:szCs w:val="20"/>
-          <w:lang w:val="en-US"/>
-        </w:rPr>
-        <w:t xml:space="preserve"> saved as .mat and .dat are both in the same folder. For this reason, the small </w:t>
-      </w:r>
-      <w:r>
-        <w:rPr>
-          <w:sz w:val="20"/>
-          <w:szCs w:val="20"/>
-          <w:lang w:val="en-US"/>
-        </w:rPr>
-        <w:t>dropdown</w:t>
-      </w:r>
-      <w:r>
-        <w:rPr>
-          <w:sz w:val="20"/>
-          <w:szCs w:val="20"/>
-          <w:lang w:val="en-US"/>
-        </w:rPr>
-        <w:t xml:space="preserve"> menu below the ‘Select Different Folder’ button can be used to select either the .mat or .dat files to load. Depending on the selection there, you will only see the </w:t>
-      </w:r>
-      <w:r>
-        <w:rPr>
-          <w:sz w:val="20"/>
-          <w:szCs w:val="20"/>
-          <w:lang w:val="en-US"/>
-        </w:rPr>
-        <w:t>files available in this format in the ‘Save File Selection’ dropdown.</w:t>
-      </w:r>
-    </w:p>
-    <w:p>
-      <w:pPr>
-        <w:rPr>
-          <w:sz w:val="20"/>
-          <w:szCs w:val="20"/>
-          <w:lang w:val="en-US"/>
-        </w:rPr>
-      </w:pPr>
-      <w:r>
-        <w:rPr>
-          <w:sz w:val="20"/>
-          <w:szCs w:val="20"/>
-          <w:lang w:val="en-US"/>
-        </w:rPr>
-        <w:t>Once you selected a dataset to load, clicking on the ‘Load ’button will load the dataset and show progress.</w:t>
-      </w:r>
-    </w:p>
-    <w:p>
-      <w:pPr>
-        <w:pStyle w:val="Listenabsatz"/>
-        <w:ind w:left="0"/>
-        <w:rPr>
-          <w:sz w:val="20"/>
-          <w:szCs w:val="20"/>
-          <w:lang w:val="en-US"/>
-        </w:rPr>
-      </w:pPr>
-      <w:r>
-        <w:rPr>
           <w:noProof/>
         </w:rPr>
         <w:drawing>
-          <wp:anchor distT="0" distB="0" distL="114300" distR="114300" simplePos="0" relativeHeight="251685888" behindDoc="0" locked="0" layoutInCell="1" allowOverlap="1" wp14:anchorId="76DF64F0" wp14:editId="3CC65009">
+          <wp:anchor distT="0" distB="0" distL="114300" distR="114300" simplePos="0" relativeHeight="251685888" behindDoc="0" locked="0" layoutInCell="1" allowOverlap="1" wp14:anchorId="76DF64F0" wp14:editId="45DD88C7">
             <wp:simplePos x="0" y="0"/>
             <wp:positionH relativeFrom="column">
-              <wp:posOffset>3905794</wp:posOffset>
+              <wp:posOffset>3894364</wp:posOffset>
             </wp:positionH>
             <wp:positionV relativeFrom="paragraph">
-              <wp:posOffset>-1170124</wp:posOffset>
+              <wp:posOffset>6532</wp:posOffset>
             </wp:positionV>
             <wp:extent cx="2280285" cy="2145665"/>
             <wp:effectExtent l="0" t="0" r="5715" b="6985"/>
@@ -5235,6 +5707,302 @@
           </wp:anchor>
         </w:drawing>
       </w:r>
+      <w:r>
+        <w:rPr>
+          <w:sz w:val="20"/>
+          <w:szCs w:val="20"/>
+          <w:lang w:val="en-US"/>
+        </w:rPr>
+        <w:t xml:space="preserve">Selecting the ‘Load Dataset’ Option in the ‘Manage Dataset’ module opens the </w:t>
+      </w:r>
+      <w:r>
+        <w:rPr>
+          <w:b/>
+          <w:bCs/>
+          <w:i/>
+          <w:iCs/>
+          <w:sz w:val="20"/>
+          <w:szCs w:val="20"/>
+          <w:lang w:val="en-US"/>
+        </w:rPr>
+        <w:t>‘</w:t>
+      </w:r>
+      <w:r>
+        <w:rPr>
+          <w:b/>
+          <w:bCs/>
+          <w:i/>
+          <w:iCs/>
+          <w:sz w:val="20"/>
+          <w:szCs w:val="20"/>
+          <w:lang w:val="en-US"/>
+        </w:rPr>
+        <w:t>Load</w:t>
+      </w:r>
+      <w:r>
+        <w:rPr>
+          <w:b/>
+          <w:bCs/>
+          <w:i/>
+          <w:iCs/>
+          <w:sz w:val="20"/>
+          <w:szCs w:val="20"/>
+          <w:lang w:val="en-US"/>
+        </w:rPr>
+        <w:t xml:space="preserve"> Data Window’</w:t>
+      </w:r>
+      <w:r>
+        <w:rPr>
+          <w:sz w:val="20"/>
+          <w:szCs w:val="20"/>
+          <w:lang w:val="en-US"/>
+        </w:rPr>
+        <w:t xml:space="preserve"> in which you can load datasets saved with the ‘Save Dataset’ option. On startup, the </w:t>
+      </w:r>
+      <w:r>
+        <w:rPr>
+          <w:sz w:val="20"/>
+          <w:szCs w:val="20"/>
+          <w:lang w:val="en-US"/>
+        </w:rPr>
+        <w:t xml:space="preserve">‘Load Data Window’ </w:t>
+      </w:r>
+      <w:r>
+        <w:rPr>
+          <w:sz w:val="20"/>
+          <w:szCs w:val="20"/>
+          <w:lang w:val="en-US"/>
+        </w:rPr>
+        <w:t>will always search in the standard directory ‘</w:t>
+      </w:r>
+      <w:proofErr w:type="spellStart"/>
+      <w:r>
+        <w:rPr>
+          <w:sz w:val="20"/>
+          <w:szCs w:val="20"/>
+          <w:lang w:val="en-US"/>
+        </w:rPr>
+        <w:t>GUI_Path</w:t>
+      </w:r>
+      <w:proofErr w:type="spellEnd"/>
+      <w:r>
+        <w:rPr>
+          <w:sz w:val="20"/>
+          <w:szCs w:val="20"/>
+          <w:lang w:val="en-US"/>
+        </w:rPr>
+        <w:t xml:space="preserve">/Example Data’. This serves to have a folder from which files can be loaded as uncomplicated </w:t>
+      </w:r>
+      <w:r>
+        <w:rPr>
+          <w:sz w:val="20"/>
+          <w:szCs w:val="20"/>
+          <w:lang w:val="en-US"/>
+        </w:rPr>
+        <w:t>a</w:t>
+      </w:r>
+      <w:r>
+        <w:rPr>
+          <w:sz w:val="20"/>
+          <w:szCs w:val="20"/>
+          <w:lang w:val="en-US"/>
+        </w:rPr>
+        <w:t xml:space="preserve">nd quickly as possible. </w:t>
+      </w:r>
+      <w:r>
+        <w:rPr>
+          <w:sz w:val="20"/>
+          <w:szCs w:val="20"/>
+          <w:lang w:val="en-US"/>
+        </w:rPr>
+        <w:t>If you want to load a file that’s not part of that folder, you can click the button ‘</w:t>
+      </w:r>
+      <w:r>
+        <w:rPr>
+          <w:b/>
+          <w:bCs/>
+          <w:i/>
+          <w:iCs/>
+          <w:sz w:val="20"/>
+          <w:szCs w:val="20"/>
+          <w:lang w:val="en-US"/>
+        </w:rPr>
+        <w:t>Select Different Folder’</w:t>
+      </w:r>
+      <w:r>
+        <w:rPr>
+          <w:sz w:val="20"/>
+          <w:szCs w:val="20"/>
+          <w:lang w:val="en-US"/>
+        </w:rPr>
+        <w:t xml:space="preserve">. Once selected, the folder is auto searched for proper save files which are then displayed in the </w:t>
+      </w:r>
+      <w:r>
+        <w:rPr>
+          <w:b/>
+          <w:bCs/>
+          <w:i/>
+          <w:iCs/>
+          <w:sz w:val="20"/>
+          <w:szCs w:val="20"/>
+          <w:lang w:val="en-US"/>
+        </w:rPr>
+        <w:t>‘Save File Selection’</w:t>
+      </w:r>
+      <w:r>
+        <w:rPr>
+          <w:sz w:val="20"/>
+          <w:szCs w:val="20"/>
+          <w:lang w:val="en-US"/>
+        </w:rPr>
+        <w:t xml:space="preserve"> dropdown menu. </w:t>
+      </w:r>
+    </w:p>
+    <w:p>
+      <w:pPr>
+        <w:rPr>
+          <w:sz w:val="20"/>
+          <w:szCs w:val="20"/>
+          <w:lang w:val="en-US"/>
+        </w:rPr>
+      </w:pPr>
+      <w:r>
+        <w:rPr>
+          <w:sz w:val="20"/>
+          <w:szCs w:val="20"/>
+          <w:lang w:val="en-US"/>
+        </w:rPr>
+        <w:t xml:space="preserve">There is a possibility, that </w:t>
+      </w:r>
+      <w:r>
+        <w:rPr>
+          <w:sz w:val="20"/>
+          <w:szCs w:val="20"/>
+          <w:lang w:val="en-US"/>
+        </w:rPr>
+        <w:t>datasets</w:t>
+      </w:r>
+      <w:r>
+        <w:rPr>
+          <w:sz w:val="20"/>
+          <w:szCs w:val="20"/>
+          <w:lang w:val="en-US"/>
+        </w:rPr>
+        <w:t xml:space="preserve"> saved </w:t>
+      </w:r>
+      <w:proofErr w:type="gramStart"/>
+      <w:r>
+        <w:rPr>
+          <w:sz w:val="20"/>
+          <w:szCs w:val="20"/>
+          <w:lang w:val="en-US"/>
+        </w:rPr>
+        <w:t>as .mat</w:t>
+      </w:r>
+      <w:proofErr w:type="gramEnd"/>
+      <w:r>
+        <w:rPr>
+          <w:sz w:val="20"/>
+          <w:szCs w:val="20"/>
+          <w:lang w:val="en-US"/>
+        </w:rPr>
+        <w:t xml:space="preserve"> and .</w:t>
+      </w:r>
+      <w:proofErr w:type="spellStart"/>
+      <w:r>
+        <w:rPr>
+          <w:sz w:val="20"/>
+          <w:szCs w:val="20"/>
+          <w:lang w:val="en-US"/>
+        </w:rPr>
+        <w:t>dat</w:t>
+      </w:r>
+      <w:proofErr w:type="spellEnd"/>
+      <w:r>
+        <w:rPr>
+          <w:sz w:val="20"/>
+          <w:szCs w:val="20"/>
+          <w:lang w:val="en-US"/>
+        </w:rPr>
+        <w:t xml:space="preserve"> are both in the same folder. For this reason, the small </w:t>
+      </w:r>
+      <w:r>
+        <w:rPr>
+          <w:sz w:val="20"/>
+          <w:szCs w:val="20"/>
+          <w:lang w:val="en-US"/>
+        </w:rPr>
+        <w:t>dropdown</w:t>
+      </w:r>
+      <w:r>
+        <w:rPr>
+          <w:sz w:val="20"/>
+          <w:szCs w:val="20"/>
+          <w:lang w:val="en-US"/>
+        </w:rPr>
+        <w:t xml:space="preserve"> menu below the ‘Select Different Folder’ button can be used to select either </w:t>
+      </w:r>
+      <w:proofErr w:type="gramStart"/>
+      <w:r>
+        <w:rPr>
+          <w:sz w:val="20"/>
+          <w:szCs w:val="20"/>
+          <w:lang w:val="en-US"/>
+        </w:rPr>
+        <w:t>the .mat</w:t>
+      </w:r>
+      <w:proofErr w:type="gramEnd"/>
+      <w:r>
+        <w:rPr>
+          <w:sz w:val="20"/>
+          <w:szCs w:val="20"/>
+          <w:lang w:val="en-US"/>
+        </w:rPr>
+        <w:t xml:space="preserve"> or .</w:t>
+      </w:r>
+      <w:proofErr w:type="spellStart"/>
+      <w:r>
+        <w:rPr>
+          <w:sz w:val="20"/>
+          <w:szCs w:val="20"/>
+          <w:lang w:val="en-US"/>
+        </w:rPr>
+        <w:t>dat</w:t>
+      </w:r>
+      <w:proofErr w:type="spellEnd"/>
+      <w:r>
+        <w:rPr>
+          <w:sz w:val="20"/>
+          <w:szCs w:val="20"/>
+          <w:lang w:val="en-US"/>
+        </w:rPr>
+        <w:t xml:space="preserve"> files to load. Depending on the selection there, you will only see the </w:t>
+      </w:r>
+      <w:r>
+        <w:rPr>
+          <w:sz w:val="20"/>
+          <w:szCs w:val="20"/>
+          <w:lang w:val="en-US"/>
+        </w:rPr>
+        <w:t>files available in this format in the ‘Save File Selection’ dropdown.</w:t>
+      </w:r>
+    </w:p>
+    <w:p>
+      <w:pPr>
+        <w:rPr>
+          <w:sz w:val="20"/>
+          <w:szCs w:val="20"/>
+          <w:lang w:val="en-US"/>
+        </w:rPr>
+      </w:pPr>
+      <w:r>
+        <w:rPr>
+          <w:sz w:val="20"/>
+          <w:szCs w:val="20"/>
+          <w:lang w:val="en-US"/>
+        </w:rPr>
+        <w:t>Once you selected a dataset to load, clicking on the ‘Load ’button will load the dataset and show progress.</w:t>
+      </w:r>
     </w:p>
     <w:p>
       <w:pPr>
@@ -5261,10 +6029,52 @@
     <w:p>
       <w:pPr>
         <w:pStyle w:val="Listenabsatz"/>
-        <w:ind w:left="0"/>
-        <w:rPr>
-          <w:sz w:val="20"/>
-          <w:szCs w:val="20"/>
+        <w:numPr>
+          <w:ilvl w:val="0"/>
+          <w:numId w:val="2"/>
+        </w:numPr>
+        <w:jc w:val="center"/>
+        <w:rPr>
+          <w:b/>
+          <w:bCs/>
+          <w:sz w:val="28"/>
+          <w:szCs w:val="28"/>
+          <w:u w:val="single"/>
+          <w:lang w:val="en-US"/>
+        </w:rPr>
+      </w:pPr>
+      <w:r>
+        <w:rPr>
+          <w:b/>
+          <w:bCs/>
+          <w:sz w:val="28"/>
+          <w:szCs w:val="28"/>
+          <w:u w:val="single"/>
+          <w:lang w:val="en-US"/>
+        </w:rPr>
+        <w:t>Main Plot Analysis</w:t>
+      </w:r>
+      <w:r>
+        <w:rPr>
+          <w:b/>
+          <w:bCs/>
+          <w:sz w:val="28"/>
+          <w:szCs w:val="28"/>
+          <w:u w:val="single"/>
+          <w:lang w:val="en-US"/>
+        </w:rPr>
+        <w:t xml:space="preserve"> Module</w:t>
+      </w:r>
+    </w:p>
+    <w:p>
+      <w:pPr>
+        <w:pStyle w:val="Listenabsatz"/>
+        <w:rPr>
+          <w:b/>
+          <w:bCs/>
+          <w:sz w:val="28"/>
+          <w:szCs w:val="28"/>
+          <w:u w:val="single"/>
           <w:lang w:val="en-US"/>
         </w:rPr>
       </w:pPr>
@@ -5290,6 +6100,185 @@
           <w:lang w:val="en-US"/>
         </w:rPr>
       </w:pPr>
+      <w:r>
+        <w:rPr>
+          <w:noProof/>
+        </w:rPr>
+        <w:drawing>
+          <wp:anchor distT="0" distB="0" distL="114300" distR="114300" simplePos="0" relativeHeight="251686912" behindDoc="0" locked="0" layoutInCell="1" allowOverlap="1" wp14:anchorId="36DBC0A1" wp14:editId="0F1C971C">
+            <wp:simplePos x="0" y="0"/>
+            <wp:positionH relativeFrom="column">
+              <wp:posOffset>3592286</wp:posOffset>
+            </wp:positionH>
+            <wp:positionV relativeFrom="paragraph">
+              <wp:posOffset>6259</wp:posOffset>
+            </wp:positionV>
+            <wp:extent cx="2455545" cy="794385"/>
+            <wp:effectExtent l="0" t="0" r="1905" b="5715"/>
+            <wp:wrapSquare wrapText="bothSides"/>
+            <wp:docPr id="5" name="Grafik 5"/>
+            <wp:cNvGraphicFramePr>
+              <a:graphicFrameLocks xmlns:a="http://schemas.openxmlformats.org/drawingml/2006/main" noChangeAspect="1"/>
+            </wp:cNvGraphicFramePr>
+            <a:graphic xmlns:a="http://schemas.openxmlformats.org/drawingml/2006/main">
+              <a:graphicData uri="http://schemas.openxmlformats.org/drawingml/2006/picture">
+                <pic:pic xmlns:pic="http://schemas.openxmlformats.org/drawingml/2006/picture">
+                  <pic:nvPicPr>
+                    <pic:cNvPr id="0" name="Picture 1"/>
+                    <pic:cNvPicPr>
+                      <a:picLocks noChangeAspect="1" noChangeArrowheads="1"/>
+                    </pic:cNvPicPr>
+                  </pic:nvPicPr>
+                  <pic:blipFill>
+                    <a:blip r:embed="rId26">
+                      <a:extLst>
+                        <a:ext uri="{28A0092B-C50C-407E-A947-70E740481C1C}">
+                          <a14:useLocalDpi xmlns:a14="http://schemas.microsoft.com/office/drawing/2010/main" val="0"/>
+                        </a:ext>
+                      </a:extLst>
+                    </a:blip>
+                    <a:srcRect/>
+                    <a:stretch>
+                      <a:fillRect/>
+                    </a:stretch>
+                  </pic:blipFill>
+                  <pic:spPr bwMode="auto">
+                    <a:xfrm>
+                      <a:off x="0" y="0"/>
+                      <a:ext cx="2455545" cy="794385"/>
+                    </a:xfrm>
+                    <a:prstGeom prst="rect">
+                      <a:avLst/>
+                    </a:prstGeom>
+                    <a:noFill/>
+                    <a:ln>
+                      <a:noFill/>
+                    </a:ln>
+                  </pic:spPr>
+                </pic:pic>
+              </a:graphicData>
+            </a:graphic>
+            <wp14:sizeRelH relativeFrom="margin">
+              <wp14:pctWidth>0</wp14:pctWidth>
+            </wp14:sizeRelH>
+            <wp14:sizeRelV relativeFrom="margin">
+              <wp14:pctHeight>0</wp14:pctHeight>
+            </wp14:sizeRelV>
+          </wp:anchor>
+        </w:drawing>
+      </w:r>
+      <w:r>
+        <w:rPr>
+          <w:sz w:val="20"/>
+          <w:szCs w:val="20"/>
+          <w:lang w:val="en-US"/>
+        </w:rPr>
+        <w:t>This module allows you to open three different kinds of analysis window</w:t>
+      </w:r>
+      <w:r>
+        <w:rPr>
+          <w:sz w:val="20"/>
+          <w:szCs w:val="20"/>
+          <w:lang w:val="en-US"/>
+        </w:rPr>
+        <w:t>s</w:t>
+      </w:r>
+      <w:r>
+        <w:rPr>
+          <w:sz w:val="20"/>
+          <w:szCs w:val="20"/>
+          <w:lang w:val="en-US"/>
+        </w:rPr>
+        <w:t xml:space="preserve">, </w:t>
+      </w:r>
+      <w:r>
+        <w:rPr>
+          <w:sz w:val="20"/>
+          <w:szCs w:val="20"/>
+          <w:lang w:val="en-US"/>
+        </w:rPr>
+        <w:t xml:space="preserve">that take the data from the main window data plot and show the selected analysis results. The analysis plots </w:t>
+      </w:r>
+      <w:r>
+        <w:rPr>
+          <w:sz w:val="20"/>
+          <w:szCs w:val="20"/>
+          <w:lang w:val="en-US"/>
+        </w:rPr>
+        <w:t>of this module are synchronized to</w:t>
+      </w:r>
+      <w:r>
+        <w:rPr>
+          <w:sz w:val="20"/>
+          <w:szCs w:val="20"/>
+          <w:lang w:val="en-US"/>
+        </w:rPr>
+        <w:t xml:space="preserve"> the main window data </w:t>
+      </w:r>
+      <w:r>
+        <w:rPr>
+          <w:sz w:val="20"/>
+          <w:szCs w:val="20"/>
+          <w:lang w:val="en-US"/>
+        </w:rPr>
+        <w:t>plot</w:t>
+      </w:r>
+      <w:r>
+        <w:rPr>
+          <w:sz w:val="20"/>
+          <w:szCs w:val="20"/>
+          <w:lang w:val="en-US"/>
+        </w:rPr>
+        <w:t xml:space="preserve">. This means that </w:t>
+      </w:r>
+      <w:r>
+        <w:rPr>
+          <w:sz w:val="20"/>
+          <w:szCs w:val="20"/>
+          <w:lang w:val="en-US"/>
+        </w:rPr>
+        <w:t>when you change the time points or range of the main window plot using the ‘Time Span and Axis Control’ Panel</w:t>
+      </w:r>
+      <w:r>
+        <w:rPr>
+          <w:sz w:val="20"/>
+          <w:szCs w:val="20"/>
+          <w:lang w:val="en-US"/>
+        </w:rPr>
+        <w:t xml:space="preserve"> </w:t>
+      </w:r>
+      <w:r>
+        <w:rPr>
+          <w:sz w:val="20"/>
+          <w:szCs w:val="20"/>
+          <w:lang w:val="en-US"/>
+        </w:rPr>
+        <w:t xml:space="preserve">or clicking the time plot, </w:t>
+      </w:r>
+      <w:r>
+        <w:rPr>
+          <w:sz w:val="20"/>
+          <w:szCs w:val="20"/>
+          <w:lang w:val="en-US"/>
+        </w:rPr>
+        <w:t xml:space="preserve">both – the main app data plot and analysis plot of this module are updated </w:t>
+      </w:r>
+      <w:r>
+        <w:rPr>
+          <w:sz w:val="20"/>
+          <w:szCs w:val="20"/>
+          <w:lang w:val="en-US"/>
+        </w:rPr>
+        <w:t>accordingly</w:t>
+      </w:r>
+      <w:r>
+        <w:rPr>
+          <w:sz w:val="20"/>
+          <w:szCs w:val="20"/>
+          <w:lang w:val="en-US"/>
+        </w:rPr>
+        <w:t>.</w:t>
+      </w:r>
     </w:p>
     <w:p>
       <w:pPr>
@@ -5305,18 +6294,351 @@
     <w:p>
       <w:pPr>
         <w:pStyle w:val="Listenabsatz"/>
-        <w:ind w:left="0"/>
-        <w:rPr>
-          <w:sz w:val="20"/>
-          <w:szCs w:val="20"/>
-          <w:lang w:val="en-US"/>
-        </w:rPr>
-      </w:pPr>
+        <w:numPr>
+          <w:ilvl w:val="1"/>
+          <w:numId w:val="2"/>
+        </w:numPr>
+        <w:rPr>
+          <w:b/>
+          <w:bCs/>
+          <w:sz w:val="24"/>
+          <w:szCs w:val="24"/>
+          <w:u w:val="single"/>
+          <w:lang w:val="en-US"/>
+        </w:rPr>
+      </w:pPr>
+      <w:r>
+        <w:rPr>
+          <w:b/>
+          <w:bCs/>
+          <w:sz w:val="24"/>
+          <w:szCs w:val="24"/>
+          <w:u w:val="single"/>
+          <w:lang w:val="en-US"/>
+        </w:rPr>
+        <w:t>Spike Rate</w:t>
+      </w:r>
     </w:p>
     <w:p>
       <w:pPr>
         <w:pStyle w:val="Listenabsatz"/>
-        <w:ind w:left="0"/>
+        <w:rPr>
+          <w:b/>
+          <w:bCs/>
+          <w:sz w:val="24"/>
+          <w:szCs w:val="24"/>
+          <w:u w:val="single"/>
+          <w:lang w:val="en-US"/>
+        </w:rPr>
+      </w:pPr>
+    </w:p>
+    <w:p>
+      <w:pPr>
+        <w:rPr>
+          <w:sz w:val="20"/>
+          <w:szCs w:val="20"/>
+          <w:lang w:val="en-US"/>
+        </w:rPr>
+      </w:pPr>
+    </w:p>
+    <w:p>
+      <w:pPr>
+        <w:rPr>
+          <w:sz w:val="20"/>
+          <w:szCs w:val="20"/>
+          <w:lang w:val="en-US"/>
+        </w:rPr>
+      </w:pPr>
+      <w:r>
+        <w:rPr>
+          <w:noProof/>
+        </w:rPr>
+        <w:lastRenderedPageBreak/>
+        <w:drawing>
+          <wp:inline distT="0" distB="0" distL="0" distR="0" wp14:anchorId="1B6F3906" wp14:editId="605812E3">
+            <wp:extent cx="5731510" cy="2570480"/>
+            <wp:effectExtent l="0" t="0" r="2540" b="1270"/>
+            <wp:docPr id="22" name="Grafik 22"/>
+            <wp:cNvGraphicFramePr>
+              <a:graphicFrameLocks xmlns:a="http://schemas.openxmlformats.org/drawingml/2006/main" noChangeAspect="1"/>
+            </wp:cNvGraphicFramePr>
+            <a:graphic xmlns:a="http://schemas.openxmlformats.org/drawingml/2006/main">
+              <a:graphicData uri="http://schemas.openxmlformats.org/drawingml/2006/picture">
+                <pic:pic xmlns:pic="http://schemas.openxmlformats.org/drawingml/2006/picture">
+                  <pic:nvPicPr>
+                    <pic:cNvPr id="0" name="Picture 7"/>
+                    <pic:cNvPicPr>
+                      <a:picLocks noChangeAspect="1" noChangeArrowheads="1"/>
+                    </pic:cNvPicPr>
+                  </pic:nvPicPr>
+                  <pic:blipFill>
+                    <a:blip r:embed="rId27" cstate="print">
+                      <a:extLst>
+                        <a:ext uri="{28A0092B-C50C-407E-A947-70E740481C1C}">
+                          <a14:useLocalDpi xmlns:a14="http://schemas.microsoft.com/office/drawing/2010/main" val="0"/>
+                        </a:ext>
+                      </a:extLst>
+                    </a:blip>
+                    <a:srcRect/>
+                    <a:stretch>
+                      <a:fillRect/>
+                    </a:stretch>
+                  </pic:blipFill>
+                  <pic:spPr bwMode="auto">
+                    <a:xfrm>
+                      <a:off x="0" y="0"/>
+                      <a:ext cx="5731510" cy="2570480"/>
+                    </a:xfrm>
+                    <a:prstGeom prst="rect">
+                      <a:avLst/>
+                    </a:prstGeom>
+                    <a:noFill/>
+                    <a:ln>
+                      <a:noFill/>
+                    </a:ln>
+                  </pic:spPr>
+                </pic:pic>
+              </a:graphicData>
+            </a:graphic>
+          </wp:inline>
+        </w:drawing>
+      </w:r>
+    </w:p>
+    <w:p>
+      <w:pPr>
+        <w:rPr>
+          <w:sz w:val="20"/>
+          <w:szCs w:val="20"/>
+          <w:lang w:val="en-US"/>
+        </w:rPr>
+      </w:pPr>
+      <w:r>
+        <w:rPr>
+          <w:sz w:val="20"/>
+          <w:szCs w:val="20"/>
+          <w:lang w:val="en-US"/>
+        </w:rPr>
+        <w:t xml:space="preserve">This window shows the spike rate of spikes within the main window plot time range. The only requirement to be able to open this window is a spike dataset. </w:t>
+      </w:r>
+      <w:r>
+        <w:rPr>
+          <w:sz w:val="20"/>
+          <w:szCs w:val="20"/>
+          <w:lang w:val="en-US"/>
+        </w:rPr>
+        <w:t>The spike rate is computed by binning spikes over all channel selected in the ‘</w:t>
+      </w:r>
+      <w:r>
+        <w:rPr>
+          <w:b/>
+          <w:bCs/>
+          <w:i/>
+          <w:iCs/>
+          <w:sz w:val="20"/>
+          <w:szCs w:val="20"/>
+          <w:lang w:val="en-US"/>
+        </w:rPr>
+        <w:t>Channel Selection</w:t>
+      </w:r>
+      <w:r>
+        <w:rPr>
+          <w:sz w:val="20"/>
+          <w:szCs w:val="20"/>
+          <w:lang w:val="en-US"/>
+        </w:rPr>
+        <w:t>’ edit field</w:t>
+      </w:r>
+      <w:r>
+        <w:rPr>
+          <w:sz w:val="20"/>
+          <w:szCs w:val="20"/>
+          <w:lang w:val="en-US"/>
+        </w:rPr>
+        <w:t>. Spike counts for each bin are divided by the channel number and time range of each bin to get the average spike rate over the selected depth. The number of bins can be changed using the ‘</w:t>
+      </w:r>
+      <w:r>
+        <w:rPr>
+          <w:b/>
+          <w:bCs/>
+          <w:i/>
+          <w:iCs/>
+          <w:sz w:val="20"/>
+          <w:szCs w:val="20"/>
+          <w:lang w:val="en-US"/>
+        </w:rPr>
+        <w:t>Bin Size</w:t>
+      </w:r>
+      <w:r>
+        <w:rPr>
+          <w:sz w:val="20"/>
+          <w:szCs w:val="20"/>
+          <w:lang w:val="en-US"/>
+        </w:rPr>
+        <w:t xml:space="preserve">’ slider </w:t>
+      </w:r>
+      <w:r>
+        <w:rPr>
+          <w:sz w:val="20"/>
+          <w:szCs w:val="20"/>
+          <w:lang w:val="en-US"/>
+        </w:rPr>
+        <w:t xml:space="preserve">and the time range of each bin is shown in the x-label. </w:t>
+      </w:r>
+    </w:p>
+    <w:p>
+      <w:pPr>
+        <w:rPr>
+          <w:sz w:val="20"/>
+          <w:szCs w:val="20"/>
+          <w:lang w:val="en-US"/>
+        </w:rPr>
+      </w:pPr>
+      <w:r>
+        <w:rPr>
+          <w:sz w:val="20"/>
+          <w:szCs w:val="20"/>
+          <w:lang w:val="en-US"/>
+        </w:rPr>
+        <w:t>Depending on the time range of the main window, the bin size can get very low (smaller than the spike durations themselves) and spike rate</w:t>
+      </w:r>
+      <w:r>
+        <w:rPr>
+          <w:sz w:val="20"/>
+          <w:szCs w:val="20"/>
+          <w:lang w:val="en-US"/>
+        </w:rPr>
+        <w:t>s</w:t>
+      </w:r>
+      <w:r>
+        <w:rPr>
+          <w:sz w:val="20"/>
+          <w:szCs w:val="20"/>
+          <w:lang w:val="en-US"/>
+        </w:rPr>
+        <w:t xml:space="preserve"> artificially high. Therefore, the result can be low pass filtered using the ‘</w:t>
+      </w:r>
+      <w:r>
+        <w:rPr>
+          <w:b/>
+          <w:bCs/>
+          <w:i/>
+          <w:iCs/>
+          <w:sz w:val="20"/>
+          <w:szCs w:val="20"/>
+          <w:lang w:val="en-US"/>
+        </w:rPr>
+        <w:t>Low Pass Filter’</w:t>
+      </w:r>
+      <w:r>
+        <w:rPr>
+          <w:sz w:val="20"/>
+          <w:szCs w:val="20"/>
+          <w:lang w:val="en-US"/>
+        </w:rPr>
+        <w:t xml:space="preserve"> checkbox to minimize this effect. Right clicking this checkbox allows you to change the cutoff frequency and filter order of the filter. At standard a Butterworth filter without phase shifting is applied. </w:t>
+      </w:r>
+    </w:p>
+    <w:p>
+      <w:pPr>
+        <w:rPr>
+          <w:sz w:val="20"/>
+          <w:szCs w:val="20"/>
+          <w:lang w:val="en-US"/>
+        </w:rPr>
+      </w:pPr>
+      <w:r>
+        <w:rPr>
+          <w:sz w:val="20"/>
+          <w:szCs w:val="20"/>
+          <w:lang w:val="en-US"/>
+        </w:rPr>
+        <w:t>The appearance of the plot can be changed using the ‘</w:t>
+      </w:r>
+      <w:r>
+        <w:rPr>
+          <w:b/>
+          <w:bCs/>
+          <w:i/>
+          <w:iCs/>
+          <w:sz w:val="20"/>
+          <w:szCs w:val="20"/>
+          <w:lang w:val="en-US"/>
+        </w:rPr>
+        <w:t>Plot’</w:t>
+      </w:r>
+      <w:r>
+        <w:rPr>
+          <w:sz w:val="20"/>
+          <w:szCs w:val="20"/>
+          <w:lang w:val="en-US"/>
+        </w:rPr>
+        <w:t xml:space="preserve"> menu on top of the window. Further, you can export the x – and y data plotted using the ‘</w:t>
+      </w:r>
+      <w:r>
+        <w:rPr>
+          <w:b/>
+          <w:bCs/>
+          <w:i/>
+          <w:iCs/>
+          <w:sz w:val="20"/>
+          <w:szCs w:val="20"/>
+          <w:lang w:val="en-US"/>
+        </w:rPr>
+        <w:t>Export Data’</w:t>
+      </w:r>
+      <w:r>
+        <w:rPr>
+          <w:sz w:val="20"/>
+          <w:szCs w:val="20"/>
+          <w:lang w:val="en-US"/>
+        </w:rPr>
+        <w:t xml:space="preserve"> menu. </w:t>
+      </w:r>
+      <w:r>
+        <w:rPr>
+          <w:sz w:val="20"/>
+          <w:szCs w:val="20"/>
+          <w:lang w:val="en-US"/>
+        </w:rPr>
+        <w:t>The standard save location for exported data is ‘</w:t>
+      </w:r>
+      <w:proofErr w:type="spellStart"/>
+      <w:r>
+        <w:rPr>
+          <w:sz w:val="20"/>
+          <w:szCs w:val="20"/>
+          <w:lang w:val="en-US"/>
+        </w:rPr>
+        <w:t>GUI_Path</w:t>
+      </w:r>
+      <w:proofErr w:type="spellEnd"/>
+      <w:r>
+        <w:rPr>
+          <w:sz w:val="20"/>
+          <w:szCs w:val="20"/>
+          <w:lang w:val="en-US"/>
+        </w:rPr>
+        <w:t>/</w:t>
+      </w:r>
+      <w:r>
+        <w:rPr>
+          <w:sz w:val="20"/>
+          <w:szCs w:val="20"/>
+          <w:lang w:val="en-US"/>
+        </w:rPr>
+        <w:t>Analysis Results</w:t>
+      </w:r>
+      <w:r>
+        <w:rPr>
+          <w:sz w:val="20"/>
+          <w:szCs w:val="20"/>
+          <w:lang w:val="en-US"/>
+        </w:rPr>
+        <w:t>’.</w:t>
+      </w:r>
+    </w:p>
+    <w:p>
+      <w:pPr>
         <w:rPr>
           <w:sz w:val="20"/>
           <w:szCs w:val="20"/>
@@ -5327,21 +6649,128 @@
     <w:p>
       <w:pPr>
         <w:pStyle w:val="Listenabsatz"/>
-        <w:ind w:left="0"/>
-        <w:rPr>
-          <w:sz w:val="20"/>
-          <w:szCs w:val="20"/>
-          <w:lang w:val="en-US"/>
-        </w:rPr>
-      </w:pPr>
+        <w:numPr>
+          <w:ilvl w:val="1"/>
+          <w:numId w:val="10"/>
+        </w:numPr>
+        <w:rPr>
+          <w:b/>
+          <w:bCs/>
+          <w:sz w:val="24"/>
+          <w:szCs w:val="24"/>
+          <w:u w:val="single"/>
+          <w:lang w:val="en-US"/>
+        </w:rPr>
+      </w:pPr>
+      <w:r>
+        <w:rPr>
+          <w:noProof/>
+        </w:rPr>
+        <w:drawing>
+          <wp:anchor distT="0" distB="0" distL="114300" distR="114300" simplePos="0" relativeHeight="251688960" behindDoc="0" locked="0" layoutInCell="1" allowOverlap="1" wp14:anchorId="49BD46E7" wp14:editId="7C75495C">
+            <wp:simplePos x="0" y="0"/>
+            <wp:positionH relativeFrom="margin">
+              <wp:align>center</wp:align>
+            </wp:positionH>
+            <wp:positionV relativeFrom="paragraph">
+              <wp:posOffset>386352</wp:posOffset>
+            </wp:positionV>
+            <wp:extent cx="4064635" cy="2286000"/>
+            <wp:effectExtent l="0" t="0" r="0" b="0"/>
+            <wp:wrapTopAndBottom/>
+            <wp:docPr id="20" name="Grafik 20"/>
+            <wp:cNvGraphicFramePr>
+              <a:graphicFrameLocks xmlns:a="http://schemas.openxmlformats.org/drawingml/2006/main" noChangeAspect="1"/>
+            </wp:cNvGraphicFramePr>
+            <a:graphic xmlns:a="http://schemas.openxmlformats.org/drawingml/2006/main">
+              <a:graphicData uri="http://schemas.openxmlformats.org/drawingml/2006/picture">
+                <pic:pic xmlns:pic="http://schemas.openxmlformats.org/drawingml/2006/picture">
+                  <pic:nvPicPr>
+                    <pic:cNvPr id="0" name="Picture 5"/>
+                    <pic:cNvPicPr>
+                      <a:picLocks noChangeAspect="1" noChangeArrowheads="1"/>
+                    </pic:cNvPicPr>
+                  </pic:nvPicPr>
+                  <pic:blipFill>
+                    <a:blip r:embed="rId28" cstate="print">
+                      <a:extLst>
+                        <a:ext uri="{28A0092B-C50C-407E-A947-70E740481C1C}">
+                          <a14:useLocalDpi xmlns:a14="http://schemas.microsoft.com/office/drawing/2010/main" val="0"/>
+                        </a:ext>
+                      </a:extLst>
+                    </a:blip>
+                    <a:srcRect/>
+                    <a:stretch>
+                      <a:fillRect/>
+                    </a:stretch>
+                  </pic:blipFill>
+                  <pic:spPr bwMode="auto">
+                    <a:xfrm>
+                      <a:off x="0" y="0"/>
+                      <a:ext cx="4064635" cy="2286000"/>
+                    </a:xfrm>
+                    <a:prstGeom prst="rect">
+                      <a:avLst/>
+                    </a:prstGeom>
+                    <a:noFill/>
+                    <a:ln>
+                      <a:noFill/>
+                    </a:ln>
+                  </pic:spPr>
+                </pic:pic>
+              </a:graphicData>
+            </a:graphic>
+            <wp14:sizeRelH relativeFrom="margin">
+              <wp14:pctWidth>0</wp14:pctWidth>
+            </wp14:sizeRelH>
+            <wp14:sizeRelV relativeFrom="margin">
+              <wp14:pctHeight>0</wp14:pctHeight>
+            </wp14:sizeRelV>
+          </wp:anchor>
+        </w:drawing>
+      </w:r>
+      <w:r>
+        <w:rPr>
+          <w:b/>
+          <w:bCs/>
+          <w:sz w:val="24"/>
+          <w:szCs w:val="24"/>
+          <w:lang w:val="en-US"/>
+        </w:rPr>
+        <w:t xml:space="preserve">                </w:t>
+      </w:r>
+      <w:r>
+        <w:rPr>
+          <w:b/>
+          <w:bCs/>
+          <w:sz w:val="24"/>
+          <w:szCs w:val="24"/>
+          <w:lang w:val="en-US"/>
+        </w:rPr>
+        <w:t xml:space="preserve">  </w:t>
+      </w:r>
+      <w:r>
+        <w:rPr>
+          <w:b/>
+          <w:bCs/>
+          <w:sz w:val="24"/>
+          <w:szCs w:val="24"/>
+          <w:u w:val="single"/>
+          <w:lang w:val="en-US"/>
+        </w:rPr>
+        <w:t>Power Estimate</w:t>
+      </w:r>
     </w:p>
     <w:p>
       <w:pPr>
         <w:pStyle w:val="Listenabsatz"/>
-        <w:ind w:left="0"/>
-        <w:rPr>
-          <w:sz w:val="20"/>
-          <w:szCs w:val="20"/>
+        <w:ind w:left="1080"/>
+        <w:rPr>
+          <w:b/>
+          <w:bCs/>
+          <w:sz w:val="24"/>
+          <w:szCs w:val="24"/>
+          <w:u w:val="single"/>
           <w:lang w:val="en-US"/>
         </w:rPr>
       </w:pPr>
@@ -5349,7 +6778,171 @@
     <w:p>
       <w:pPr>
         <w:pStyle w:val="Listenabsatz"/>
-        <w:ind w:left="0"/>
+        <w:ind w:left="1080"/>
+        <w:rPr>
+          <w:b/>
+          <w:bCs/>
+          <w:sz w:val="24"/>
+          <w:szCs w:val="24"/>
+          <w:u w:val="single"/>
+          <w:lang w:val="en-US"/>
+        </w:rPr>
+      </w:pPr>
+    </w:p>
+    <w:p>
+      <w:pPr>
+        <w:rPr>
+          <w:sz w:val="20"/>
+          <w:szCs w:val="20"/>
+          <w:lang w:val="en-US"/>
+        </w:rPr>
+      </w:pPr>
+      <w:r>
+        <w:rPr>
+          <w:sz w:val="20"/>
+          <w:szCs w:val="20"/>
+          <w:lang w:val="en-US"/>
+        </w:rPr>
+        <w:t xml:space="preserve">This window shows the power estimate of low frequency components in the main window data plot categorized into alpha, beta, gamma, delta and theta frequency ranges. The only requirement for this analysis </w:t>
+      </w:r>
+      <w:r>
+        <w:rPr>
+          <w:sz w:val="20"/>
+          <w:szCs w:val="20"/>
+          <w:lang w:val="en-US"/>
+        </w:rPr>
+        <w:lastRenderedPageBreak/>
+        <w:t>is that you low pass filter</w:t>
+      </w:r>
+      <w:r>
+        <w:rPr>
+          <w:sz w:val="20"/>
+          <w:szCs w:val="20"/>
+          <w:lang w:val="en-US"/>
+        </w:rPr>
+        <w:t>ed</w:t>
+      </w:r>
+      <w:r>
+        <w:rPr>
+          <w:sz w:val="20"/>
+          <w:szCs w:val="20"/>
+          <w:lang w:val="en-US"/>
+        </w:rPr>
+        <w:t xml:space="preserve"> your data.</w:t>
+      </w:r>
+      <w:r>
+        <w:rPr>
+          <w:sz w:val="20"/>
+          <w:szCs w:val="20"/>
+          <w:lang w:val="en-US"/>
+        </w:rPr>
+        <w:t xml:space="preserve"> Power is calculated over all channel selected in the ‘</w:t>
+      </w:r>
+      <w:r>
+        <w:rPr>
+          <w:b/>
+          <w:bCs/>
+          <w:i/>
+          <w:iCs/>
+          <w:sz w:val="20"/>
+          <w:szCs w:val="20"/>
+          <w:lang w:val="en-US"/>
+        </w:rPr>
+        <w:t>Channel Selection’</w:t>
+      </w:r>
+      <w:r>
+        <w:rPr>
+          <w:sz w:val="20"/>
+          <w:szCs w:val="20"/>
+          <w:lang w:val="en-US"/>
+        </w:rPr>
+        <w:t xml:space="preserve"> edit field. As for the other windows of this module, t</w:t>
+      </w:r>
+      <w:r>
+        <w:rPr>
+          <w:sz w:val="20"/>
+          <w:szCs w:val="20"/>
+          <w:lang w:val="en-US"/>
+        </w:rPr>
+        <w:t>he appearance of the plot can be changed using the ‘</w:t>
+      </w:r>
+      <w:r>
+        <w:rPr>
+          <w:b/>
+          <w:bCs/>
+          <w:i/>
+          <w:iCs/>
+          <w:sz w:val="20"/>
+          <w:szCs w:val="20"/>
+          <w:lang w:val="en-US"/>
+        </w:rPr>
+        <w:t>Plot’</w:t>
+      </w:r>
+      <w:r>
+        <w:rPr>
+          <w:sz w:val="20"/>
+          <w:szCs w:val="20"/>
+          <w:lang w:val="en-US"/>
+        </w:rPr>
+        <w:t xml:space="preserve"> menu on top of the window. Further, you can export the x – and y data plotted using the ‘</w:t>
+      </w:r>
+      <w:r>
+        <w:rPr>
+          <w:b/>
+          <w:bCs/>
+          <w:i/>
+          <w:iCs/>
+          <w:sz w:val="20"/>
+          <w:szCs w:val="20"/>
+          <w:lang w:val="en-US"/>
+        </w:rPr>
+        <w:t>Export Data’</w:t>
+      </w:r>
+      <w:r>
+        <w:rPr>
+          <w:sz w:val="20"/>
+          <w:szCs w:val="20"/>
+          <w:lang w:val="en-US"/>
+        </w:rPr>
+        <w:t xml:space="preserve"> menu. The standard save location for exported data is ‘</w:t>
+      </w:r>
+      <w:proofErr w:type="spellStart"/>
+      <w:r>
+        <w:rPr>
+          <w:sz w:val="20"/>
+          <w:szCs w:val="20"/>
+          <w:lang w:val="en-US"/>
+        </w:rPr>
+        <w:t>GUI_Path</w:t>
+      </w:r>
+      <w:proofErr w:type="spellEnd"/>
+      <w:r>
+        <w:rPr>
+          <w:sz w:val="20"/>
+          <w:szCs w:val="20"/>
+          <w:lang w:val="en-US"/>
+        </w:rPr>
+        <w:t>/</w:t>
+      </w:r>
+      <w:r>
+        <w:rPr>
+          <w:sz w:val="20"/>
+          <w:szCs w:val="20"/>
+          <w:lang w:val="en-US"/>
+        </w:rPr>
+        <w:t>Analysis Results</w:t>
+      </w:r>
+      <w:r>
+        <w:rPr>
+          <w:sz w:val="20"/>
+          <w:szCs w:val="20"/>
+          <w:lang w:val="en-US"/>
+        </w:rPr>
+        <w:t>’.</w:t>
+      </w:r>
+    </w:p>
+    <w:p>
+      <w:pPr>
         <w:rPr>
           <w:sz w:val="20"/>
           <w:szCs w:val="20"/>
@@ -5360,13 +6953,472 @@
     <w:p>
       <w:pPr>
         <w:pStyle w:val="Listenabsatz"/>
-        <w:ind w:left="0"/>
-        <w:rPr>
-          <w:sz w:val="20"/>
-          <w:szCs w:val="20"/>
-          <w:lang w:val="en-US"/>
-        </w:rPr>
-      </w:pPr>
+        <w:numPr>
+          <w:ilvl w:val="1"/>
+          <w:numId w:val="10"/>
+        </w:numPr>
+        <w:rPr>
+          <w:b/>
+          <w:bCs/>
+          <w:sz w:val="24"/>
+          <w:szCs w:val="24"/>
+          <w:u w:val="single"/>
+          <w:lang w:val="en-US"/>
+        </w:rPr>
+      </w:pPr>
+      <w:r>
+        <w:rPr>
+          <w:b/>
+          <w:bCs/>
+          <w:sz w:val="24"/>
+          <w:szCs w:val="24"/>
+          <w:lang w:val="en-US"/>
+        </w:rPr>
+        <w:t xml:space="preserve">                  </w:t>
+      </w:r>
+      <w:r>
+        <w:rPr>
+          <w:b/>
+          <w:bCs/>
+          <w:sz w:val="24"/>
+          <w:szCs w:val="24"/>
+          <w:u w:val="single"/>
+          <w:lang w:val="en-US"/>
+        </w:rPr>
+        <w:t>Current Source Density</w:t>
+      </w:r>
+    </w:p>
+    <w:p>
+      <w:pPr>
+        <w:pStyle w:val="Listenabsatz"/>
+        <w:ind w:left="1080"/>
+        <w:rPr>
+          <w:b/>
+          <w:bCs/>
+          <w:sz w:val="24"/>
+          <w:szCs w:val="24"/>
+          <w:u w:val="single"/>
+          <w:lang w:val="en-US"/>
+        </w:rPr>
+      </w:pPr>
+      <w:r>
+        <w:rPr>
+          <w:noProof/>
+        </w:rPr>
+        <w:drawing>
+          <wp:anchor distT="0" distB="0" distL="114300" distR="114300" simplePos="0" relativeHeight="251689984" behindDoc="0" locked="0" layoutInCell="1" allowOverlap="1" wp14:anchorId="3425C490" wp14:editId="77F84D41">
+            <wp:simplePos x="0" y="0"/>
+            <wp:positionH relativeFrom="margin">
+              <wp:align>left</wp:align>
+            </wp:positionH>
+            <wp:positionV relativeFrom="paragraph">
+              <wp:posOffset>205468</wp:posOffset>
+            </wp:positionV>
+            <wp:extent cx="5731510" cy="2570480"/>
+            <wp:effectExtent l="0" t="0" r="2540" b="1270"/>
+            <wp:wrapTopAndBottom/>
+            <wp:docPr id="25" name="Grafik 25"/>
+            <wp:cNvGraphicFramePr>
+              <a:graphicFrameLocks xmlns:a="http://schemas.openxmlformats.org/drawingml/2006/main" noChangeAspect="1"/>
+            </wp:cNvGraphicFramePr>
+            <a:graphic xmlns:a="http://schemas.openxmlformats.org/drawingml/2006/main">
+              <a:graphicData uri="http://schemas.openxmlformats.org/drawingml/2006/picture">
+                <pic:pic xmlns:pic="http://schemas.openxmlformats.org/drawingml/2006/picture">
+                  <pic:nvPicPr>
+                    <pic:cNvPr id="0" name="Picture 9"/>
+                    <pic:cNvPicPr>
+                      <a:picLocks noChangeAspect="1" noChangeArrowheads="1"/>
+                    </pic:cNvPicPr>
+                  </pic:nvPicPr>
+                  <pic:blipFill>
+                    <a:blip r:embed="rId29" cstate="print">
+                      <a:extLst>
+                        <a:ext uri="{28A0092B-C50C-407E-A947-70E740481C1C}">
+                          <a14:useLocalDpi xmlns:a14="http://schemas.microsoft.com/office/drawing/2010/main" val="0"/>
+                        </a:ext>
+                      </a:extLst>
+                    </a:blip>
+                    <a:srcRect/>
+                    <a:stretch>
+                      <a:fillRect/>
+                    </a:stretch>
+                  </pic:blipFill>
+                  <pic:spPr bwMode="auto">
+                    <a:xfrm>
+                      <a:off x="0" y="0"/>
+                      <a:ext cx="5731510" cy="2570480"/>
+                    </a:xfrm>
+                    <a:prstGeom prst="rect">
+                      <a:avLst/>
+                    </a:prstGeom>
+                    <a:noFill/>
+                    <a:ln>
+                      <a:noFill/>
+                    </a:ln>
+                  </pic:spPr>
+                </pic:pic>
+              </a:graphicData>
+            </a:graphic>
+          </wp:anchor>
+        </w:drawing>
+      </w:r>
+    </w:p>
+    <w:p>
+      <w:pPr>
+        <w:pStyle w:val="Listenabsatz"/>
+        <w:ind w:left="1080"/>
+        <w:rPr>
+          <w:b/>
+          <w:bCs/>
+          <w:sz w:val="24"/>
+          <w:szCs w:val="24"/>
+          <w:u w:val="single"/>
+          <w:lang w:val="en-US"/>
+        </w:rPr>
+      </w:pPr>
+    </w:p>
+    <w:p>
+      <w:pPr>
+        <w:rPr>
+          <w:sz w:val="20"/>
+          <w:szCs w:val="20"/>
+          <w:lang w:val="en-US"/>
+        </w:rPr>
+      </w:pPr>
+      <w:r>
+        <w:rPr>
+          <w:sz w:val="20"/>
+          <w:szCs w:val="20"/>
+          <w:lang w:val="en-US"/>
+        </w:rPr>
+        <w:t xml:space="preserve">This window shows the </w:t>
+      </w:r>
+      <w:r>
+        <w:rPr>
+          <w:sz w:val="20"/>
+          <w:szCs w:val="20"/>
+          <w:lang w:val="en-US"/>
+        </w:rPr>
+        <w:t>current source density</w:t>
+      </w:r>
+      <w:r>
+        <w:rPr>
+          <w:sz w:val="20"/>
+          <w:szCs w:val="20"/>
+          <w:lang w:val="en-US"/>
+        </w:rPr>
+        <w:t xml:space="preserve"> of low frequency components in the main window data plot. The only requirement for this analysis is that you low pass filtered your data. </w:t>
+      </w:r>
+      <w:r>
+        <w:rPr>
+          <w:sz w:val="20"/>
+          <w:szCs w:val="20"/>
+          <w:lang w:val="en-US"/>
+        </w:rPr>
+        <w:t>CSD</w:t>
+      </w:r>
+      <w:r>
+        <w:rPr>
+          <w:sz w:val="20"/>
+          <w:szCs w:val="20"/>
+          <w:lang w:val="en-US"/>
+        </w:rPr>
+        <w:t xml:space="preserve"> is calculated over all channel selected in the ‘</w:t>
+      </w:r>
+      <w:r>
+        <w:rPr>
+          <w:b/>
+          <w:bCs/>
+          <w:i/>
+          <w:iCs/>
+          <w:sz w:val="20"/>
+          <w:szCs w:val="20"/>
+          <w:lang w:val="en-US"/>
+        </w:rPr>
+        <w:t>Channel Selection’</w:t>
+      </w:r>
+      <w:r>
+        <w:rPr>
+          <w:sz w:val="20"/>
+          <w:szCs w:val="20"/>
+          <w:lang w:val="en-US"/>
+        </w:rPr>
+        <w:t xml:space="preserve"> edit field.</w:t>
+      </w:r>
+      <w:r>
+        <w:rPr>
+          <w:sz w:val="20"/>
+          <w:szCs w:val="20"/>
+          <w:lang w:val="en-US"/>
+        </w:rPr>
+        <w:t xml:space="preserve"> Results can be smoothed by changing the ‘</w:t>
+      </w:r>
+      <w:r>
+        <w:rPr>
+          <w:b/>
+          <w:bCs/>
+          <w:i/>
+          <w:iCs/>
+          <w:sz w:val="20"/>
+          <w:szCs w:val="20"/>
+          <w:lang w:val="en-US"/>
+        </w:rPr>
+        <w:t>Hamm Window</w:t>
+      </w:r>
+      <w:r>
+        <w:rPr>
+          <w:sz w:val="20"/>
+          <w:szCs w:val="20"/>
+          <w:lang w:val="en-US"/>
+        </w:rPr>
+        <w:t>’</w:t>
+      </w:r>
+      <w:r>
+        <w:rPr>
+          <w:sz w:val="20"/>
+          <w:szCs w:val="20"/>
+          <w:lang w:val="en-US"/>
+        </w:rPr>
+        <w:t xml:space="preserve"> </w:t>
+      </w:r>
+      <w:r>
+        <w:rPr>
+          <w:sz w:val="20"/>
+          <w:szCs w:val="20"/>
+          <w:lang w:val="en-US"/>
+        </w:rPr>
+        <w:t xml:space="preserve">edit field – however windows bigger than 9 are not recommended. </w:t>
+      </w:r>
+      <w:r>
+        <w:rPr>
+          <w:sz w:val="20"/>
+          <w:szCs w:val="20"/>
+          <w:lang w:val="en-US"/>
+        </w:rPr>
+        <w:t>As for the other windows of this module, the appearance of the plot can be changed using the ‘</w:t>
+      </w:r>
+      <w:r>
+        <w:rPr>
+          <w:b/>
+          <w:bCs/>
+          <w:i/>
+          <w:iCs/>
+          <w:sz w:val="20"/>
+          <w:szCs w:val="20"/>
+          <w:lang w:val="en-US"/>
+        </w:rPr>
+        <w:t>Plot’</w:t>
+      </w:r>
+      <w:r>
+        <w:rPr>
+          <w:sz w:val="20"/>
+          <w:szCs w:val="20"/>
+          <w:lang w:val="en-US"/>
+        </w:rPr>
+        <w:t xml:space="preserve"> menu on top of the window. Further, you can export the x – and y data plotted using the ‘</w:t>
+      </w:r>
+      <w:r>
+        <w:rPr>
+          <w:b/>
+          <w:bCs/>
+          <w:i/>
+          <w:iCs/>
+          <w:sz w:val="20"/>
+          <w:szCs w:val="20"/>
+          <w:lang w:val="en-US"/>
+        </w:rPr>
+        <w:t>Export Data’</w:t>
+      </w:r>
+      <w:r>
+        <w:rPr>
+          <w:sz w:val="20"/>
+          <w:szCs w:val="20"/>
+          <w:lang w:val="en-US"/>
+        </w:rPr>
+        <w:t xml:space="preserve"> menu. The standard save location for exported data is ‘</w:t>
+      </w:r>
+      <w:proofErr w:type="spellStart"/>
+      <w:r>
+        <w:rPr>
+          <w:sz w:val="20"/>
+          <w:szCs w:val="20"/>
+          <w:lang w:val="en-US"/>
+        </w:rPr>
+        <w:t>GUI_Path</w:t>
+      </w:r>
+      <w:proofErr w:type="spellEnd"/>
+      <w:r>
+        <w:rPr>
+          <w:sz w:val="20"/>
+          <w:szCs w:val="20"/>
+          <w:lang w:val="en-US"/>
+        </w:rPr>
+        <w:t>/</w:t>
+      </w:r>
+      <w:r>
+        <w:rPr>
+          <w:sz w:val="20"/>
+          <w:szCs w:val="20"/>
+          <w:lang w:val="en-US"/>
+        </w:rPr>
+        <w:t>Analysis Results</w:t>
+      </w:r>
+      <w:r>
+        <w:rPr>
+          <w:sz w:val="20"/>
+          <w:szCs w:val="20"/>
+          <w:lang w:val="en-US"/>
+        </w:rPr>
+        <w:t>’.</w:t>
+      </w:r>
+    </w:p>
+    <w:p>
+      <w:pPr>
+        <w:rPr>
+          <w:sz w:val="20"/>
+          <w:szCs w:val="20"/>
+          <w:lang w:val="en-US"/>
+        </w:rPr>
+      </w:pPr>
+    </w:p>
+    <w:p>
+      <w:pPr>
+        <w:pStyle w:val="Listenabsatz"/>
+        <w:numPr>
+          <w:ilvl w:val="0"/>
+          <w:numId w:val="2"/>
+        </w:numPr>
+        <w:rPr>
+          <w:b/>
+          <w:bCs/>
+          <w:sz w:val="28"/>
+          <w:szCs w:val="28"/>
+          <w:u w:val="single"/>
+          <w:lang w:val="en-US"/>
+        </w:rPr>
+      </w:pPr>
+      <w:r>
+        <w:rPr>
+          <w:sz w:val="20"/>
+          <w:szCs w:val="20"/>
+          <w:lang w:val="en-US"/>
+        </w:rPr>
+        <w:t xml:space="preserve">                                    </w:t>
+      </w:r>
+      <w:r>
+        <w:rPr>
+          <w:sz w:val="20"/>
+          <w:szCs w:val="20"/>
+          <w:lang w:val="en-US"/>
+        </w:rPr>
+        <w:t xml:space="preserve"> </w:t>
+      </w:r>
+      <w:r>
+        <w:rPr>
+          <w:b/>
+          <w:bCs/>
+          <w:sz w:val="28"/>
+          <w:szCs w:val="28"/>
+          <w:u w:val="single"/>
+          <w:lang w:val="en-US"/>
+        </w:rPr>
+        <w:t>Continuous Data</w:t>
+      </w:r>
+      <w:r>
+        <w:rPr>
+          <w:b/>
+          <w:bCs/>
+          <w:sz w:val="28"/>
+          <w:szCs w:val="28"/>
+          <w:u w:val="single"/>
+          <w:lang w:val="en-US"/>
+        </w:rPr>
+        <w:t xml:space="preserve"> Module</w:t>
+      </w:r>
+    </w:p>
+    <w:p>
+      <w:pPr>
+        <w:rPr>
+          <w:sz w:val="20"/>
+          <w:szCs w:val="20"/>
+          <w:lang w:val="en-US"/>
+        </w:rPr>
+      </w:pPr>
+      <w:r>
+        <w:rPr>
+          <w:noProof/>
+        </w:rPr>
+        <w:drawing>
+          <wp:anchor distT="0" distB="0" distL="114300" distR="114300" simplePos="0" relativeHeight="251691008" behindDoc="0" locked="0" layoutInCell="1" allowOverlap="1" wp14:anchorId="6709F1DA" wp14:editId="1434F916">
+            <wp:simplePos x="0" y="0"/>
+            <wp:positionH relativeFrom="margin">
+              <wp:posOffset>4310652</wp:posOffset>
+            </wp:positionH>
+            <wp:positionV relativeFrom="paragraph">
+              <wp:posOffset>11340</wp:posOffset>
+            </wp:positionV>
+            <wp:extent cx="2085975" cy="739775"/>
+            <wp:effectExtent l="0" t="0" r="9525" b="3175"/>
+            <wp:wrapSquare wrapText="bothSides"/>
+            <wp:docPr id="26" name="Grafik 26"/>
+            <wp:cNvGraphicFramePr>
+              <a:graphicFrameLocks xmlns:a="http://schemas.openxmlformats.org/drawingml/2006/main" noChangeAspect="1"/>
+            </wp:cNvGraphicFramePr>
+            <a:graphic xmlns:a="http://schemas.openxmlformats.org/drawingml/2006/main">
+              <a:graphicData uri="http://schemas.openxmlformats.org/drawingml/2006/picture">
+                <pic:pic xmlns:pic="http://schemas.openxmlformats.org/drawingml/2006/picture">
+                  <pic:nvPicPr>
+                    <pic:cNvPr id="0" name="Picture 11"/>
+                    <pic:cNvPicPr>
+                      <a:picLocks noChangeAspect="1" noChangeArrowheads="1"/>
+                    </pic:cNvPicPr>
+                  </pic:nvPicPr>
+                  <pic:blipFill>
+                    <a:blip r:embed="rId30">
+                      <a:extLst>
+                        <a:ext uri="{28A0092B-C50C-407E-A947-70E740481C1C}">
+                          <a14:useLocalDpi xmlns:a14="http://schemas.microsoft.com/office/drawing/2010/main" val="0"/>
+                        </a:ext>
+                      </a:extLst>
+                    </a:blip>
+                    <a:srcRect/>
+                    <a:stretch>
+                      <a:fillRect/>
+                    </a:stretch>
+                  </pic:blipFill>
+                  <pic:spPr bwMode="auto">
+                    <a:xfrm>
+                      <a:off x="0" y="0"/>
+                      <a:ext cx="2085975" cy="739775"/>
+                    </a:xfrm>
+                    <a:prstGeom prst="rect">
+                      <a:avLst/>
+                    </a:prstGeom>
+                    <a:noFill/>
+                    <a:ln>
+                      <a:noFill/>
+                    </a:ln>
+                  </pic:spPr>
+                </pic:pic>
+              </a:graphicData>
+            </a:graphic>
+            <wp14:sizeRelH relativeFrom="margin">
+              <wp14:pctWidth>0</wp14:pctWidth>
+            </wp14:sizeRelH>
+            <wp14:sizeRelV relativeFrom="margin">
+              <wp14:pctHeight>0</wp14:pctHeight>
+            </wp14:sizeRelV>
+          </wp:anchor>
+        </w:drawing>
+      </w:r>
+      <w:r>
+        <w:rPr>
+          <w:sz w:val="20"/>
+          <w:szCs w:val="20"/>
+          <w:lang w:val="en-US"/>
+        </w:rPr>
+        <w:t>This module allows you to preprocess and analyze your continuous data stream (compared to event related data).</w:t>
+      </w:r>
     </w:p>
     <w:sectPr>
       <w:pgSz w:w="11906" w:h="16838"/>
@@ -5381,6 +7433,361 @@
 <file path=word/numbering.xml><?xml version="1.0" encoding="utf-8"?>
 <w:numbering xmlns:wpc="http://schemas.microsoft.com/office/word/2010/wordprocessingCanvas" xmlns:cx="http://schemas.microsoft.com/office/drawing/2014/chartex" xmlns:cx1="http://schemas.microsoft.com/office/drawing/2015/9/8/chartex" xmlns:cx2="http://schemas.microsoft.com/office/drawing/2015/10/21/chartex" xmlns:cx3="http://schemas.microsoft.com/office/drawing/2016/5/9/chartex" xmlns:cx4="http://schemas.microsoft.com/office/drawing/2016/5/10/chartex" xmlns:cx5="http://schemas.microsoft.com/office/drawing/2016/5/11/chartex" xmlns:cx6="http://schemas.microsoft.com/office/drawing/2016/5/12/chartex" xmlns:cx7="http://schemas.microsoft.com/office/drawing/2016/5/13/chartex" xmlns:cx8="http://schemas.microsoft.com/office/drawing/2016/5/14/chartex" xmlns:mc="http://schemas.openxmlformats.org/markup-compatibility/2006" xmlns:aink="http://schemas.microsoft.com/office/drawing/2016/ink" xmlns:am3d="http://schemas.microsoft.com/office/drawing/2017/model3d" xmlns:o="urn:schemas-microsoft-com:office:office" xmlns:r="http://schemas.openxmlformats.org/officeDocument/2006/relationships" xmlns:m="http://schemas.openxmlformats.org/officeDocument/2006/math" xmlns:v="urn:schemas-microsoft-com:vml" xmlns:wp14="http://schemas.microsoft.com/office/word/2010/wordprocessingDrawing" xmlns:wp="http://schemas.openxmlformats.org/drawingml/2006/wordprocessingDrawing" xmlns:w10="urn:schemas-microsoft-com:office:word" xmlns:w="http://schemas.openxmlformats.org/wordprocessingml/2006/main" xmlns:w14="http://schemas.microsoft.com/office/word/2010/wordml" xmlns:w15="http://schemas.microsoft.com/office/word/2012/wordml" xmlns:w16cex="http://schemas.microsoft.com/office/word/2018/wordml/cex" xmlns:w16cid="http://schemas.microsoft.com/office/word/2016/wordml/cid" xmlns:w16="http://schemas.microsoft.com/office/word/2018/wordml" xmlns:w16sdtdh="http://schemas.microsoft.com/office/word/2020/wordml/sdtdatahash" xmlns:w16se="http://schemas.microsoft.com/office/word/2015/wordml/symex" xmlns:wpg="http://schemas.microsoft.com/office/word/2010/wordprocessingGroup" xmlns:wpi="http://schemas.microsoft.com/office/word/2010/wordprocessingInk" xmlns:wne="http://schemas.microsoft.com/office/word/2006/wordml" xmlns:wps="http://schemas.microsoft.com/office/word/2010/wordprocessingShape" mc:Ignorable="w14 w15 w16se w16cid w16 w16cex w16sdtdh wp14">
   <w:abstractNum w:abstractNumId="0" w15:restartNumberingAfterBreak="0">
+    <w:nsid w:val="0EA179DF"/>
+    <w:multiLevelType w:val="multilevel"/>
+    <w:tmpl w:val="712045EA"/>
+    <w:lvl w:ilvl="0">
+      <w:start w:val="1"/>
+      <w:numFmt w:val="decimal"/>
+      <w:lvlText w:val="%1."/>
+      <w:lvlJc w:val="left"/>
+      <w:pPr>
+        <w:ind w:left="720" w:hanging="360"/>
+      </w:pPr>
+      <w:rPr>
+        <w:rFonts w:hint="default"/>
+      </w:rPr>
+    </w:lvl>
+    <w:lvl w:ilvl="1">
+      <w:start w:val="1"/>
+      <w:numFmt w:val="decimal"/>
+      <w:isLgl/>
+      <w:lvlText w:val="%1.%2."/>
+      <w:lvlJc w:val="left"/>
+      <w:pPr>
+        <w:ind w:left="720" w:hanging="360"/>
+      </w:pPr>
+      <w:rPr>
+        <w:rFonts w:hint="default"/>
+      </w:rPr>
+    </w:lvl>
+    <w:lvl w:ilvl="2">
+      <w:start w:val="1"/>
+      <w:numFmt w:val="decimal"/>
+      <w:isLgl/>
+      <w:lvlText w:val="%1.%2.%3."/>
+      <w:lvlJc w:val="left"/>
+      <w:pPr>
+        <w:ind w:left="1080" w:hanging="720"/>
+      </w:pPr>
+      <w:rPr>
+        <w:rFonts w:hint="default"/>
+      </w:rPr>
+    </w:lvl>
+    <w:lvl w:ilvl="3">
+      <w:start w:val="1"/>
+      <w:numFmt w:val="decimal"/>
+      <w:isLgl/>
+      <w:lvlText w:val="%1.%2.%3.%4."/>
+      <w:lvlJc w:val="left"/>
+      <w:pPr>
+        <w:ind w:left="1080" w:hanging="720"/>
+      </w:pPr>
+      <w:rPr>
+        <w:rFonts w:hint="default"/>
+      </w:rPr>
+    </w:lvl>
+    <w:lvl w:ilvl="4">
+      <w:start w:val="1"/>
+      <w:numFmt w:val="decimal"/>
+      <w:isLgl/>
+      <w:lvlText w:val="%1.%2.%3.%4.%5."/>
+      <w:lvlJc w:val="left"/>
+      <w:pPr>
+        <w:ind w:left="1440" w:hanging="1080"/>
+      </w:pPr>
+      <w:rPr>
+        <w:rFonts w:hint="default"/>
+      </w:rPr>
+    </w:lvl>
+    <w:lvl w:ilvl="5">
+      <w:start w:val="1"/>
+      <w:numFmt w:val="decimal"/>
+      <w:isLgl/>
+      <w:lvlText w:val="%1.%2.%3.%4.%5.%6."/>
+      <w:lvlJc w:val="left"/>
+      <w:pPr>
+        <w:ind w:left="1440" w:hanging="1080"/>
+      </w:pPr>
+      <w:rPr>
+        <w:rFonts w:hint="default"/>
+      </w:rPr>
+    </w:lvl>
+    <w:lvl w:ilvl="6">
+      <w:start w:val="1"/>
+      <w:numFmt w:val="decimal"/>
+      <w:isLgl/>
+      <w:lvlText w:val="%1.%2.%3.%4.%5.%6.%7."/>
+      <w:lvlJc w:val="left"/>
+      <w:pPr>
+        <w:ind w:left="1440" w:hanging="1080"/>
+      </w:pPr>
+      <w:rPr>
+        <w:rFonts w:hint="default"/>
+      </w:rPr>
+    </w:lvl>
+    <w:lvl w:ilvl="7">
+      <w:start w:val="1"/>
+      <w:numFmt w:val="decimal"/>
+      <w:isLgl/>
+      <w:lvlText w:val="%1.%2.%3.%4.%5.%6.%7.%8."/>
+      <w:lvlJc w:val="left"/>
+      <w:pPr>
+        <w:ind w:left="1800" w:hanging="1440"/>
+      </w:pPr>
+      <w:rPr>
+        <w:rFonts w:hint="default"/>
+      </w:rPr>
+    </w:lvl>
+    <w:lvl w:ilvl="8">
+      <w:start w:val="1"/>
+      <w:numFmt w:val="decimal"/>
+      <w:isLgl/>
+      <w:lvlText w:val="%1.%2.%3.%4.%5.%6.%7.%8.%9."/>
+      <w:lvlJc w:val="left"/>
+      <w:pPr>
+        <w:ind w:left="1800" w:hanging="1440"/>
+      </w:pPr>
+      <w:rPr>
+        <w:rFonts w:hint="default"/>
+      </w:rPr>
+    </w:lvl>
+  </w:abstractNum>
+  <w:abstractNum w:abstractNumId="1" w15:restartNumberingAfterBreak="0">
+    <w:nsid w:val="17C7578F"/>
+    <w:multiLevelType w:val="multilevel"/>
+    <w:tmpl w:val="A2DC59E2"/>
+    <w:lvl w:ilvl="0">
+      <w:start w:val="4"/>
+      <w:numFmt w:val="decimal"/>
+      <w:lvlText w:val="%1"/>
+      <w:lvlJc w:val="left"/>
+      <w:pPr>
+        <w:ind w:left="360" w:hanging="360"/>
+      </w:pPr>
+      <w:rPr>
+        <w:rFonts w:hint="default"/>
+      </w:rPr>
+    </w:lvl>
+    <w:lvl w:ilvl="1">
+      <w:start w:val="2"/>
+      <w:numFmt w:val="decimal"/>
+      <w:lvlText w:val="%1.%2"/>
+      <w:lvlJc w:val="left"/>
+      <w:pPr>
+        <w:ind w:left="1080" w:hanging="360"/>
+      </w:pPr>
+      <w:rPr>
+        <w:rFonts w:hint="default"/>
+      </w:rPr>
+    </w:lvl>
+    <w:lvl w:ilvl="2">
+      <w:start w:val="1"/>
+      <w:numFmt w:val="decimal"/>
+      <w:lvlText w:val="%1.%2.%3"/>
+      <w:lvlJc w:val="left"/>
+      <w:pPr>
+        <w:ind w:left="2160" w:hanging="720"/>
+      </w:pPr>
+      <w:rPr>
+        <w:rFonts w:hint="default"/>
+      </w:rPr>
+    </w:lvl>
+    <w:lvl w:ilvl="3">
+      <w:start w:val="1"/>
+      <w:numFmt w:val="decimal"/>
+      <w:lvlText w:val="%1.%2.%3.%4"/>
+      <w:lvlJc w:val="left"/>
+      <w:pPr>
+        <w:ind w:left="2880" w:hanging="720"/>
+      </w:pPr>
+      <w:rPr>
+        <w:rFonts w:hint="default"/>
+      </w:rPr>
+    </w:lvl>
+    <w:lvl w:ilvl="4">
+      <w:start w:val="1"/>
+      <w:numFmt w:val="decimal"/>
+      <w:lvlText w:val="%1.%2.%3.%4.%5"/>
+      <w:lvlJc w:val="left"/>
+      <w:pPr>
+        <w:ind w:left="3960" w:hanging="1080"/>
+      </w:pPr>
+      <w:rPr>
+        <w:rFonts w:hint="default"/>
+      </w:rPr>
+    </w:lvl>
+    <w:lvl w:ilvl="5">
+      <w:start w:val="1"/>
+      <w:numFmt w:val="decimal"/>
+      <w:lvlText w:val="%1.%2.%3.%4.%5.%6"/>
+      <w:lvlJc w:val="left"/>
+      <w:pPr>
+        <w:ind w:left="4680" w:hanging="1080"/>
+      </w:pPr>
+      <w:rPr>
+        <w:rFonts w:hint="default"/>
+      </w:rPr>
+    </w:lvl>
+    <w:lvl w:ilvl="6">
+      <w:start w:val="1"/>
+      <w:numFmt w:val="decimal"/>
+      <w:lvlText w:val="%1.%2.%3.%4.%5.%6.%7"/>
+      <w:lvlJc w:val="left"/>
+      <w:pPr>
+        <w:ind w:left="5760" w:hanging="1440"/>
+      </w:pPr>
+      <w:rPr>
+        <w:rFonts w:hint="default"/>
+      </w:rPr>
+    </w:lvl>
+    <w:lvl w:ilvl="7">
+      <w:start w:val="1"/>
+      <w:numFmt w:val="decimal"/>
+      <w:lvlText w:val="%1.%2.%3.%4.%5.%6.%7.%8"/>
+      <w:lvlJc w:val="left"/>
+      <w:pPr>
+        <w:ind w:left="6480" w:hanging="1440"/>
+      </w:pPr>
+      <w:rPr>
+        <w:rFonts w:hint="default"/>
+      </w:rPr>
+    </w:lvl>
+    <w:lvl w:ilvl="8">
+      <w:start w:val="1"/>
+      <w:numFmt w:val="decimal"/>
+      <w:lvlText w:val="%1.%2.%3.%4.%5.%6.%7.%8.%9"/>
+      <w:lvlJc w:val="left"/>
+      <w:pPr>
+        <w:ind w:left="7560" w:hanging="1800"/>
+      </w:pPr>
+      <w:rPr>
+        <w:rFonts w:hint="default"/>
+      </w:rPr>
+    </w:lvl>
+  </w:abstractNum>
+  <w:abstractNum w:abstractNumId="2" w15:restartNumberingAfterBreak="0">
+    <w:nsid w:val="21EB661E"/>
+    <w:multiLevelType w:val="multilevel"/>
+    <w:tmpl w:val="712045EA"/>
+    <w:lvl w:ilvl="0">
+      <w:start w:val="1"/>
+      <w:numFmt w:val="decimal"/>
+      <w:lvlText w:val="%1."/>
+      <w:lvlJc w:val="left"/>
+      <w:pPr>
+        <w:ind w:left="720" w:hanging="360"/>
+      </w:pPr>
+      <w:rPr>
+        <w:rFonts w:hint="default"/>
+      </w:rPr>
+    </w:lvl>
+    <w:lvl w:ilvl="1">
+      <w:start w:val="1"/>
+      <w:numFmt w:val="decimal"/>
+      <w:isLgl/>
+      <w:lvlText w:val="%1.%2."/>
+      <w:lvlJc w:val="left"/>
+      <w:pPr>
+        <w:ind w:left="720" w:hanging="360"/>
+      </w:pPr>
+      <w:rPr>
+        <w:rFonts w:hint="default"/>
+      </w:rPr>
+    </w:lvl>
+    <w:lvl w:ilvl="2">
+      <w:start w:val="1"/>
+      <w:numFmt w:val="decimal"/>
+      <w:isLgl/>
+      <w:lvlText w:val="%1.%2.%3."/>
+      <w:lvlJc w:val="left"/>
+      <w:pPr>
+        <w:ind w:left="1080" w:hanging="720"/>
+      </w:pPr>
+      <w:rPr>
+        <w:rFonts w:hint="default"/>
+      </w:rPr>
+    </w:lvl>
+    <w:lvl w:ilvl="3">
+      <w:start w:val="1"/>
+      <w:numFmt w:val="decimal"/>
+      <w:isLgl/>
+      <w:lvlText w:val="%1.%2.%3.%4."/>
+      <w:lvlJc w:val="left"/>
+      <w:pPr>
+        <w:ind w:left="1080" w:hanging="720"/>
+      </w:pPr>
+      <w:rPr>
+        <w:rFonts w:hint="default"/>
+      </w:rPr>
+    </w:lvl>
+    <w:lvl w:ilvl="4">
+      <w:start w:val="1"/>
+      <w:numFmt w:val="decimal"/>
+      <w:isLgl/>
+      <w:lvlText w:val="%1.%2.%3.%4.%5."/>
+      <w:lvlJc w:val="left"/>
+      <w:pPr>
+        <w:ind w:left="1440" w:hanging="1080"/>
+      </w:pPr>
+      <w:rPr>
+        <w:rFonts w:hint="default"/>
+      </w:rPr>
+    </w:lvl>
+    <w:lvl w:ilvl="5">
+      <w:start w:val="1"/>
+      <w:numFmt w:val="decimal"/>
+      <w:isLgl/>
+      <w:lvlText w:val="%1.%2.%3.%4.%5.%6."/>
+      <w:lvlJc w:val="left"/>
+      <w:pPr>
+        <w:ind w:left="1440" w:hanging="1080"/>
+      </w:pPr>
+      <w:rPr>
+        <w:rFonts w:hint="default"/>
+      </w:rPr>
+    </w:lvl>
+    <w:lvl w:ilvl="6">
+      <w:start w:val="1"/>
+      <w:numFmt w:val="decimal"/>
+      <w:isLgl/>
+      <w:lvlText w:val="%1.%2.%3.%4.%5.%6.%7."/>
+      <w:lvlJc w:val="left"/>
+      <w:pPr>
+        <w:ind w:left="1440" w:hanging="1080"/>
+      </w:pPr>
+      <w:rPr>
+        <w:rFonts w:hint="default"/>
+      </w:rPr>
+    </w:lvl>
+    <w:lvl w:ilvl="7">
+      <w:start w:val="1"/>
+      <w:numFmt w:val="decimal"/>
+      <w:isLgl/>
+      <w:lvlText w:val="%1.%2.%3.%4.%5.%6.%7.%8."/>
+      <w:lvlJc w:val="left"/>
+      <w:pPr>
+        <w:ind w:left="1800" w:hanging="1440"/>
+      </w:pPr>
+      <w:rPr>
+        <w:rFonts w:hint="default"/>
+      </w:rPr>
+    </w:lvl>
+    <w:lvl w:ilvl="8">
+      <w:start w:val="1"/>
+      <w:numFmt w:val="decimal"/>
+      <w:isLgl/>
+      <w:lvlText w:val="%1.%2.%3.%4.%5.%6.%7.%8.%9."/>
+      <w:lvlJc w:val="left"/>
+      <w:pPr>
+        <w:ind w:left="1800" w:hanging="1440"/>
+      </w:pPr>
+      <w:rPr>
+        <w:rFonts w:hint="default"/>
+      </w:rPr>
+    </w:lvl>
+  </w:abstractNum>
+  <w:abstractNum w:abstractNumId="3" w15:restartNumberingAfterBreak="0">
     <w:nsid w:val="27AD4DE9"/>
     <w:multiLevelType w:val="hybridMultilevel"/>
     <w:tmpl w:val="614C35D8"/>
@@ -5469,7 +7876,7 @@
       </w:pPr>
     </w:lvl>
   </w:abstractNum>
-  <w:abstractNum w:abstractNumId="1" w15:restartNumberingAfterBreak="0">
+  <w:abstractNum w:abstractNumId="4" w15:restartNumberingAfterBreak="0">
     <w:nsid w:val="28C547A6"/>
     <w:multiLevelType w:val="hybridMultilevel"/>
     <w:tmpl w:val="15E8B08A"/>
@@ -5582,7 +7989,7 @@
       </w:rPr>
     </w:lvl>
   </w:abstractNum>
-  <w:abstractNum w:abstractNumId="2" w15:restartNumberingAfterBreak="0">
+  <w:abstractNum w:abstractNumId="5" w15:restartNumberingAfterBreak="0">
     <w:nsid w:val="315137C7"/>
     <w:multiLevelType w:val="hybridMultilevel"/>
     <w:tmpl w:val="8AE639AA"/>
@@ -5671,7 +8078,7 @@
       </w:pPr>
     </w:lvl>
   </w:abstractNum>
-  <w:abstractNum w:abstractNumId="3" w15:restartNumberingAfterBreak="0">
+  <w:abstractNum w:abstractNumId="6" w15:restartNumberingAfterBreak="0">
     <w:nsid w:val="3E82372C"/>
     <w:multiLevelType w:val="multilevel"/>
     <w:tmpl w:val="A3707B30"/>
@@ -5784,7 +8191,7 @@
       </w:rPr>
     </w:lvl>
   </w:abstractNum>
-  <w:abstractNum w:abstractNumId="4" w15:restartNumberingAfterBreak="0">
+  <w:abstractNum w:abstractNumId="7" w15:restartNumberingAfterBreak="0">
     <w:nsid w:val="3F8F1E31"/>
     <w:multiLevelType w:val="multilevel"/>
     <w:tmpl w:val="712045EA"/>
@@ -5905,7 +8312,128 @@
       </w:rPr>
     </w:lvl>
   </w:abstractNum>
-  <w:abstractNum w:abstractNumId="5" w15:restartNumberingAfterBreak="0">
+  <w:abstractNum w:abstractNumId="8" w15:restartNumberingAfterBreak="0">
+    <w:nsid w:val="51D33F76"/>
+    <w:multiLevelType w:val="multilevel"/>
+    <w:tmpl w:val="712045EA"/>
+    <w:lvl w:ilvl="0">
+      <w:start w:val="1"/>
+      <w:numFmt w:val="decimal"/>
+      <w:lvlText w:val="%1."/>
+      <w:lvlJc w:val="left"/>
+      <w:pPr>
+        <w:ind w:left="720" w:hanging="360"/>
+      </w:pPr>
+      <w:rPr>
+        <w:rFonts w:hint="default"/>
+      </w:rPr>
+    </w:lvl>
+    <w:lvl w:ilvl="1">
+      <w:start w:val="1"/>
+      <w:numFmt w:val="decimal"/>
+      <w:isLgl/>
+      <w:lvlText w:val="%1.%2."/>
+      <w:lvlJc w:val="left"/>
+      <w:pPr>
+        <w:ind w:left="720" w:hanging="360"/>
+      </w:pPr>
+      <w:rPr>
+        <w:rFonts w:hint="default"/>
+      </w:rPr>
+    </w:lvl>
+    <w:lvl w:ilvl="2">
+      <w:start w:val="1"/>
+      <w:numFmt w:val="decimal"/>
+      <w:isLgl/>
+      <w:lvlText w:val="%1.%2.%3."/>
+      <w:lvlJc w:val="left"/>
+      <w:pPr>
+        <w:ind w:left="1080" w:hanging="720"/>
+      </w:pPr>
+      <w:rPr>
+        <w:rFonts w:hint="default"/>
+      </w:rPr>
+    </w:lvl>
+    <w:lvl w:ilvl="3">
+      <w:start w:val="1"/>
+      <w:numFmt w:val="decimal"/>
+      <w:isLgl/>
+      <w:lvlText w:val="%1.%2.%3.%4."/>
+      <w:lvlJc w:val="left"/>
+      <w:pPr>
+        <w:ind w:left="1080" w:hanging="720"/>
+      </w:pPr>
+      <w:rPr>
+        <w:rFonts w:hint="default"/>
+      </w:rPr>
+    </w:lvl>
+    <w:lvl w:ilvl="4">
+      <w:start w:val="1"/>
+      <w:numFmt w:val="decimal"/>
+      <w:isLgl/>
+      <w:lvlText w:val="%1.%2.%3.%4.%5."/>
+      <w:lvlJc w:val="left"/>
+      <w:pPr>
+        <w:ind w:left="1440" w:hanging="1080"/>
+      </w:pPr>
+      <w:rPr>
+        <w:rFonts w:hint="default"/>
+      </w:rPr>
+    </w:lvl>
+    <w:lvl w:ilvl="5">
+      <w:start w:val="1"/>
+      <w:numFmt w:val="decimal"/>
+      <w:isLgl/>
+      <w:lvlText w:val="%1.%2.%3.%4.%5.%6."/>
+      <w:lvlJc w:val="left"/>
+      <w:pPr>
+        <w:ind w:left="1440" w:hanging="1080"/>
+      </w:pPr>
+      <w:rPr>
+        <w:rFonts w:hint="default"/>
+      </w:rPr>
+    </w:lvl>
+    <w:lvl w:ilvl="6">
+      <w:start w:val="1"/>
+      <w:numFmt w:val="decimal"/>
+      <w:isLgl/>
+      <w:lvlText w:val="%1.%2.%3.%4.%5.%6.%7."/>
+      <w:lvlJc w:val="left"/>
+      <w:pPr>
+        <w:ind w:left="1440" w:hanging="1080"/>
+      </w:pPr>
+      <w:rPr>
+        <w:rFonts w:hint="default"/>
+      </w:rPr>
+    </w:lvl>
+    <w:lvl w:ilvl="7">
+      <w:start w:val="1"/>
+      <w:numFmt w:val="decimal"/>
+      <w:isLgl/>
+      <w:lvlText w:val="%1.%2.%3.%4.%5.%6.%7.%8."/>
+      <w:lvlJc w:val="left"/>
+      <w:pPr>
+        <w:ind w:left="1800" w:hanging="1440"/>
+      </w:pPr>
+      <w:rPr>
+        <w:rFonts w:hint="default"/>
+      </w:rPr>
+    </w:lvl>
+    <w:lvl w:ilvl="8">
+      <w:start w:val="1"/>
+      <w:numFmt w:val="decimal"/>
+      <w:isLgl/>
+      <w:lvlText w:val="%1.%2.%3.%4.%5.%6.%7.%8.%9."/>
+      <w:lvlJc w:val="left"/>
+      <w:pPr>
+        <w:ind w:left="1800" w:hanging="1440"/>
+      </w:pPr>
+      <w:rPr>
+        <w:rFonts w:hint="default"/>
+      </w:rPr>
+    </w:lvl>
+  </w:abstractNum>
+  <w:abstractNum w:abstractNumId="9" w15:restartNumberingAfterBreak="0">
     <w:nsid w:val="77A1322B"/>
     <w:multiLevelType w:val="hybridMultilevel"/>
     <w:tmpl w:val="60ECA236"/>
@@ -6017,7 +8545,7 @@
       </w:rPr>
     </w:lvl>
   </w:abstractNum>
-  <w:abstractNum w:abstractNumId="6" w15:restartNumberingAfterBreak="0">
+  <w:abstractNum w:abstractNumId="10" w15:restartNumberingAfterBreak="0">
     <w:nsid w:val="786C0CA8"/>
     <w:multiLevelType w:val="multilevel"/>
     <w:tmpl w:val="039493C6"/>
@@ -6138,26 +8666,154 @@
       </w:rPr>
     </w:lvl>
   </w:abstractNum>
+  <w:abstractNum w:abstractNumId="11" w15:restartNumberingAfterBreak="0">
+    <w:nsid w:val="7A3646BA"/>
+    <w:multiLevelType w:val="multilevel"/>
+    <w:tmpl w:val="A2DC59E2"/>
+    <w:lvl w:ilvl="0">
+      <w:start w:val="4"/>
+      <w:numFmt w:val="decimal"/>
+      <w:lvlText w:val="%1"/>
+      <w:lvlJc w:val="left"/>
+      <w:pPr>
+        <w:ind w:left="360" w:hanging="360"/>
+      </w:pPr>
+      <w:rPr>
+        <w:rFonts w:hint="default"/>
+      </w:rPr>
+    </w:lvl>
+    <w:lvl w:ilvl="1">
+      <w:start w:val="2"/>
+      <w:numFmt w:val="decimal"/>
+      <w:lvlText w:val="%1.%2"/>
+      <w:lvlJc w:val="left"/>
+      <w:pPr>
+        <w:ind w:left="1080" w:hanging="360"/>
+      </w:pPr>
+      <w:rPr>
+        <w:rFonts w:hint="default"/>
+      </w:rPr>
+    </w:lvl>
+    <w:lvl w:ilvl="2">
+      <w:start w:val="1"/>
+      <w:numFmt w:val="decimal"/>
+      <w:lvlText w:val="%1.%2.%3"/>
+      <w:lvlJc w:val="left"/>
+      <w:pPr>
+        <w:ind w:left="2160" w:hanging="720"/>
+      </w:pPr>
+      <w:rPr>
+        <w:rFonts w:hint="default"/>
+      </w:rPr>
+    </w:lvl>
+    <w:lvl w:ilvl="3">
+      <w:start w:val="1"/>
+      <w:numFmt w:val="decimal"/>
+      <w:lvlText w:val="%1.%2.%3.%4"/>
+      <w:lvlJc w:val="left"/>
+      <w:pPr>
+        <w:ind w:left="2880" w:hanging="720"/>
+      </w:pPr>
+      <w:rPr>
+        <w:rFonts w:hint="default"/>
+      </w:rPr>
+    </w:lvl>
+    <w:lvl w:ilvl="4">
+      <w:start w:val="1"/>
+      <w:numFmt w:val="decimal"/>
+      <w:lvlText w:val="%1.%2.%3.%4.%5"/>
+      <w:lvlJc w:val="left"/>
+      <w:pPr>
+        <w:ind w:left="3960" w:hanging="1080"/>
+      </w:pPr>
+      <w:rPr>
+        <w:rFonts w:hint="default"/>
+      </w:rPr>
+    </w:lvl>
+    <w:lvl w:ilvl="5">
+      <w:start w:val="1"/>
+      <w:numFmt w:val="decimal"/>
+      <w:lvlText w:val="%1.%2.%3.%4.%5.%6"/>
+      <w:lvlJc w:val="left"/>
+      <w:pPr>
+        <w:ind w:left="4680" w:hanging="1080"/>
+      </w:pPr>
+      <w:rPr>
+        <w:rFonts w:hint="default"/>
+      </w:rPr>
+    </w:lvl>
+    <w:lvl w:ilvl="6">
+      <w:start w:val="1"/>
+      <w:numFmt w:val="decimal"/>
+      <w:lvlText w:val="%1.%2.%3.%4.%5.%6.%7"/>
+      <w:lvlJc w:val="left"/>
+      <w:pPr>
+        <w:ind w:left="5760" w:hanging="1440"/>
+      </w:pPr>
+      <w:rPr>
+        <w:rFonts w:hint="default"/>
+      </w:rPr>
+    </w:lvl>
+    <w:lvl w:ilvl="7">
+      <w:start w:val="1"/>
+      <w:numFmt w:val="decimal"/>
+      <w:lvlText w:val="%1.%2.%3.%4.%5.%6.%7.%8"/>
+      <w:lvlJc w:val="left"/>
+      <w:pPr>
+        <w:ind w:left="6480" w:hanging="1440"/>
+      </w:pPr>
+      <w:rPr>
+        <w:rFonts w:hint="default"/>
+      </w:rPr>
+    </w:lvl>
+    <w:lvl w:ilvl="8">
+      <w:start w:val="1"/>
+      <w:numFmt w:val="decimal"/>
+      <w:lvlText w:val="%1.%2.%3.%4.%5.%6.%7.%8.%9"/>
+      <w:lvlJc w:val="left"/>
+      <w:pPr>
+        <w:ind w:left="7560" w:hanging="1800"/>
+      </w:pPr>
+      <w:rPr>
+        <w:rFonts w:hint="default"/>
+      </w:rPr>
+    </w:lvl>
+  </w:abstractNum>
   <w:num w:numId="1">
-    <w:abstractNumId w:val="2"/>
+    <w:abstractNumId w:val="5"/>
   </w:num>
   <w:num w:numId="2">
+    <w:abstractNumId w:val="7"/>
+  </w:num>
+  <w:num w:numId="3">
+    <w:abstractNumId w:val="9"/>
+  </w:num>
+  <w:num w:numId="4">
+    <w:abstractNumId w:val="10"/>
+  </w:num>
+  <w:num w:numId="5">
     <w:abstractNumId w:val="4"/>
   </w:num>
-  <w:num w:numId="3">
-    <w:abstractNumId w:val="5"/>
+  <w:num w:numId="6">
+    <w:abstractNumId w:val="3"/>
   </w:num>
-  <w:num w:numId="4">
+  <w:num w:numId="7">
     <w:abstractNumId w:val="6"/>
   </w:num>
-  <w:num w:numId="5">
+  <w:num w:numId="8">
+    <w:abstractNumId w:val="8"/>
+  </w:num>
+  <w:num w:numId="9">
+    <w:abstractNumId w:val="0"/>
+  </w:num>
+  <w:num w:numId="10">
     <w:abstractNumId w:val="1"/>
   </w:num>
-  <w:num w:numId="6">
-    <w:abstractNumId w:val="0"/>
+  <w:num w:numId="11">
+    <w:abstractNumId w:val="11"/>
   </w:num>
-  <w:num w:numId="7">
-    <w:abstractNumId w:val="3"/>
+  <w:num w:numId="12">
+    <w:abstractNumId w:val="2"/>
   </w:num>
 </w:numbering>
 </file>
